--- a/FASE-1/EVIDENCIAS-GRUPALES/1.5-GUIA-ESTUDIANTE-FASE-1-DEFINICION-PROYECTO-APT.docx
+++ b/FASE-1/EVIDENCIAS-GRUPALES/1.5-GUIA-ESTUDIANTE-FASE-1-DEFINICION-PROYECTO-APT.docx
@@ -119,7 +119,7 @@
                 <w:szCs w:val="24"/>
                 <w:rtl w:val="0"/>
               </w:rPr>
-              <w:t xml:space="preserve">[Nombre del proyecto]</w:t>
+              <w:t xml:space="preserve">Smart RDP</w:t>
             </w:r>
           </w:p>
         </w:tc>
@@ -199,11 +199,7 @@
         <w:widowControl w:val="1"/>
         <w:spacing w:after="200" w:before="200" w:line="360" w:lineRule="auto"/>
         <w:ind w:right="-15"/>
-        <w:rPr>
-          <w:rFonts w:ascii="Arial" w:cs="Arial" w:eastAsia="Arial" w:hAnsi="Arial"/>
-          <w:sz w:val="20"/>
-          <w:szCs w:val="20"/>
-        </w:rPr>
+        <w:rPr/>
       </w:pPr>
       <w:bookmarkStart w:colFirst="0" w:colLast="0" w:name="_heading=h.6te1frgaodgx" w:id="2"/>
       <w:bookmarkEnd w:id="2"/>
@@ -215,7 +211,7 @@
     </w:p>
     <w:sdt>
       <w:sdtPr>
-        <w:id w:val="-1370131850"/>
+        <w:id w:val="1296834471"/>
         <w:docPartObj>
           <w:docPartGallery w:val="Table of Contents"/>
           <w:docPartUnique w:val="1"/>
@@ -228,9 +224,8 @@
             <w:tabs>
               <w:tab w:val="right" w:leader="none" w:pos="12000"/>
             </w:tabs>
-            <w:spacing w:after="0" w:before="60" w:line="240" w:lineRule="auto"/>
+            <w:spacing w:after="0" w:before="60" w:line="360" w:lineRule="auto"/>
             <w:rPr>
-              <w:rFonts w:ascii="Arial" w:cs="Arial" w:eastAsia="Arial" w:hAnsi="Arial"/>
               <w:b w:val="1"/>
               <w:bCs w:val="1"/>
               <w:i w:val="0"/>
@@ -238,8 +233,6 @@
               <w:smallCaps w:val="0"/>
               <w:strike w:val="0"/>
               <w:color w:val="000000"/>
-              <w:sz w:val="22"/>
-              <w:szCs w:val="22"/>
               <w:u w:val="none"/>
               <w:shd w:fill="auto" w:val="clear"/>
               <w:vertAlign w:val="baseline"/>
@@ -253,7 +246,6 @@
           <w:hyperlink w:anchor="_heading=h.3qddtizhxfpm">
             <w:r>
               <w:rPr>
-                <w:rFonts w:ascii="Calibri" w:cs="Calibri" w:eastAsia="Calibri" w:hAnsi="Calibri"/>
                 <w:b w:val="1"/>
                 <w:bCs w:val="1"/>
                 <w:i w:val="0"/>
@@ -261,8 +253,6 @@
                 <w:smallCaps w:val="0"/>
                 <w:strike w:val="0"/>
                 <w:color w:val="000000"/>
-                <w:sz w:val="22"/>
-                <w:szCs w:val="22"/>
                 <w:u w:val="none"/>
                 <w:shd w:fill="auto" w:val="clear"/>
                 <w:vertAlign w:val="baseline"/>
@@ -285,9 +275,8 @@
             <w:tabs>
               <w:tab w:val="right" w:leader="none" w:pos="12000"/>
             </w:tabs>
-            <w:spacing w:after="0" w:before="60" w:line="240" w:lineRule="auto"/>
+            <w:spacing w:after="0" w:before="60" w:line="360" w:lineRule="auto"/>
             <w:rPr>
-              <w:rFonts w:ascii="Arial" w:cs="Arial" w:eastAsia="Arial" w:hAnsi="Arial"/>
               <w:b w:val="1"/>
               <w:bCs w:val="1"/>
               <w:i w:val="0"/>
@@ -295,8 +284,6 @@
               <w:smallCaps w:val="0"/>
               <w:strike w:val="0"/>
               <w:color w:val="000000"/>
-              <w:sz w:val="22"/>
-              <w:szCs w:val="22"/>
               <w:u w:val="none"/>
               <w:shd w:fill="auto" w:val="clear"/>
               <w:vertAlign w:val="baseline"/>
@@ -305,7 +292,6 @@
           <w:hyperlink w:anchor="_heading=h.bowzq23dsgof">
             <w:r>
               <w:rPr>
-                <w:rFonts w:ascii="Calibri" w:cs="Calibri" w:eastAsia="Calibri" w:hAnsi="Calibri"/>
                 <w:b w:val="1"/>
                 <w:bCs w:val="1"/>
                 <w:i w:val="0"/>
@@ -313,8 +299,6 @@
                 <w:smallCaps w:val="0"/>
                 <w:strike w:val="0"/>
                 <w:color w:val="000000"/>
-                <w:sz w:val="22"/>
-                <w:szCs w:val="22"/>
                 <w:u w:val="none"/>
                 <w:shd w:fill="auto" w:val="clear"/>
                 <w:vertAlign w:val="baseline"/>
@@ -337,9 +321,8 @@
             <w:tabs>
               <w:tab w:val="right" w:leader="none" w:pos="12000"/>
             </w:tabs>
-            <w:spacing w:after="0" w:before="60" w:line="240" w:lineRule="auto"/>
+            <w:spacing w:after="0" w:before="60" w:line="360" w:lineRule="auto"/>
             <w:rPr>
-              <w:rFonts w:ascii="Arial" w:cs="Arial" w:eastAsia="Arial" w:hAnsi="Arial"/>
               <w:b w:val="1"/>
               <w:bCs w:val="1"/>
               <w:i w:val="0"/>
@@ -347,8 +330,6 @@
               <w:smallCaps w:val="0"/>
               <w:strike w:val="0"/>
               <w:color w:val="000000"/>
-              <w:sz w:val="22"/>
-              <w:szCs w:val="22"/>
               <w:u w:val="none"/>
               <w:shd w:fill="auto" w:val="clear"/>
               <w:vertAlign w:val="baseline"/>
@@ -357,7 +338,6 @@
           <w:hyperlink w:anchor="_heading=h.xj1y9tffpjxb">
             <w:r>
               <w:rPr>
-                <w:rFonts w:ascii="Calibri" w:cs="Calibri" w:eastAsia="Calibri" w:hAnsi="Calibri"/>
                 <w:b w:val="1"/>
                 <w:bCs w:val="1"/>
                 <w:i w:val="0"/>
@@ -365,8 +345,6 @@
                 <w:smallCaps w:val="0"/>
                 <w:strike w:val="0"/>
                 <w:color w:val="000000"/>
-                <w:sz w:val="22"/>
-                <w:szCs w:val="22"/>
                 <w:u w:val="none"/>
                 <w:shd w:fill="auto" w:val="clear"/>
                 <w:vertAlign w:val="baseline"/>
@@ -389,19 +367,14 @@
             <w:tabs>
               <w:tab w:val="right" w:leader="none" w:pos="12000"/>
             </w:tabs>
-            <w:spacing w:after="0" w:before="60" w:line="240" w:lineRule="auto"/>
+            <w:spacing w:after="0" w:before="60" w:line="360" w:lineRule="auto"/>
             <w:ind w:left="360" w:firstLine="0"/>
             <w:rPr>
-              <w:rFonts w:ascii="Arial" w:cs="Arial" w:eastAsia="Arial" w:hAnsi="Arial"/>
-              <w:b w:val="0"/>
-              <w:bCs w:val="0"/>
               <w:i w:val="0"/>
               <w:iCs w:val="0"/>
               <w:smallCaps w:val="0"/>
               <w:strike w:val="0"/>
               <w:color w:val="000000"/>
-              <w:sz w:val="22"/>
-              <w:szCs w:val="22"/>
               <w:u w:val="none"/>
               <w:shd w:fill="auto" w:val="clear"/>
               <w:vertAlign w:val="baseline"/>
@@ -410,16 +383,11 @@
           <w:hyperlink w:anchor="_heading=h.lz2067z0d0va">
             <w:r>
               <w:rPr>
-                <w:rFonts w:ascii="Calibri" w:cs="Calibri" w:eastAsia="Calibri" w:hAnsi="Calibri"/>
-                <w:b w:val="0"/>
-                <w:bCs w:val="0"/>
                 <w:i w:val="0"/>
                 <w:iCs w:val="0"/>
                 <w:smallCaps w:val="0"/>
                 <w:strike w:val="0"/>
                 <w:color w:val="000000"/>
-                <w:sz w:val="22"/>
-                <w:szCs w:val="22"/>
                 <w:u w:val="none"/>
                 <w:shd w:fill="auto" w:val="clear"/>
                 <w:vertAlign w:val="baseline"/>
@@ -442,19 +410,14 @@
             <w:tabs>
               <w:tab w:val="right" w:leader="none" w:pos="12000"/>
             </w:tabs>
-            <w:spacing w:after="0" w:before="60" w:line="240" w:lineRule="auto"/>
+            <w:spacing w:after="0" w:before="60" w:line="360" w:lineRule="auto"/>
             <w:ind w:left="360" w:firstLine="0"/>
             <w:rPr>
-              <w:rFonts w:ascii="Arial" w:cs="Arial" w:eastAsia="Arial" w:hAnsi="Arial"/>
-              <w:b w:val="0"/>
-              <w:bCs w:val="0"/>
               <w:i w:val="0"/>
               <w:iCs w:val="0"/>
               <w:smallCaps w:val="0"/>
               <w:strike w:val="0"/>
               <w:color w:val="000000"/>
-              <w:sz w:val="22"/>
-              <w:szCs w:val="22"/>
               <w:u w:val="none"/>
               <w:shd w:fill="auto" w:val="clear"/>
               <w:vertAlign w:val="baseline"/>
@@ -463,16 +426,11 @@
           <w:hyperlink w:anchor="_heading=h.6r6jff5xu8dg">
             <w:r>
               <w:rPr>
-                <w:rFonts w:ascii="Calibri" w:cs="Calibri" w:eastAsia="Calibri" w:hAnsi="Calibri"/>
-                <w:b w:val="0"/>
-                <w:bCs w:val="0"/>
                 <w:i w:val="0"/>
                 <w:iCs w:val="0"/>
                 <w:smallCaps w:val="0"/>
                 <w:strike w:val="0"/>
                 <w:color w:val="000000"/>
-                <w:sz w:val="22"/>
-                <w:szCs w:val="22"/>
                 <w:u w:val="none"/>
                 <w:shd w:fill="auto" w:val="clear"/>
                 <w:vertAlign w:val="baseline"/>
@@ -495,19 +453,14 @@
             <w:tabs>
               <w:tab w:val="right" w:leader="none" w:pos="12000"/>
             </w:tabs>
-            <w:spacing w:after="0" w:before="60" w:line="240" w:lineRule="auto"/>
+            <w:spacing w:after="0" w:before="60" w:line="360" w:lineRule="auto"/>
             <w:ind w:left="360" w:firstLine="0"/>
             <w:rPr>
-              <w:rFonts w:ascii="Arial" w:cs="Arial" w:eastAsia="Arial" w:hAnsi="Arial"/>
-              <w:b w:val="0"/>
-              <w:bCs w:val="0"/>
               <w:i w:val="0"/>
               <w:iCs w:val="0"/>
               <w:smallCaps w:val="0"/>
               <w:strike w:val="0"/>
               <w:color w:val="000000"/>
-              <w:sz w:val="22"/>
-              <w:szCs w:val="22"/>
               <w:u w:val="none"/>
               <w:shd w:fill="auto" w:val="clear"/>
               <w:vertAlign w:val="baseline"/>
@@ -516,16 +469,11 @@
           <w:hyperlink w:anchor="_heading=h.r9d3an9l4pfs">
             <w:r>
               <w:rPr>
-                <w:rFonts w:ascii="Calibri" w:cs="Calibri" w:eastAsia="Calibri" w:hAnsi="Calibri"/>
-                <w:b w:val="0"/>
-                <w:bCs w:val="0"/>
                 <w:i w:val="0"/>
                 <w:iCs w:val="0"/>
                 <w:smallCaps w:val="0"/>
                 <w:strike w:val="0"/>
                 <w:color w:val="000000"/>
-                <w:sz w:val="22"/>
-                <w:szCs w:val="22"/>
                 <w:u w:val="none"/>
                 <w:shd w:fill="auto" w:val="clear"/>
                 <w:vertAlign w:val="baseline"/>
@@ -548,45 +496,35 @@
             <w:tabs>
               <w:tab w:val="right" w:leader="none" w:pos="12000"/>
             </w:tabs>
-            <w:spacing w:after="0" w:before="60" w:line="240" w:lineRule="auto"/>
+            <w:spacing w:after="0" w:before="60" w:line="360" w:lineRule="auto"/>
             <w:ind w:left="360" w:firstLine="0"/>
             <w:rPr>
-              <w:rFonts w:ascii="Arial" w:cs="Arial" w:eastAsia="Arial" w:hAnsi="Arial"/>
-              <w:b w:val="0"/>
-              <w:bCs w:val="0"/>
               <w:i w:val="0"/>
               <w:iCs w:val="0"/>
               <w:smallCaps w:val="0"/>
               <w:strike w:val="0"/>
               <w:color w:val="000000"/>
-              <w:sz w:val="22"/>
-              <w:szCs w:val="22"/>
               <w:u w:val="none"/>
               <w:shd w:fill="auto" w:val="clear"/>
               <w:vertAlign w:val="baseline"/>
             </w:rPr>
           </w:pPr>
-          <w:hyperlink w:anchor="_heading=h.onbqefxu27nv">
+          <w:hyperlink w:anchor="_heading=h.5svfx3imqosf">
             <w:r>
               <w:rPr>
-                <w:rFonts w:ascii="Calibri" w:cs="Calibri" w:eastAsia="Calibri" w:hAnsi="Calibri"/>
-                <w:b w:val="0"/>
-                <w:bCs w:val="0"/>
                 <w:i w:val="0"/>
                 <w:iCs w:val="0"/>
                 <w:smallCaps w:val="0"/>
                 <w:strike w:val="0"/>
                 <w:color w:val="000000"/>
-                <w:sz w:val="22"/>
-                <w:szCs w:val="22"/>
                 <w:u w:val="none"/>
                 <w:shd w:fill="auto" w:val="clear"/>
                 <w:vertAlign w:val="baseline"/>
                 <w:rtl w:val="0"/>
               </w:rPr>
-              <w:t xml:space="preserve">3.4. Relación con los intereses profesionales</w:t>
+              <w:t xml:space="preserve">3.4. Factibilidad de desarrollo del Proyecto APT</w:t>
               <w:tab/>
-              <w:t xml:space="preserve">6</w:t>
+              <w:t xml:space="preserve">7</w:t>
             </w:r>
           </w:hyperlink>
           <w:r>
@@ -601,62 +539,8 @@
             <w:tabs>
               <w:tab w:val="right" w:leader="none" w:pos="12000"/>
             </w:tabs>
-            <w:spacing w:after="0" w:before="60" w:line="240" w:lineRule="auto"/>
-            <w:ind w:left="360" w:firstLine="0"/>
+            <w:spacing w:after="0" w:before="60" w:line="360" w:lineRule="auto"/>
             <w:rPr>
-              <w:rFonts w:ascii="Arial" w:cs="Arial" w:eastAsia="Arial" w:hAnsi="Arial"/>
-              <w:b w:val="0"/>
-              <w:bCs w:val="0"/>
-              <w:i w:val="0"/>
-              <w:iCs w:val="0"/>
-              <w:smallCaps w:val="0"/>
-              <w:strike w:val="0"/>
-              <w:color w:val="000000"/>
-              <w:sz w:val="22"/>
-              <w:szCs w:val="22"/>
-              <w:u w:val="none"/>
-              <w:shd w:fill="auto" w:val="clear"/>
-              <w:vertAlign w:val="baseline"/>
-            </w:rPr>
-          </w:pPr>
-          <w:hyperlink w:anchor="_heading=h.5svfx3imqosf">
-            <w:r>
-              <w:rPr>
-                <w:rFonts w:ascii="Calibri" w:cs="Calibri" w:eastAsia="Calibri" w:hAnsi="Calibri"/>
-                <w:b w:val="0"/>
-                <w:bCs w:val="0"/>
-                <w:i w:val="0"/>
-                <w:iCs w:val="0"/>
-                <w:smallCaps w:val="0"/>
-                <w:strike w:val="0"/>
-                <w:color w:val="000000"/>
-                <w:sz w:val="22"/>
-                <w:szCs w:val="22"/>
-                <w:u w:val="none"/>
-                <w:shd w:fill="auto" w:val="clear"/>
-                <w:vertAlign w:val="baseline"/>
-                <w:rtl w:val="0"/>
-              </w:rPr>
-              <w:t xml:space="preserve">3.5. Factibilidad de desarrollo del Proyecto APT</w:t>
-              <w:tab/>
-              <w:t xml:space="preserve">6</w:t>
-            </w:r>
-          </w:hyperlink>
-          <w:r>
-            <w:rPr>
-              <w:rtl w:val="0"/>
-            </w:rPr>
-          </w:r>
-        </w:p>
-        <w:p>
-          <w:pPr>
-            <w:widowControl w:val="0"/>
-            <w:tabs>
-              <w:tab w:val="right" w:leader="none" w:pos="12000"/>
-            </w:tabs>
-            <w:spacing w:after="0" w:before="60" w:line="240" w:lineRule="auto"/>
-            <w:rPr>
-              <w:rFonts w:ascii="Arial" w:cs="Arial" w:eastAsia="Arial" w:hAnsi="Arial"/>
               <w:b w:val="1"/>
               <w:bCs w:val="1"/>
               <w:i w:val="0"/>
@@ -664,8 +548,6 @@
               <w:smallCaps w:val="0"/>
               <w:strike w:val="0"/>
               <w:color w:val="000000"/>
-              <w:sz w:val="22"/>
-              <w:szCs w:val="22"/>
               <w:u w:val="none"/>
               <w:shd w:fill="auto" w:val="clear"/>
               <w:vertAlign w:val="baseline"/>
@@ -674,7 +556,6 @@
           <w:hyperlink w:anchor="_heading=h.jra8rcgteju2">
             <w:r>
               <w:rPr>
-                <w:rFonts w:ascii="Calibri" w:cs="Calibri" w:eastAsia="Calibri" w:hAnsi="Calibri"/>
                 <w:b w:val="1"/>
                 <w:bCs w:val="1"/>
                 <w:i w:val="0"/>
@@ -682,8 +563,6 @@
                 <w:smallCaps w:val="0"/>
                 <w:strike w:val="0"/>
                 <w:color w:val="000000"/>
-                <w:sz w:val="22"/>
-                <w:szCs w:val="22"/>
                 <w:u w:val="none"/>
                 <w:shd w:fill="auto" w:val="clear"/>
                 <w:vertAlign w:val="baseline"/>
@@ -706,19 +585,14 @@
             <w:tabs>
               <w:tab w:val="right" w:leader="none" w:pos="12000"/>
             </w:tabs>
-            <w:spacing w:after="0" w:before="60" w:line="240" w:lineRule="auto"/>
+            <w:spacing w:after="0" w:before="60" w:line="360" w:lineRule="auto"/>
             <w:ind w:left="360" w:firstLine="0"/>
             <w:rPr>
-              <w:rFonts w:ascii="Arial" w:cs="Arial" w:eastAsia="Arial" w:hAnsi="Arial"/>
-              <w:b w:val="0"/>
-              <w:bCs w:val="0"/>
               <w:i w:val="0"/>
               <w:iCs w:val="0"/>
               <w:smallCaps w:val="0"/>
               <w:strike w:val="0"/>
               <w:color w:val="000000"/>
-              <w:sz w:val="22"/>
-              <w:szCs w:val="22"/>
               <w:u w:val="none"/>
               <w:shd w:fill="auto" w:val="clear"/>
               <w:vertAlign w:val="baseline"/>
@@ -727,16 +601,11 @@
           <w:hyperlink w:anchor="_heading=h.rmv6r4dhb0j1">
             <w:r>
               <w:rPr>
-                <w:rFonts w:ascii="Calibri" w:cs="Calibri" w:eastAsia="Calibri" w:hAnsi="Calibri"/>
-                <w:b w:val="0"/>
-                <w:bCs w:val="0"/>
                 <w:i w:val="0"/>
                 <w:iCs w:val="0"/>
                 <w:smallCaps w:val="0"/>
                 <w:strike w:val="0"/>
                 <w:color w:val="000000"/>
-                <w:sz w:val="22"/>
-                <w:szCs w:val="22"/>
                 <w:u w:val="none"/>
                 <w:shd w:fill="auto" w:val="clear"/>
                 <w:vertAlign w:val="baseline"/>
@@ -759,9 +628,8 @@
             <w:tabs>
               <w:tab w:val="right" w:leader="none" w:pos="12000"/>
             </w:tabs>
-            <w:spacing w:after="0" w:before="60" w:line="240" w:lineRule="auto"/>
+            <w:spacing w:after="0" w:before="60" w:line="360" w:lineRule="auto"/>
             <w:rPr>
-              <w:rFonts w:ascii="Arial" w:cs="Arial" w:eastAsia="Arial" w:hAnsi="Arial"/>
               <w:b w:val="1"/>
               <w:bCs w:val="1"/>
               <w:i w:val="0"/>
@@ -769,8 +637,6 @@
               <w:smallCaps w:val="0"/>
               <w:strike w:val="0"/>
               <w:color w:val="000000"/>
-              <w:sz w:val="22"/>
-              <w:szCs w:val="22"/>
               <w:u w:val="none"/>
               <w:shd w:fill="auto" w:val="clear"/>
               <w:vertAlign w:val="baseline"/>
@@ -779,7 +645,6 @@
           <w:hyperlink w:anchor="_heading=h.ka8qebs2ewrl">
             <w:r>
               <w:rPr>
-                <w:rFonts w:ascii="Calibri" w:cs="Calibri" w:eastAsia="Calibri" w:hAnsi="Calibri"/>
                 <w:b w:val="1"/>
                 <w:bCs w:val="1"/>
                 <w:i w:val="0"/>
@@ -787,8 +652,6 @@
                 <w:smallCaps w:val="0"/>
                 <w:strike w:val="0"/>
                 <w:color w:val="000000"/>
-                <w:sz w:val="22"/>
-                <w:szCs w:val="22"/>
                 <w:u w:val="none"/>
                 <w:shd w:fill="auto" w:val="clear"/>
                 <w:vertAlign w:val="baseline"/>
@@ -796,7 +659,7 @@
               </w:rPr>
               <w:t xml:space="preserve">5. Metodologías</w:t>
               <w:tab/>
-              <w:t xml:space="preserve">9</w:t>
+              <w:t xml:space="preserve">10</w:t>
             </w:r>
           </w:hyperlink>
           <w:r>
@@ -811,19 +674,14 @@
             <w:tabs>
               <w:tab w:val="right" w:leader="none" w:pos="12000"/>
             </w:tabs>
-            <w:spacing w:after="0" w:before="60" w:line="240" w:lineRule="auto"/>
+            <w:spacing w:after="0" w:before="60" w:line="360" w:lineRule="auto"/>
             <w:ind w:left="360" w:firstLine="0"/>
             <w:rPr>
-              <w:rFonts w:ascii="Arial" w:cs="Arial" w:eastAsia="Arial" w:hAnsi="Arial"/>
-              <w:b w:val="0"/>
-              <w:bCs w:val="0"/>
               <w:i w:val="0"/>
               <w:iCs w:val="0"/>
               <w:smallCaps w:val="0"/>
               <w:strike w:val="0"/>
               <w:color w:val="000000"/>
-              <w:sz w:val="22"/>
-              <w:szCs w:val="22"/>
               <w:u w:val="none"/>
               <w:shd w:fill="auto" w:val="clear"/>
               <w:vertAlign w:val="baseline"/>
@@ -832,16 +690,11 @@
           <w:hyperlink w:anchor="_heading=h.wiuzfs6m5jst">
             <w:r>
               <w:rPr>
-                <w:rFonts w:ascii="Calibri" w:cs="Calibri" w:eastAsia="Calibri" w:hAnsi="Calibri"/>
-                <w:b w:val="0"/>
-                <w:bCs w:val="0"/>
                 <w:i w:val="0"/>
                 <w:iCs w:val="0"/>
                 <w:smallCaps w:val="0"/>
                 <w:strike w:val="0"/>
                 <w:color w:val="000000"/>
-                <w:sz w:val="22"/>
-                <w:szCs w:val="22"/>
                 <w:u w:val="none"/>
                 <w:shd w:fill="auto" w:val="clear"/>
                 <w:vertAlign w:val="baseline"/>
@@ -849,7 +702,7 @@
               </w:rPr>
               <w:t xml:space="preserve">5.1. Elección de metodología</w:t>
               <w:tab/>
-              <w:t xml:space="preserve">12</w:t>
+              <w:t xml:space="preserve">11</w:t>
             </w:r>
           </w:hyperlink>
           <w:r>
@@ -864,19 +717,14 @@
             <w:tabs>
               <w:tab w:val="right" w:leader="none" w:pos="12000"/>
             </w:tabs>
-            <w:spacing w:after="0" w:before="60" w:line="240" w:lineRule="auto"/>
+            <w:spacing w:after="0" w:before="60" w:line="360" w:lineRule="auto"/>
             <w:ind w:left="360" w:firstLine="0"/>
             <w:rPr>
-              <w:rFonts w:ascii="Arial" w:cs="Arial" w:eastAsia="Arial" w:hAnsi="Arial"/>
-              <w:b w:val="0"/>
-              <w:bCs w:val="0"/>
               <w:i w:val="0"/>
               <w:iCs w:val="0"/>
               <w:smallCaps w:val="0"/>
               <w:strike w:val="0"/>
               <w:color w:val="000000"/>
-              <w:sz w:val="22"/>
-              <w:szCs w:val="22"/>
               <w:u w:val="none"/>
               <w:shd w:fill="auto" w:val="clear"/>
               <w:vertAlign w:val="baseline"/>
@@ -885,16 +733,11 @@
           <w:hyperlink w:anchor="_heading=h.dnytnzwumsxe">
             <w:r>
               <w:rPr>
-                <w:rFonts w:ascii="Calibri" w:cs="Calibri" w:eastAsia="Calibri" w:hAnsi="Calibri"/>
-                <w:b w:val="0"/>
-                <w:bCs w:val="0"/>
                 <w:i w:val="0"/>
                 <w:iCs w:val="0"/>
                 <w:smallCaps w:val="0"/>
                 <w:strike w:val="0"/>
                 <w:color w:val="000000"/>
-                <w:sz w:val="22"/>
-                <w:szCs w:val="22"/>
                 <w:u w:val="none"/>
                 <w:shd w:fill="auto" w:val="clear"/>
                 <w:vertAlign w:val="baseline"/>
@@ -917,9 +760,8 @@
             <w:tabs>
               <w:tab w:val="right" w:leader="none" w:pos="12000"/>
             </w:tabs>
-            <w:spacing w:after="0" w:before="60" w:line="240" w:lineRule="auto"/>
+            <w:spacing w:after="0" w:before="60" w:line="360" w:lineRule="auto"/>
             <w:rPr>
-              <w:rFonts w:ascii="Arial" w:cs="Arial" w:eastAsia="Arial" w:hAnsi="Arial"/>
               <w:b w:val="1"/>
               <w:bCs w:val="1"/>
               <w:i w:val="0"/>
@@ -927,8 +769,6 @@
               <w:smallCaps w:val="0"/>
               <w:strike w:val="0"/>
               <w:color w:val="000000"/>
-              <w:sz w:val="22"/>
-              <w:szCs w:val="22"/>
               <w:u w:val="none"/>
               <w:shd w:fill="auto" w:val="clear"/>
               <w:vertAlign w:val="baseline"/>
@@ -937,7 +777,6 @@
           <w:hyperlink w:anchor="_heading=h.55wgu2518mg3">
             <w:r>
               <w:rPr>
-                <w:rFonts w:ascii="Calibri" w:cs="Calibri" w:eastAsia="Calibri" w:hAnsi="Calibri"/>
                 <w:b w:val="1"/>
                 <w:bCs w:val="1"/>
                 <w:i w:val="0"/>
@@ -945,14 +784,58 @@
                 <w:smallCaps w:val="0"/>
                 <w:strike w:val="0"/>
                 <w:color w:val="000000"/>
-                <w:sz w:val="22"/>
-                <w:szCs w:val="22"/>
                 <w:u w:val="none"/>
                 <w:shd w:fill="auto" w:val="clear"/>
                 <w:vertAlign w:val="baseline"/>
                 <w:rtl w:val="0"/>
               </w:rPr>
               <w:t xml:space="preserve">6. Evidencias</w:t>
+              <w:tab/>
+              <w:t xml:space="preserve">12</w:t>
+            </w:r>
+          </w:hyperlink>
+          <w:r>
+            <w:rPr>
+              <w:rtl w:val="0"/>
+            </w:rPr>
+          </w:r>
+        </w:p>
+        <w:p>
+          <w:pPr>
+            <w:widowControl w:val="0"/>
+            <w:tabs>
+              <w:tab w:val="right" w:leader="none" w:pos="12000"/>
+            </w:tabs>
+            <w:spacing w:after="0" w:before="60" w:line="360" w:lineRule="auto"/>
+            <w:rPr>
+              <w:b w:val="1"/>
+              <w:bCs w:val="1"/>
+              <w:i w:val="0"/>
+              <w:iCs w:val="0"/>
+              <w:smallCaps w:val="0"/>
+              <w:strike w:val="0"/>
+              <w:color w:val="000000"/>
+              <w:u w:val="none"/>
+              <w:shd w:fill="auto" w:val="clear"/>
+              <w:vertAlign w:val="baseline"/>
+            </w:rPr>
+          </w:pPr>
+          <w:hyperlink w:anchor="_heading=h.fcndawblmveu">
+            <w:r>
+              <w:rPr>
+                <w:b w:val="1"/>
+                <w:bCs w:val="1"/>
+                <w:i w:val="0"/>
+                <w:iCs w:val="0"/>
+                <w:smallCaps w:val="0"/>
+                <w:strike w:val="0"/>
+                <w:color w:val="000000"/>
+                <w:u w:val="none"/>
+                <w:shd w:fill="auto" w:val="clear"/>
+                <w:vertAlign w:val="baseline"/>
+                <w:rtl w:val="0"/>
+              </w:rPr>
+              <w:t xml:space="preserve">7. EDT</w:t>
               <w:tab/>
               <w:t xml:space="preserve">13</w:t>
             </w:r>
@@ -969,9 +852,8 @@
             <w:tabs>
               <w:tab w:val="right" w:leader="none" w:pos="12000"/>
             </w:tabs>
-            <w:spacing w:after="0" w:before="60" w:line="240" w:lineRule="auto"/>
+            <w:spacing w:after="0" w:before="60" w:line="360" w:lineRule="auto"/>
             <w:rPr>
-              <w:rFonts w:ascii="Arial" w:cs="Arial" w:eastAsia="Arial" w:hAnsi="Arial"/>
               <w:b w:val="1"/>
               <w:bCs w:val="1"/>
               <w:i w:val="0"/>
@@ -979,17 +861,14 @@
               <w:smallCaps w:val="0"/>
               <w:strike w:val="0"/>
               <w:color w:val="000000"/>
-              <w:sz w:val="22"/>
-              <w:szCs w:val="22"/>
               <w:u w:val="none"/>
               <w:shd w:fill="auto" w:val="clear"/>
               <w:vertAlign w:val="baseline"/>
             </w:rPr>
           </w:pPr>
-          <w:hyperlink w:anchor="_heading=h.sek607olkzyw">
+          <w:hyperlink w:anchor="_heading=h.bhkk27fcenri">
             <w:r>
               <w:rPr>
-                <w:rFonts w:ascii="Calibri" w:cs="Calibri" w:eastAsia="Calibri" w:hAnsi="Calibri"/>
                 <w:b w:val="1"/>
                 <w:bCs w:val="1"/>
                 <w:i w:val="0"/>
@@ -997,14 +876,12 @@
                 <w:smallCaps w:val="0"/>
                 <w:strike w:val="0"/>
                 <w:color w:val="000000"/>
-                <w:sz w:val="22"/>
-                <w:szCs w:val="22"/>
                 <w:u w:val="none"/>
                 <w:shd w:fill="auto" w:val="clear"/>
                 <w:vertAlign w:val="baseline"/>
                 <w:rtl w:val="0"/>
               </w:rPr>
-              <w:t xml:space="preserve">7. Plan de Trabajo</w:t>
+              <w:t xml:space="preserve">8. Historias de usuario</w:t>
               <w:tab/>
               <w:t xml:space="preserve">13</w:t>
             </w:r>
@@ -1021,9 +898,8 @@
             <w:tabs>
               <w:tab w:val="right" w:leader="none" w:pos="12000"/>
             </w:tabs>
-            <w:spacing w:after="0" w:before="60" w:line="240" w:lineRule="auto"/>
+            <w:spacing w:after="0" w:before="60" w:line="360" w:lineRule="auto"/>
             <w:rPr>
-              <w:rFonts w:ascii="Arial" w:cs="Arial" w:eastAsia="Arial" w:hAnsi="Arial"/>
               <w:b w:val="1"/>
               <w:bCs w:val="1"/>
               <w:i w:val="0"/>
@@ -1031,8 +907,52 @@
               <w:smallCaps w:val="0"/>
               <w:strike w:val="0"/>
               <w:color w:val="000000"/>
-              <w:sz w:val="22"/>
-              <w:szCs w:val="22"/>
+              <w:u w:val="none"/>
+              <w:shd w:fill="auto" w:val="clear"/>
+              <w:vertAlign w:val="baseline"/>
+            </w:rPr>
+          </w:pPr>
+          <w:hyperlink w:anchor="_heading=h.sek607olkzyw">
+            <w:r>
+              <w:rPr>
+                <w:b w:val="1"/>
+                <w:bCs w:val="1"/>
+                <w:i w:val="0"/>
+                <w:iCs w:val="0"/>
+                <w:smallCaps w:val="0"/>
+                <w:strike w:val="0"/>
+                <w:color w:val="000000"/>
+                <w:u w:val="none"/>
+                <w:shd w:fill="auto" w:val="clear"/>
+                <w:vertAlign w:val="baseline"/>
+                <w:rtl w:val="0"/>
+              </w:rPr>
+              <w:t xml:space="preserve">9. Plan de Trabajo</w:t>
+              <w:tab/>
+              <w:t xml:space="preserve">13</w:t>
+            </w:r>
+          </w:hyperlink>
+          <w:r>
+            <w:rPr>
+              <w:rtl w:val="0"/>
+            </w:rPr>
+          </w:r>
+        </w:p>
+        <w:p>
+          <w:pPr>
+            <w:widowControl w:val="0"/>
+            <w:tabs>
+              <w:tab w:val="right" w:leader="none" w:pos="12000"/>
+            </w:tabs>
+            <w:spacing w:after="0" w:before="60" w:line="360" w:lineRule="auto"/>
+            <w:rPr>
+              <w:b w:val="1"/>
+              <w:bCs w:val="1"/>
+              <w:i w:val="0"/>
+              <w:iCs w:val="0"/>
+              <w:smallCaps w:val="0"/>
+              <w:strike w:val="0"/>
+              <w:color w:val="000000"/>
               <w:u w:val="none"/>
               <w:shd w:fill="auto" w:val="clear"/>
               <w:vertAlign w:val="baseline"/>
@@ -1041,7 +961,6 @@
           <w:hyperlink w:anchor="_heading=h.rgo04bv72an3">
             <w:r>
               <w:rPr>
-                <w:rFonts w:ascii="Calibri" w:cs="Calibri" w:eastAsia="Calibri" w:hAnsi="Calibri"/>
                 <w:b w:val="1"/>
                 <w:bCs w:val="1"/>
                 <w:i w:val="0"/>
@@ -1049,14 +968,58 @@
                 <w:smallCaps w:val="0"/>
                 <w:strike w:val="0"/>
                 <w:color w:val="000000"/>
-                <w:sz w:val="22"/>
-                <w:szCs w:val="22"/>
                 <w:u w:val="none"/>
                 <w:shd w:fill="auto" w:val="clear"/>
                 <w:vertAlign w:val="baseline"/>
                 <w:rtl w:val="0"/>
               </w:rPr>
-              <w:t xml:space="preserve">8. Carta Gantt</w:t>
+              <w:t xml:space="preserve">10. Carta Gantt</w:t>
+              <w:tab/>
+              <w:t xml:space="preserve">13</w:t>
+            </w:r>
+          </w:hyperlink>
+          <w:r>
+            <w:rPr>
+              <w:rtl w:val="0"/>
+            </w:rPr>
+          </w:r>
+        </w:p>
+        <w:p>
+          <w:pPr>
+            <w:widowControl w:val="0"/>
+            <w:tabs>
+              <w:tab w:val="right" w:leader="none" w:pos="12000"/>
+            </w:tabs>
+            <w:spacing w:after="0" w:before="60" w:line="360" w:lineRule="auto"/>
+            <w:rPr>
+              <w:b w:val="1"/>
+              <w:bCs w:val="1"/>
+              <w:i w:val="0"/>
+              <w:iCs w:val="0"/>
+              <w:smallCaps w:val="0"/>
+              <w:strike w:val="0"/>
+              <w:color w:val="000000"/>
+              <w:u w:val="none"/>
+              <w:shd w:fill="auto" w:val="clear"/>
+              <w:vertAlign w:val="baseline"/>
+            </w:rPr>
+          </w:pPr>
+          <w:hyperlink w:anchor="_heading=h.gm2rzzl1yc2m">
+            <w:r>
+              <w:rPr>
+                <w:b w:val="1"/>
+                <w:bCs w:val="1"/>
+                <w:i w:val="0"/>
+                <w:iCs w:val="0"/>
+                <w:smallCaps w:val="0"/>
+                <w:strike w:val="0"/>
+                <w:color w:val="000000"/>
+                <w:u w:val="none"/>
+                <w:shd w:fill="auto" w:val="clear"/>
+                <w:vertAlign w:val="baseline"/>
+                <w:rtl w:val="0"/>
+              </w:rPr>
+              <w:t xml:space="preserve">11. Anexos</w:t>
               <w:tab/>
               <w:t xml:space="preserve">13</w:t>
             </w:r>
@@ -1081,10 +1044,10 @@
         <w:spacing w:after="200" w:line="360" w:lineRule="auto"/>
         <w:ind w:left="0" w:right="-15" w:firstLine="0"/>
         <w:rPr>
-          <w:rFonts w:ascii="Arial" w:cs="Arial" w:eastAsia="Arial" w:hAnsi="Arial"/>
+          <w:rFonts w:ascii="Calibri" w:cs="Calibri" w:eastAsia="Calibri" w:hAnsi="Calibri"/>
           <w:color w:val="000000"/>
-          <w:sz w:val="20"/>
-          <w:szCs w:val="20"/>
+          <w:sz w:val="22"/>
+          <w:szCs w:val="22"/>
         </w:rPr>
       </w:pPr>
       <w:bookmarkStart w:colFirst="0" w:colLast="0" w:name="_heading=h.xml3xldkj1n7" w:id="3"/>
@@ -1103,7 +1066,7 @@
         <w:pStyle w:val="Heading1"/>
         <w:numPr>
           <w:ilvl w:val="0"/>
-          <w:numId w:val="8"/>
+          <w:numId w:val="9"/>
         </w:numPr>
         <w:spacing w:after="200" w:before="0" w:line="360" w:lineRule="auto"/>
         <w:ind w:left="720" w:hanging="360"/>
@@ -1124,7 +1087,7 @@
     <w:sdt>
       <w:sdtPr>
         <w:lock w:val="contentLocked"/>
-        <w:id w:val="-1858328665"/>
+        <w:id w:val="-62483007"/>
         <w:tag w:val="goog_rdk_0"/>
       </w:sdtPr>
       <w:sdtContent>
@@ -1205,7 +1168,7 @@
                     <w:szCs w:val="24"/>
                     <w:rtl w:val="0"/>
                   </w:rPr>
-                  <w:t xml:space="preserve">Ezequiel Suárez, Carolina Pandora y Lucas Villanueva</w:t>
+                  <w:t xml:space="preserve">Ezequiel Suárez, Carolina Pandorfa y Lucas Villanueva</w:t>
                 </w:r>
               </w:p>
             </w:tc>
@@ -1383,7 +1346,7 @@
         <w:pStyle w:val="Heading1"/>
         <w:numPr>
           <w:ilvl w:val="0"/>
-          <w:numId w:val="8"/>
+          <w:numId w:val="9"/>
         </w:numPr>
         <w:spacing w:line="360" w:lineRule="auto"/>
         <w:ind w:left="720" w:hanging="360"/>
@@ -1404,7 +1367,7 @@
     <w:sdt>
       <w:sdtPr>
         <w:lock w:val="contentLocked"/>
-        <w:id w:val="407538352"/>
+        <w:id w:val="1144134218"/>
         <w:tag w:val="goog_rdk_1"/>
       </w:sdtPr>
       <w:sdtContent>
@@ -1573,7 +1536,7 @@
                 <w:pPr>
                   <w:numPr>
                     <w:ilvl w:val="0"/>
-                    <w:numId w:val="7"/>
+                    <w:numId w:val="8"/>
                   </w:numPr>
                   <w:spacing w:after="0" w:afterAutospacing="0" w:line="276" w:lineRule="auto"/>
                   <w:ind w:left="720" w:hanging="360"/>
@@ -1595,7 +1558,7 @@
                 <w:pPr>
                   <w:numPr>
                     <w:ilvl w:val="0"/>
-                    <w:numId w:val="7"/>
+                    <w:numId w:val="8"/>
                   </w:numPr>
                   <w:spacing w:after="0" w:afterAutospacing="0" w:line="276" w:lineRule="auto"/>
                   <w:ind w:left="720" w:hanging="360"/>
@@ -1617,7 +1580,7 @@
                 <w:pPr>
                   <w:numPr>
                     <w:ilvl w:val="0"/>
-                    <w:numId w:val="7"/>
+                    <w:numId w:val="8"/>
                   </w:numPr>
                   <w:spacing w:after="160" w:line="276" w:lineRule="auto"/>
                   <w:ind w:left="720" w:hanging="360"/>
@@ -1665,7 +1628,7 @@
         <w:pStyle w:val="Heading1"/>
         <w:numPr>
           <w:ilvl w:val="0"/>
-          <w:numId w:val="8"/>
+          <w:numId w:val="9"/>
         </w:numPr>
         <w:spacing w:after="0" w:afterAutospacing="0" w:line="360" w:lineRule="auto"/>
         <w:ind w:left="720" w:hanging="360"/>
@@ -1688,7 +1651,7 @@
         <w:pStyle w:val="Heading2"/>
         <w:numPr>
           <w:ilvl w:val="1"/>
-          <w:numId w:val="8"/>
+          <w:numId w:val="9"/>
         </w:numPr>
         <w:spacing w:before="0" w:beforeAutospacing="0" w:line="360" w:lineRule="auto"/>
         <w:ind w:left="1440" w:hanging="360"/>
@@ -1716,7 +1679,7 @@
         <w:rPr>
           <w:rtl w:val="0"/>
         </w:rPr>
-        <w:t xml:space="preserve">Escogimos este tema porque un integrante del equipo trabaja directamente en la organización, lo que nos permitió conocer de primera mano el problema y a sus involucrados. Es una problemática relevante para la Ingeniería en Informática, ya que refleja cómo procesos manuales y poco formalizados pueden generar pérdida de trazabilidad, descuadres de información y sobrecarga de trabajo.</w:t>
+        <w:t xml:space="preserve">Se escogió este tema porque un integrante del equipo trabaja directamente en la organización, lo que permitió conocer de primera mano el problema y a sus involucrados. Es una problemática relevante para la Ingeniería en Informática, ya que refleja cómo procesos manuales y poco formalizados pueden generar pérdida de trazabilidad, descuadres de información y sobrecarga de trabajo.</w:t>
       </w:r>
     </w:p>
     <w:p>
@@ -1730,6 +1693,196 @@
           <w:rtl w:val="0"/>
         </w:rPr>
         <w:t xml:space="preserve">La situación se presenta en Viña Santa Rita, ubicada en Alto Jahuel, Buin, específicamente en la bodega que abastece al área de restaurante y eventos. La gestión de esta bodega se realiza actualmente de manera manual y sin procesos formalmente definidos.</w:t>
+      </w:r>
+    </w:p>
+    <w:p>
+      <w:pPr>
+        <w:numPr>
+          <w:ilvl w:val="0"/>
+          <w:numId w:val="6"/>
+        </w:numPr>
+        <w:spacing w:after="0" w:afterAutospacing="0" w:line="360" w:lineRule="auto"/>
+        <w:ind w:left="2160" w:hanging="360"/>
+        <w:rPr>
+          <w:u w:val="none"/>
+        </w:rPr>
+      </w:pPr>
+      <w:r>
+        <w:rPr>
+          <w:b w:val="1"/>
+          <w:bCs w:val="1"/>
+          <w:rtl w:val="0"/>
+        </w:rPr>
+        <w:t xml:space="preserve">El problema:</w:t>
+      </w:r>
+      <w:r>
+        <w:rPr>
+          <w:rtl w:val="0"/>
+        </w:rPr>
+        <w:t xml:space="preserve"> Existe una pérdida constante de trazabilidad en el inventario y una deficiente gestión de las fechas de caducidad.</w:t>
+      </w:r>
+    </w:p>
+    <w:p>
+      <w:pPr>
+        <w:numPr>
+          <w:ilvl w:val="0"/>
+          <w:numId w:val="6"/>
+        </w:numPr>
+        <w:spacing w:after="0" w:afterAutospacing="0" w:line="360" w:lineRule="auto"/>
+        <w:ind w:left="2160" w:hanging="360"/>
+        <w:rPr>
+          <w:u w:val="none"/>
+        </w:rPr>
+      </w:pPr>
+      <w:r>
+        <w:rPr>
+          <w:b w:val="1"/>
+          <w:bCs w:val="1"/>
+          <w:rtl w:val="0"/>
+        </w:rPr>
+        <w:t xml:space="preserve">Las causas: </w:t>
+      </w:r>
+      <w:r>
+        <w:rPr>
+          <w:rtl w:val="0"/>
+        </w:rPr>
+        <w:t xml:space="preserve">La gestión de la bodega se realiza actualmente de manera manual y sin procesos formalmente definidos. Los trabajadores de cocina y bar solicitan insumos mediante notas en papel, lo que genera registros dispersos y propensos al error humano.</w:t>
+      </w:r>
+      <w:r>
+        <w:rPr>
+          <w:rtl w:val="0"/>
+        </w:rPr>
+      </w:r>
+    </w:p>
+    <w:p>
+      <w:pPr>
+        <w:numPr>
+          <w:ilvl w:val="0"/>
+          <w:numId w:val="6"/>
+        </w:numPr>
+        <w:spacing w:after="0" w:afterAutospacing="0" w:line="360" w:lineRule="auto"/>
+        <w:ind w:left="2160" w:hanging="360"/>
+        <w:rPr>
+          <w:u w:val="none"/>
+        </w:rPr>
+      </w:pPr>
+      <w:r>
+        <w:rPr>
+          <w:b w:val="1"/>
+          <w:bCs w:val="1"/>
+          <w:rtl w:val="0"/>
+        </w:rPr>
+        <w:t xml:space="preserve">Las consecuencias:</w:t>
+      </w:r>
+      <w:r>
+        <w:rPr>
+          <w:rtl w:val="0"/>
+        </w:rPr>
+        <w:t xml:space="preserve"> Se generan frecuentes descuadres entre los productos físicamente retirados y los registrados, lo que impide aplicar correctamente criterios de salida como el FEFO (Primero en Vencer, Primero en Salir). Además, la falta de datos fiables dificulta la planificación de futuras compras.</w:t>
+      </w:r>
+    </w:p>
+    <w:p>
+      <w:pPr>
+        <w:numPr>
+          <w:ilvl w:val="0"/>
+          <w:numId w:val="6"/>
+        </w:numPr>
+        <w:spacing w:line="360" w:lineRule="auto"/>
+        <w:ind w:left="2160" w:hanging="360"/>
+        <w:rPr>
+          <w:u w:val="none"/>
+        </w:rPr>
+      </w:pPr>
+      <w:r>
+        <w:rPr>
+          <w:b w:val="1"/>
+          <w:bCs w:val="1"/>
+          <w:rtl w:val="0"/>
+        </w:rPr>
+        <w:t xml:space="preserve">El dolor</w:t>
+      </w:r>
+      <w:r>
+        <w:rPr>
+          <w:rtl w:val="0"/>
+        </w:rPr>
+        <w:t xml:space="preserve">: Esta situación afecta directamente al cliente, quien no tiene control en tiempo real del stock y sufre una sobrecarga laboral al tener que cuadrar datos inexactos semanalmente para reportar el consumo al sistema central SAP.</w:t>
+      </w:r>
+      <w:r>
+        <w:rPr>
+          <w:rtl w:val="0"/>
+        </w:rPr>
+      </w:r>
+    </w:p>
+    <w:p>
+      <w:pPr>
+        <w:spacing w:line="360" w:lineRule="auto"/>
+        <w:ind w:left="1440" w:firstLine="0"/>
+        <w:rPr/>
+      </w:pPr>
+      <w:r>
+        <w:rPr>
+          <w:rtl w:val="0"/>
+        </w:rPr>
+        <w:t xml:space="preserve">El proyecto APT busca digitalizar y estructurar este flujo. Resolver este problema permitirá generar información trazable, erradicar los descuadres, aliviar la carga administrativa y transicionar de una gestión reactiva a una basada en datos concretos.</w:t>
+      </w:r>
+      <w:r>
+        <w:rPr>
+          <w:rtl w:val="0"/>
+        </w:rPr>
+      </w:r>
+    </w:p>
+    <w:p>
+      <w:pPr>
+        <w:pStyle w:val="Heading2"/>
+        <w:numPr>
+          <w:ilvl w:val="1"/>
+          <w:numId w:val="9"/>
+        </w:numPr>
+        <w:spacing w:line="360" w:lineRule="auto"/>
+        <w:ind w:left="1440" w:hanging="360"/>
+        <w:rPr>
+          <w:rFonts w:ascii="Calibri" w:cs="Calibri" w:eastAsia="Calibri" w:hAnsi="Calibri"/>
+        </w:rPr>
+      </w:pPr>
+      <w:bookmarkStart w:colFirst="0" w:colLast="0" w:name="_heading=h.6r6jff5xu8dg" w:id="9"/>
+      <w:bookmarkEnd w:id="9"/>
+      <w:r>
+        <w:rPr>
+          <w:rFonts w:ascii="Calibri" w:cs="Calibri" w:eastAsia="Calibri" w:hAnsi="Calibri"/>
+          <w:rtl w:val="0"/>
+        </w:rPr>
+        <w:t xml:space="preserve">Descripción del Proyecto APT</w:t>
+      </w:r>
+    </w:p>
+    <w:p>
+      <w:pPr>
+        <w:spacing w:line="360" w:lineRule="auto"/>
+        <w:ind w:left="1440" w:firstLine="0"/>
+        <w:rPr/>
+      </w:pPr>
+      <w:r>
+        <w:rPr>
+          <w:rtl w:val="0"/>
+        </w:rPr>
+        <w:t xml:space="preserve">Se espera que el proyecto permita a Viña Santa Rita reemplazar la gestión manual de la bodega por un sistema web centralizado que entregue control, trazabilidad y visibilidad del inventario.</w:t>
+      </w:r>
+    </w:p>
+    <w:p>
+      <w:pPr>
+        <w:spacing w:line="360" w:lineRule="auto"/>
+        <w:ind w:left="1440" w:firstLine="0"/>
+        <w:rPr>
+          <w:sz w:val="24"/>
+          <w:szCs w:val="24"/>
+        </w:rPr>
+      </w:pPr>
+      <w:r>
+        <w:rPr>
+          <w:sz w:val="24"/>
+          <w:szCs w:val="24"/>
+          <w:rtl w:val="0"/>
+        </w:rPr>
+        <w:t xml:space="preserve">El sistema contará con las siguientes inclusiones:</w:t>
       </w:r>
     </w:p>
     <w:p>
@@ -1740,9 +1893,6 @@
         </w:numPr>
         <w:spacing w:after="0" w:afterAutospacing="0" w:line="360" w:lineRule="auto"/>
         <w:ind w:left="2160" w:hanging="360"/>
-        <w:rPr>
-          <w:u w:val="none"/>
-        </w:rPr>
       </w:pPr>
       <w:r>
         <w:rPr>
@@ -1750,13 +1900,13 @@
           <w:bCs w:val="1"/>
           <w:rtl w:val="0"/>
         </w:rPr>
-        <w:t xml:space="preserve">El problema:</w:t>
-      </w:r>
-      <w:r>
-        <w:rPr>
-          <w:rtl w:val="0"/>
-        </w:rPr>
-        <w:t xml:space="preserve"> Existe una pérdida constante de trazabilidad en el inventario y una deficiente gestión de las fechas de caducidad.</w:t>
+        <w:t xml:space="preserve">Registro y control: </w:t>
+      </w:r>
+      <w:r>
+        <w:rPr>
+          <w:rtl w:val="0"/>
+        </w:rPr>
+        <w:t xml:space="preserve">Módulo para ingresar productos, lotes y actualizar el stock de entradas y salidas.</w:t>
       </w:r>
     </w:p>
     <w:p>
@@ -1767,9 +1917,6 @@
         </w:numPr>
         <w:spacing w:after="0" w:afterAutospacing="0" w:line="360" w:lineRule="auto"/>
         <w:ind w:left="2160" w:hanging="360"/>
-        <w:rPr>
-          <w:u w:val="none"/>
-        </w:rPr>
       </w:pPr>
       <w:r>
         <w:rPr>
@@ -1777,13 +1924,13 @@
           <w:bCs w:val="1"/>
           <w:rtl w:val="0"/>
         </w:rPr>
-        <w:t xml:space="preserve">Las causas:</w:t>
-      </w:r>
-      <w:r>
-        <w:rPr>
-          <w:rtl w:val="0"/>
-        </w:rPr>
-        <w:t xml:space="preserve"> La gestión de la bodega se realiza actualmente de manera manual y sin procesos formalmente definidos. Los trabajadores de cocina y bar solicitan insumos mediante notas en papel, lo que genera registros dispersos y propensos al error humano. </w:t>
+        <w:t xml:space="preserve">Lógica FEFO: </w:t>
+      </w:r>
+      <w:r>
+        <w:rPr>
+          <w:rtl w:val="0"/>
+        </w:rPr>
+        <w:t xml:space="preserve">Gestión automatizada de fechas de vencimiento priorizando los insumos más próximos a caducar.</w:t>
       </w:r>
     </w:p>
     <w:p>
@@ -1794,9 +1941,6 @@
         </w:numPr>
         <w:spacing w:after="0" w:afterAutospacing="0" w:line="360" w:lineRule="auto"/>
         <w:ind w:left="2160" w:hanging="360"/>
-        <w:rPr>
-          <w:u w:val="none"/>
-        </w:rPr>
       </w:pPr>
       <w:r>
         <w:rPr>
@@ -1804,13 +1948,30 @@
           <w:bCs w:val="1"/>
           <w:rtl w:val="0"/>
         </w:rPr>
-        <w:t xml:space="preserve">Las consecuencias:</w:t>
-      </w:r>
-      <w:r>
-        <w:rPr>
-          <w:rtl w:val="0"/>
-        </w:rPr>
-        <w:t xml:space="preserve"> Se generan frecuentes descuadres entre los productos físicamente retirados y los registrados, lo que impide aplicar correctamente criterios de salida como el FEFO (Primero en Vencer, Primero en Salir). Además, la falta de datos fiables dificulta la planificación de futuras compras.  </w:t>
+        <w:t xml:space="preserve">Digitalización de solicitudes: </w:t>
+      </w:r>
+      <w:r>
+        <w:rPr>
+          <w:rtl w:val="0"/>
+        </w:rPr>
+        <w:t xml:space="preserve">Sistema integrado para que los trabajadores realicen sus pedidos de insumos de forma digital, reemplazando el papel.</w:t>
+      </w:r>
+    </w:p>
+    <w:p>
+      <w:pPr>
+        <w:numPr>
+          <w:ilvl w:val="0"/>
+          <w:numId w:val="5"/>
+        </w:numPr>
+        <w:spacing w:after="0" w:afterAutospacing="0" w:line="360" w:lineRule="auto"/>
+        <w:ind w:left="2160" w:hanging="360"/>
+        <w:rPr/>
+      </w:pPr>
+      <w:r>
+        <w:rPr>
+          <w:rtl w:val="0"/>
+        </w:rPr>
+        <w:t xml:space="preserve">Sistema de alertas: Notificaciones sobre stock crítico y vencimientos próximos.</w:t>
       </w:r>
     </w:p>
     <w:p>
@@ -1821,9 +1982,6 @@
         </w:numPr>
         <w:spacing w:line="360" w:lineRule="auto"/>
         <w:ind w:left="2160" w:hanging="360"/>
-        <w:rPr>
-          <w:u w:val="none"/>
-        </w:rPr>
       </w:pPr>
       <w:r>
         <w:rPr>
@@ -1831,213 +1989,18 @@
           <w:bCs w:val="1"/>
           <w:rtl w:val="0"/>
         </w:rPr>
-        <w:t xml:space="preserve">El dolor</w:t>
-      </w:r>
-      <w:r>
-        <w:rPr>
-          <w:rtl w:val="0"/>
-        </w:rPr>
-        <w:t xml:space="preserve">: Esta situación afecta directamente a Jorge el encargado de bodega, quien no tiene control en tiempo real del stock, y a Pauli la administradora, quien sufre una sobrecarga laboral al tener que cuadrar datos inexactos semanalmente para reportar el consumo al sistema central SAP.</w:t>
-      </w:r>
-      <w:r>
-        <w:rPr>
-          <w:sz w:val="24"/>
-          <w:szCs w:val="24"/>
-          <w:rtl w:val="0"/>
-        </w:rPr>
-        <w:t xml:space="preserve">  </w:t>
-      </w:r>
-    </w:p>
-    <w:p>
-      <w:pPr>
-        <w:spacing w:line="360" w:lineRule="auto"/>
-        <w:ind w:left="1440" w:firstLine="0"/>
-        <w:rPr/>
-      </w:pPr>
-      <w:r>
-        <w:rPr>
-          <w:rtl w:val="0"/>
-        </w:rPr>
-        <w:t xml:space="preserve">Nuestro Proyecto APT busca digitalizar y estructurar este flujo. Resolver este problema permitirá generar información trazable, erradicar los descuadres, aliviar la carga administrativa y transicionar de una gestión reactiva a una basada en datos concretos. </w:t>
-      </w:r>
-    </w:p>
-    <w:p>
-      <w:pPr>
-        <w:pStyle w:val="Heading2"/>
-        <w:numPr>
-          <w:ilvl w:val="1"/>
-          <w:numId w:val="8"/>
-        </w:numPr>
-        <w:spacing w:line="360" w:lineRule="auto"/>
-        <w:ind w:left="1440" w:hanging="360"/>
-        <w:rPr>
-          <w:rFonts w:ascii="Calibri" w:cs="Calibri" w:eastAsia="Calibri" w:hAnsi="Calibri"/>
-        </w:rPr>
-      </w:pPr>
-      <w:bookmarkStart w:colFirst="0" w:colLast="0" w:name="_heading=h.6r6jff5xu8dg" w:id="9"/>
-      <w:bookmarkEnd w:id="9"/>
-      <w:r>
-        <w:rPr>
-          <w:rFonts w:ascii="Calibri" w:cs="Calibri" w:eastAsia="Calibri" w:hAnsi="Calibri"/>
-          <w:rtl w:val="0"/>
-        </w:rPr>
-        <w:t xml:space="preserve">Descripción del Proyecto APT</w:t>
-      </w:r>
-    </w:p>
-    <w:p>
-      <w:pPr>
-        <w:spacing w:line="360" w:lineRule="auto"/>
-        <w:ind w:left="1440" w:firstLine="0"/>
-        <w:rPr/>
-      </w:pPr>
-      <w:r>
-        <w:rPr>
-          <w:rtl w:val="0"/>
-        </w:rPr>
-        <w:t xml:space="preserve">Se espera que el proyecto permita a Viña Santa Rita reemplazar la gestión manual de la bodega por un sistema web centralizado que entregue control, trazabilidad y visibilidad del inventario.  </w:t>
-      </w:r>
-    </w:p>
-    <w:p>
-      <w:pPr>
-        <w:spacing w:line="360" w:lineRule="auto"/>
-        <w:ind w:left="1440" w:firstLine="0"/>
-        <w:rPr>
-          <w:sz w:val="24"/>
-          <w:szCs w:val="24"/>
-        </w:rPr>
-      </w:pPr>
-      <w:r>
-        <w:rPr>
-          <w:sz w:val="24"/>
-          <w:szCs w:val="24"/>
-          <w:rtl w:val="0"/>
-        </w:rPr>
-        <w:t xml:space="preserve">El sistema contará con las siguientes inclusiones:</w:t>
-      </w:r>
-    </w:p>
-    <w:p>
-      <w:pPr>
-        <w:numPr>
-          <w:ilvl w:val="0"/>
-          <w:numId w:val="4"/>
-        </w:numPr>
-        <w:spacing w:after="0" w:afterAutospacing="0" w:line="360" w:lineRule="auto"/>
-        <w:ind w:left="2160" w:hanging="360"/>
-        <w:rPr/>
-      </w:pPr>
-      <w:r>
-        <w:rPr>
-          <w:b w:val="1"/>
-          <w:bCs w:val="1"/>
-          <w:rtl w:val="0"/>
-        </w:rPr>
-        <w:t xml:space="preserve">Registro y  control:</w:t>
-      </w:r>
-      <w:r>
-        <w:rPr>
-          <w:rtl w:val="0"/>
-        </w:rPr>
-        <w:t xml:space="preserve"> Módulo para ingresar productos, lotes y actualizar el stock de entradas y salidas.  </w:t>
-      </w:r>
-    </w:p>
-    <w:p>
-      <w:pPr>
-        <w:numPr>
-          <w:ilvl w:val="0"/>
-          <w:numId w:val="4"/>
-        </w:numPr>
-        <w:spacing w:after="0" w:afterAutospacing="0" w:line="360" w:lineRule="auto"/>
-        <w:ind w:left="2160" w:hanging="360"/>
-        <w:rPr/>
-      </w:pPr>
-      <w:r>
-        <w:rPr>
-          <w:b w:val="1"/>
-          <w:bCs w:val="1"/>
-          <w:rtl w:val="0"/>
-        </w:rPr>
-        <w:t xml:space="preserve">Lógica FEFO:</w:t>
-      </w:r>
-      <w:r>
-        <w:rPr>
-          <w:rtl w:val="0"/>
-        </w:rPr>
-        <w:t xml:space="preserve"> Gestión automatizada de fechas de vencimiento priorizando los insumos más próximos a caducar.  </w:t>
-      </w:r>
-    </w:p>
-    <w:p>
-      <w:pPr>
-        <w:numPr>
-          <w:ilvl w:val="0"/>
-          <w:numId w:val="4"/>
-        </w:numPr>
-        <w:spacing w:after="0" w:afterAutospacing="0" w:line="360" w:lineRule="auto"/>
-        <w:ind w:left="2160" w:hanging="360"/>
-        <w:rPr/>
-      </w:pPr>
-      <w:r>
-        <w:rPr>
-          <w:b w:val="1"/>
-          <w:bCs w:val="1"/>
-          <w:rtl w:val="0"/>
-        </w:rPr>
-        <w:t xml:space="preserve">Digitalización de solicitudes:</w:t>
-      </w:r>
-      <w:r>
-        <w:rPr>
-          <w:rtl w:val="0"/>
-        </w:rPr>
-        <w:t xml:space="preserve"> Sistema integrado para que los trabajadores realicen sus pedidos de insumos de forma digital, reemplazando el papel.  </w:t>
-      </w:r>
-    </w:p>
-    <w:p>
-      <w:pPr>
-        <w:numPr>
-          <w:ilvl w:val="0"/>
-          <w:numId w:val="4"/>
-        </w:numPr>
-        <w:spacing w:after="0" w:afterAutospacing="0" w:line="360" w:lineRule="auto"/>
-        <w:ind w:left="2160" w:hanging="360"/>
-        <w:rPr/>
-      </w:pPr>
-      <w:r>
-        <w:rPr>
-          <w:b w:val="1"/>
-          <w:bCs w:val="1"/>
-          <w:rtl w:val="0"/>
-        </w:rPr>
-        <w:t xml:space="preserve">Sistema de alertas:</w:t>
-      </w:r>
-      <w:r>
-        <w:rPr>
-          <w:rtl w:val="0"/>
-        </w:rPr>
-        <w:t xml:space="preserve"> Notificaciones sobre stock crítico y vencimientos próximos.  </w:t>
-      </w:r>
-    </w:p>
-    <w:p>
-      <w:pPr>
-        <w:numPr>
-          <w:ilvl w:val="0"/>
-          <w:numId w:val="4"/>
-        </w:numPr>
-        <w:spacing w:line="360" w:lineRule="auto"/>
-        <w:ind w:left="2160" w:hanging="360"/>
-        <w:rPr/>
-      </w:pPr>
-      <w:r>
-        <w:rPr>
-          <w:b w:val="1"/>
-          <w:bCs w:val="1"/>
-          <w:rtl w:val="0"/>
-        </w:rPr>
-        <w:t xml:space="preserve">Dashboard de reportes:</w:t>
-      </w:r>
-      <w:r>
-        <w:rPr>
-          <w:rtl w:val="0"/>
-        </w:rPr>
-        <w:t xml:space="preserve"> Generación de información y estadísticas de consumo que sirvan de sustento confiable para el reporte manual que Pauli realiza en SAP.  </w:t>
+        <w:t xml:space="preserve">Dashboard de reportes: </w:t>
+      </w:r>
+      <w:r>
+        <w:rPr>
+          <w:rtl w:val="0"/>
+        </w:rPr>
+        <w:t xml:space="preserve">Generación de información y estadísticas de consumo que sirvan de sustento confiable para el reporte manual que el cliente realiza en SAP.</w:t>
+      </w:r>
+      <w:r>
+        <w:rPr>
+          <w:rtl w:val="0"/>
+        </w:rPr>
       </w:r>
     </w:p>
     <w:p>
@@ -2066,9 +2029,6 @@
         </w:numPr>
         <w:spacing w:after="0" w:afterAutospacing="0" w:line="360" w:lineRule="auto"/>
         <w:ind w:left="2160" w:hanging="360"/>
-        <w:rPr>
-          <w:u w:val="none"/>
-        </w:rPr>
       </w:pPr>
       <w:r>
         <w:rPr>
@@ -2085,9 +2045,6 @@
         </w:numPr>
         <w:spacing w:after="0" w:afterAutospacing="0" w:line="360" w:lineRule="auto"/>
         <w:ind w:left="2160" w:hanging="360"/>
-        <w:rPr>
-          <w:u w:val="none"/>
-        </w:rPr>
       </w:pPr>
       <w:r>
         <w:rPr>
@@ -2104,15 +2061,17 @@
         </w:numPr>
         <w:spacing w:line="360" w:lineRule="auto"/>
         <w:ind w:left="2160" w:hanging="360"/>
-        <w:rPr>
-          <w:u w:val="none"/>
-        </w:rPr>
       </w:pPr>
       <w:r>
         <w:rPr>
           <w:rtl w:val="0"/>
         </w:rPr>
         <w:t xml:space="preserve">No se incluirán modelos predictivos mediante Inteligencia Artificial para la estimación de demanda.</w:t>
+      </w:r>
+      <w:r>
+        <w:rPr>
+          <w:rtl w:val="0"/>
+        </w:rPr>
       </w:r>
     </w:p>
     <w:p>
@@ -2141,6 +2100,578 @@
           <w:rtl w:val="0"/>
         </w:rPr>
         <w:t xml:space="preserve"> </w:t>
+      </w:r>
+    </w:p>
+    <w:p>
+      <w:pPr>
+        <w:numPr>
+          <w:ilvl w:val="0"/>
+          <w:numId w:val="12"/>
+        </w:numPr>
+        <w:spacing w:after="0" w:afterAutospacing="0" w:line="360" w:lineRule="auto"/>
+        <w:ind w:left="2160" w:hanging="360"/>
+        <w:rPr>
+          <w:u w:val="none"/>
+        </w:rPr>
+      </w:pPr>
+      <w:r>
+        <w:rPr>
+          <w:b w:val="1"/>
+          <w:bCs w:val="1"/>
+          <w:rtl w:val="0"/>
+        </w:rPr>
+        <w:t xml:space="preserve">Operativas: </w:t>
+      </w:r>
+      <w:r>
+        <w:rPr>
+          <w:rtl w:val="0"/>
+        </w:rPr>
+        <w:t xml:space="preserve">El éxito del control de inventario depende estrictamente de que el personal interno adopte la herramienta y cese el uso de métodos informales de solicitud.</w:t>
+      </w:r>
+      <w:r>
+        <w:rPr>
+          <w:rtl w:val="0"/>
+        </w:rPr>
+      </w:r>
+    </w:p>
+    <w:p>
+      <w:pPr>
+        <w:numPr>
+          <w:ilvl w:val="0"/>
+          <w:numId w:val="12"/>
+        </w:numPr>
+        <w:spacing w:line="360" w:lineRule="auto"/>
+        <w:ind w:left="2160" w:hanging="360"/>
+        <w:rPr>
+          <w:u w:val="none"/>
+        </w:rPr>
+      </w:pPr>
+      <w:r>
+        <w:rPr>
+          <w:b w:val="1"/>
+          <w:bCs w:val="1"/>
+          <w:rtl w:val="0"/>
+        </w:rPr>
+        <w:t xml:space="preserve">Técnicas: </w:t>
+      </w:r>
+      <w:r>
+        <w:rPr>
+          <w:rtl w:val="0"/>
+        </w:rPr>
+        <w:t xml:space="preserve">El flujo operativo dependerá de la conectividad a la red local y de la disponibilidad de dispositivos en las zonas de bodega y cocina.</w:t>
+      </w:r>
+      <w:r>
+        <w:rPr>
+          <w:rtl w:val="0"/>
+        </w:rPr>
+      </w:r>
+    </w:p>
+    <w:p>
+      <w:pPr>
+        <w:pStyle w:val="Heading2"/>
+        <w:numPr>
+          <w:ilvl w:val="1"/>
+          <w:numId w:val="9"/>
+        </w:numPr>
+        <w:spacing w:line="360" w:lineRule="auto"/>
+        <w:ind w:left="1440" w:hanging="360"/>
+        <w:rPr>
+          <w:rFonts w:ascii="Calibri" w:cs="Calibri" w:eastAsia="Calibri" w:hAnsi="Calibri"/>
+        </w:rPr>
+      </w:pPr>
+      <w:bookmarkStart w:colFirst="0" w:colLast="0" w:name="_heading=h.r9d3an9l4pfs" w:id="10"/>
+      <w:bookmarkEnd w:id="10"/>
+      <w:r>
+        <w:rPr>
+          <w:rFonts w:ascii="Calibri" w:cs="Calibri" w:eastAsia="Calibri" w:hAnsi="Calibri"/>
+          <w:rtl w:val="0"/>
+        </w:rPr>
+        <w:t xml:space="preserve">Pertinencia del proyecto con el perfil de egreso</w:t>
+      </w:r>
+    </w:p>
+    <w:p>
+      <w:pPr>
+        <w:spacing w:line="360" w:lineRule="auto"/>
+        <w:ind w:left="1440" w:firstLine="0"/>
+        <w:rPr/>
+      </w:pPr>
+      <w:r>
+        <w:rPr>
+          <w:rtl w:val="0"/>
+        </w:rPr>
+        <w:t xml:space="preserve">El Proyecto APT se relaciona directamente con el perfil de egreso de Ingeniería en Informática, ya que aborda un problema real mediante el desarrollo de una solución de software y aplica competencias propias de la carrera.</w:t>
+      </w:r>
+    </w:p>
+    <w:p>
+      <w:pPr>
+        <w:spacing w:line="360" w:lineRule="auto"/>
+        <w:ind w:left="1440" w:firstLine="0"/>
+        <w:rPr/>
+      </w:pPr>
+      <w:r>
+        <w:rPr>
+          <w:rtl w:val="0"/>
+        </w:rPr>
+        <w:t xml:space="preserve">En primer lugar, la competencia de programar consultas y rutinas para manipular información en bases de datos es fundamental para gestionar productos, movimientos de stock, vencimientos y solicitudes, reemplazando los registros dispersos en papel y planillas.</w:t>
+      </w:r>
+    </w:p>
+    <w:p>
+      <w:pPr>
+        <w:spacing w:line="360" w:lineRule="auto"/>
+        <w:ind w:left="1440" w:firstLine="0"/>
+        <w:rPr/>
+      </w:pPr>
+      <w:r>
+        <w:rPr>
+          <w:rtl w:val="0"/>
+        </w:rPr>
+        <w:t xml:space="preserve">Asimismo, la competencia de transformar datos en información y conocimiento para apoyar la toma de decisiones se aplica mediante la generación de estadísticas y tendencias de consumo, permitiendo al cliente mejorar la planificación de futuros pedidos.</w:t>
+      </w:r>
+    </w:p>
+    <w:p>
+      <w:pPr>
+        <w:spacing w:line="360" w:lineRule="auto"/>
+        <w:ind w:left="1440" w:firstLine="0"/>
+        <w:rPr/>
+      </w:pPr>
+      <w:r>
+        <w:rPr>
+          <w:rtl w:val="0"/>
+        </w:rPr>
+        <w:t xml:space="preserve">La competencia de desarrollar soluciones de software mediante procesos sistemáticos de desarrollo y mantenimiento permitirá construir un sistema mantenible y adaptable a las necesidades de la organización.</w:t>
+      </w:r>
+    </w:p>
+    <w:p>
+      <w:pPr>
+        <w:spacing w:line="360" w:lineRule="auto"/>
+        <w:ind w:left="1440" w:firstLine="0"/>
+        <w:rPr>
+          <w:rFonts w:ascii="Calibri" w:cs="Calibri" w:eastAsia="Calibri" w:hAnsi="Calibri"/>
+        </w:rPr>
+      </w:pPr>
+      <w:r>
+        <w:rPr>
+          <w:rtl w:val="0"/>
+        </w:rPr>
+        <w:t xml:space="preserve">Finalmente, la competencia de implementar soluciones integrales para automatizar y optimizar procesos de negocio se refleja en el objetivo principal del proyecto: digitalizar y ordenar la gestión de bodega, reduciendo los descuadres y facilitando tanto el reporte a SAP como la planificación de insumos.</w:t>
+      </w:r>
+      <w:r>
+        <w:br w:type="page"/>
+      </w:r>
+      <w:r>
+        <w:rPr>
+          <w:rtl w:val="0"/>
+        </w:rPr>
+      </w:r>
+    </w:p>
+    <w:p>
+      <w:pPr>
+        <w:pStyle w:val="Heading2"/>
+        <w:numPr>
+          <w:ilvl w:val="1"/>
+          <w:numId w:val="9"/>
+        </w:numPr>
+        <w:spacing w:line="360" w:lineRule="auto"/>
+        <w:ind w:left="1440" w:hanging="360"/>
+        <w:rPr>
+          <w:rFonts w:ascii="Calibri" w:cs="Calibri" w:eastAsia="Calibri" w:hAnsi="Calibri"/>
+        </w:rPr>
+      </w:pPr>
+      <w:bookmarkStart w:colFirst="0" w:colLast="0" w:name="_heading=h.5svfx3imqosf" w:id="11"/>
+      <w:bookmarkEnd w:id="11"/>
+      <w:r>
+        <w:rPr>
+          <w:rFonts w:ascii="Calibri" w:cs="Calibri" w:eastAsia="Calibri" w:hAnsi="Calibri"/>
+          <w:rtl w:val="0"/>
+        </w:rPr>
+        <w:t xml:space="preserve">Factibilidad de desarrollo del Proyecto APT</w:t>
+      </w:r>
+      <w:r>
+        <w:rPr>
+          <w:rtl w:val="0"/>
+        </w:rPr>
+      </w:r>
+    </w:p>
+    <w:p>
+      <w:pPr>
+        <w:spacing w:line="360" w:lineRule="auto"/>
+        <w:ind w:left="1440" w:firstLine="0"/>
+        <w:rPr>
+          <w:b w:val="1"/>
+          <w:bCs w:val="1"/>
+          <w:color w:val="548dd4"/>
+          <w:sz w:val="24"/>
+          <w:szCs w:val="24"/>
+        </w:rPr>
+      </w:pPr>
+      <w:r>
+        <w:rPr>
+          <w:b w:val="1"/>
+          <w:bCs w:val="1"/>
+          <w:color w:val="548dd4"/>
+          <w:sz w:val="24"/>
+          <w:szCs w:val="24"/>
+          <w:rtl w:val="0"/>
+        </w:rPr>
+        <w:t xml:space="preserve">Análisis de factibilidad del macroentorno (PESTEL).</w:t>
+      </w:r>
+    </w:p>
+    <w:p>
+      <w:pPr>
+        <w:numPr>
+          <w:ilvl w:val="0"/>
+          <w:numId w:val="10"/>
+        </w:numPr>
+        <w:spacing w:after="0" w:afterAutospacing="0" w:line="360" w:lineRule="auto"/>
+        <w:ind w:left="2160" w:hanging="360"/>
+        <w:rPr>
+          <w:u w:val="none"/>
+        </w:rPr>
+      </w:pPr>
+      <w:r>
+        <w:rPr>
+          <w:b w:val="1"/>
+          <w:bCs w:val="1"/>
+          <w:rtl w:val="0"/>
+        </w:rPr>
+        <w:t xml:space="preserve">Político:</w:t>
+      </w:r>
+      <w:r>
+        <w:rPr>
+          <w:rtl w:val="0"/>
+        </w:rPr>
+        <w:t xml:space="preserve"> Existen normativas sanitarias estrictas respecto al almacenamiento y manipulación de alimentos. El sistema apoyará el cumplimiento de estas normas al garantizar la trazabilidad de los productos y evitar el uso de insumos caducados.</w:t>
+      </w:r>
+    </w:p>
+    <w:p>
+      <w:pPr>
+        <w:numPr>
+          <w:ilvl w:val="0"/>
+          <w:numId w:val="10"/>
+        </w:numPr>
+        <w:spacing w:after="0" w:afterAutospacing="0" w:line="360" w:lineRule="auto"/>
+        <w:ind w:left="2160" w:hanging="360"/>
+        <w:rPr>
+          <w:u w:val="none"/>
+        </w:rPr>
+      </w:pPr>
+      <w:r>
+        <w:rPr>
+          <w:b w:val="1"/>
+          <w:bCs w:val="1"/>
+          <w:rtl w:val="0"/>
+        </w:rPr>
+        <w:t xml:space="preserve">Económico:</w:t>
+      </w:r>
+      <w:r>
+        <w:rPr>
+          <w:rtl w:val="0"/>
+        </w:rPr>
+        <w:t xml:space="preserve"> El contexto de inflación en los precios de los alimentos obliga al área de restaurante y eventos a optimizar sus costos. La reducción de mermas y el control estricto de inventario impactan positivamente en la rentabilidad del área.  </w:t>
+      </w:r>
+    </w:p>
+    <w:p>
+      <w:pPr>
+        <w:numPr>
+          <w:ilvl w:val="0"/>
+          <w:numId w:val="10"/>
+        </w:numPr>
+        <w:spacing w:after="0" w:afterAutospacing="0" w:line="360" w:lineRule="auto"/>
+        <w:ind w:left="2160" w:hanging="360"/>
+        <w:rPr>
+          <w:u w:val="none"/>
+        </w:rPr>
+      </w:pPr>
+      <w:r>
+        <w:rPr>
+          <w:b w:val="1"/>
+          <w:bCs w:val="1"/>
+          <w:rtl w:val="0"/>
+        </w:rPr>
+        <w:t xml:space="preserve">Sociocultural:</w:t>
+      </w:r>
+      <w:r>
+        <w:rPr>
+          <w:rtl w:val="0"/>
+        </w:rPr>
+        <w:t xml:space="preserve"> Representa un desafío la resistencia al cambio por parte de los trabajadores, quienes están habituados a solicitar insumos de manera informal o mediante papel. Se requerirá capacitación y acompañamiento para la adopción digital.  </w:t>
+      </w:r>
+    </w:p>
+    <w:p>
+      <w:pPr>
+        <w:numPr>
+          <w:ilvl w:val="0"/>
+          <w:numId w:val="10"/>
+        </w:numPr>
+        <w:spacing w:after="0" w:afterAutospacing="0" w:line="360" w:lineRule="auto"/>
+        <w:ind w:left="2160" w:hanging="360"/>
+        <w:rPr>
+          <w:u w:val="none"/>
+        </w:rPr>
+      </w:pPr>
+      <w:r>
+        <w:rPr>
+          <w:b w:val="1"/>
+          <w:bCs w:val="1"/>
+          <w:rtl w:val="0"/>
+        </w:rPr>
+        <w:t xml:space="preserve">Tecnológico:</w:t>
+      </w:r>
+      <w:r>
+        <w:rPr>
+          <w:rtl w:val="0"/>
+        </w:rPr>
+        <w:t xml:space="preserve"> La viabilidad depende de la infraestructura base del restaurante. Se asume la disponibilidad de conexión a internet y dispositivos móviles o terminales en las zonas operativas para operar el sistema web.  </w:t>
+      </w:r>
+    </w:p>
+    <w:p>
+      <w:pPr>
+        <w:numPr>
+          <w:ilvl w:val="0"/>
+          <w:numId w:val="10"/>
+        </w:numPr>
+        <w:spacing w:after="0" w:afterAutospacing="0" w:line="360" w:lineRule="auto"/>
+        <w:ind w:left="2160" w:hanging="360"/>
+        <w:rPr>
+          <w:u w:val="none"/>
+        </w:rPr>
+      </w:pPr>
+      <w:r>
+        <w:rPr>
+          <w:b w:val="1"/>
+          <w:bCs w:val="1"/>
+          <w:rtl w:val="0"/>
+        </w:rPr>
+        <w:t xml:space="preserve">Ecológico:</w:t>
+      </w:r>
+      <w:r>
+        <w:rPr>
+          <w:rtl w:val="0"/>
+        </w:rPr>
+        <w:t xml:space="preserve"> La digitalización del proceso de solicitudes y control de stock eliminará el uso intensivo de papel. Además, la lógica FEFO reducirá significativamente el desperdicio de insumos perecibles.  </w:t>
+      </w:r>
+    </w:p>
+    <w:p>
+      <w:pPr>
+        <w:numPr>
+          <w:ilvl w:val="0"/>
+          <w:numId w:val="10"/>
+        </w:numPr>
+        <w:spacing w:line="360" w:lineRule="auto"/>
+        <w:ind w:left="2160" w:hanging="360"/>
+        <w:rPr>
+          <w:u w:val="none"/>
+        </w:rPr>
+      </w:pPr>
+      <w:r>
+        <w:rPr>
+          <w:b w:val="1"/>
+          <w:bCs w:val="1"/>
+          <w:rtl w:val="0"/>
+        </w:rPr>
+        <w:t xml:space="preserve">Legal:</w:t>
+      </w:r>
+      <w:r>
+        <w:rPr>
+          <w:rtl w:val="0"/>
+        </w:rPr>
+        <w:t xml:space="preserve"> Se debe garantizar la privacidad e integridad de los datos internos de la organización, asegurando que la información de consumo y costos esté resguardada y solo sea accesible por personal autorizado.</w:t>
+      </w:r>
+    </w:p>
+    <w:p>
+      <w:pPr>
+        <w:spacing w:line="360" w:lineRule="auto"/>
+        <w:ind w:left="1440" w:firstLine="0"/>
+        <w:rPr>
+          <w:b w:val="1"/>
+          <w:bCs w:val="1"/>
+          <w:color w:val="548dd4"/>
+          <w:sz w:val="24"/>
+          <w:szCs w:val="24"/>
+        </w:rPr>
+      </w:pPr>
+      <w:r>
+        <w:rPr>
+          <w:b w:val="1"/>
+          <w:bCs w:val="1"/>
+          <w:color w:val="548dd4"/>
+          <w:sz w:val="24"/>
+          <w:szCs w:val="24"/>
+          <w:rtl w:val="0"/>
+        </w:rPr>
+        <w:t xml:space="preserve">Análisis del microentorno porter.</w:t>
+      </w:r>
+    </w:p>
+    <w:p>
+      <w:pPr>
+        <w:numPr>
+          <w:ilvl w:val="0"/>
+          <w:numId w:val="7"/>
+        </w:numPr>
+        <w:spacing w:after="0" w:afterAutospacing="0" w:line="360" w:lineRule="auto"/>
+        <w:ind w:left="2160" w:hanging="360"/>
+        <w:rPr>
+          <w:u w:val="none"/>
+        </w:rPr>
+      </w:pPr>
+      <w:r>
+        <w:rPr>
+          <w:b w:val="1"/>
+          <w:bCs w:val="1"/>
+          <w:rtl w:val="0"/>
+        </w:rPr>
+        <w:t xml:space="preserve">Rivalidad entre competidores (Baja):</w:t>
+      </w:r>
+      <w:r>
+        <w:rPr>
+          <w:rtl w:val="0"/>
+        </w:rPr>
+        <w:t xml:space="preserve"> Si bien existen en el mercado sistemas ERP robustos, suelen ser costosos y genéricos .La solución es un desarrollo a la medida, enfocado exclusivamente en resolver el flujo específico del restaurante, sin la fricción de un software sobredimensionado.</w:t>
+      </w:r>
+    </w:p>
+    <w:p>
+      <w:pPr>
+        <w:numPr>
+          <w:ilvl w:val="0"/>
+          <w:numId w:val="7"/>
+        </w:numPr>
+        <w:spacing w:after="0" w:afterAutospacing="0" w:line="360" w:lineRule="auto"/>
+        <w:ind w:left="2160" w:hanging="360"/>
+        <w:rPr>
+          <w:u w:val="none"/>
+        </w:rPr>
+      </w:pPr>
+      <w:r>
+        <w:rPr>
+          <w:b w:val="1"/>
+          <w:bCs w:val="1"/>
+          <w:rtl w:val="0"/>
+        </w:rPr>
+        <w:t xml:space="preserve">Amenaza de nuevos competidores (Nula):</w:t>
+      </w:r>
+      <w:r>
+        <w:rPr>
+          <w:rtl w:val="0"/>
+        </w:rPr>
+        <w:t xml:space="preserve"> Al ser un proyecto interno diseñado específicamente para la operativa de Viña Santa Rita, no existe amenaza comercial de terceros intentando vender un sistema paralelo al mismo usuario final.  </w:t>
+      </w:r>
+    </w:p>
+    <w:p>
+      <w:pPr>
+        <w:numPr>
+          <w:ilvl w:val="0"/>
+          <w:numId w:val="7"/>
+        </w:numPr>
+        <w:spacing w:after="0" w:afterAutospacing="0" w:line="360" w:lineRule="auto"/>
+        <w:ind w:left="2160" w:hanging="360"/>
+        <w:rPr>
+          <w:u w:val="none"/>
+        </w:rPr>
+      </w:pPr>
+      <w:r>
+        <w:rPr>
+          <w:b w:val="1"/>
+          <w:bCs w:val="1"/>
+          <w:rtl w:val="0"/>
+        </w:rPr>
+        <w:t xml:space="preserve">Poder de negociación de los proveedores (Bajo):</w:t>
+      </w:r>
+      <w:r>
+        <w:rPr>
+          <w:rtl w:val="0"/>
+        </w:rPr>
+        <w:t xml:space="preserve"> El desarrollo se apalanca en herramientas, librerías y lenguajes de programación de código abierto o de bajo costo, por lo que no existe dependencia crítica hacia proveedores de licencias de software privativo.</w:t>
+      </w:r>
+    </w:p>
+    <w:p>
+      <w:pPr>
+        <w:numPr>
+          <w:ilvl w:val="0"/>
+          <w:numId w:val="7"/>
+        </w:numPr>
+        <w:spacing w:after="0" w:afterAutospacing="0" w:line="360" w:lineRule="auto"/>
+        <w:ind w:left="2160" w:hanging="360"/>
+        <w:rPr>
+          <w:u w:val="none"/>
+        </w:rPr>
+      </w:pPr>
+      <w:r>
+        <w:rPr>
+          <w:b w:val="1"/>
+          <w:bCs w:val="1"/>
+          <w:rtl w:val="0"/>
+        </w:rPr>
+        <w:t xml:space="preserve">Poder de negociación de los clientes/usuarios (Alto):</w:t>
+      </w:r>
+      <w:r>
+        <w:rPr>
+          <w:rtl w:val="0"/>
+        </w:rPr>
+        <w:t xml:space="preserve"> Los usuarios finales tienen un alto poder. Si la interfaz no es intuitiva o el sistema falla, los usuarios rechazan la herramienta y volverán a los métodos manuales, afectando el éxito del proyecto.  </w:t>
+      </w:r>
+    </w:p>
+    <w:p>
+      <w:pPr>
+        <w:numPr>
+          <w:ilvl w:val="0"/>
+          <w:numId w:val="7"/>
+        </w:numPr>
+        <w:spacing w:line="360" w:lineRule="auto"/>
+        <w:ind w:left="2160" w:hanging="360"/>
+        <w:rPr>
+          <w:u w:val="none"/>
+        </w:rPr>
+      </w:pPr>
+      <w:r>
+        <w:rPr>
+          <w:b w:val="1"/>
+          <w:bCs w:val="1"/>
+          <w:rtl w:val="0"/>
+        </w:rPr>
+        <w:t xml:space="preserve">Amenaza de productos sustitutos (Alta):</w:t>
+      </w:r>
+      <w:r>
+        <w:rPr>
+          <w:rtl w:val="0"/>
+        </w:rPr>
+        <w:t xml:space="preserve"> El principal sustituto directo son las planillas Excel, los cuadernos y las notas de papel actuales. El sistema debe superar la "rapidez" aparente de anotar en un papel ofreciendo automatización real para justificar su adopción.  </w:t>
+      </w:r>
+    </w:p>
+    <w:p>
+      <w:pPr>
+        <w:spacing w:line="360" w:lineRule="auto"/>
+        <w:ind w:left="1440" w:firstLine="0"/>
+        <w:rPr>
+          <w:b w:val="1"/>
+          <w:bCs w:val="1"/>
+          <w:color w:val="548dd4"/>
+          <w:sz w:val="24"/>
+          <w:szCs w:val="24"/>
+        </w:rPr>
+      </w:pPr>
+      <w:r>
+        <w:rPr>
+          <w:b w:val="1"/>
+          <w:bCs w:val="1"/>
+          <w:color w:val="548dd4"/>
+          <w:sz w:val="24"/>
+          <w:szCs w:val="24"/>
+          <w:rtl w:val="0"/>
+        </w:rPr>
+        <w:t xml:space="preserve">Estudio técnico.</w:t>
+      </w:r>
+    </w:p>
+    <w:p>
+      <w:pPr>
+        <w:spacing w:line="360" w:lineRule="auto"/>
+        <w:ind w:left="1440" w:firstLine="0"/>
+        <w:rPr/>
+      </w:pPr>
+      <w:r>
+        <w:rPr>
+          <w:rtl w:val="0"/>
+        </w:rPr>
+        <w:t xml:space="preserve">El desarrollo y despliegue del sistema es técnicamente factible utilizando tecnologías web estándar.</w:t>
       </w:r>
     </w:p>
     <w:p>
@@ -2161,13 +2692,13 @@
           <w:bCs w:val="1"/>
           <w:rtl w:val="0"/>
         </w:rPr>
-        <w:t xml:space="preserve">Operativas:</w:t>
-      </w:r>
-      <w:r>
-        <w:rPr>
-          <w:rtl w:val="0"/>
-        </w:rPr>
-        <w:t xml:space="preserve"> El éxito del control de inventario depende estrictamente de que el personal interno adopte la herramienta y cese el uso de métodos informales de solicitud.</w:t>
+        <w:t xml:space="preserve">Infraestructura y Arquitectura:</w:t>
+      </w:r>
+      <w:r>
+        <w:rPr>
+          <w:rtl w:val="0"/>
+        </w:rPr>
+        <w:t xml:space="preserve"> Se identificaron distintas alternativas de solución, las cuales se definirán con mayor detalle en las próximas iteraciones del proyecto. Dado que todas las alternativas consideradas parten de una misma base tecnológica, la decisión entre una solución en la nube o on-premise no afecta el desarrollo temprano del sistema. En cuanto al frontend, este será responsive, de modo que se adapte tanto a pantallas de computador como a dispositivos móviles.  </w:t>
       </w:r>
     </w:p>
     <w:p>
@@ -2176,7 +2707,7 @@
           <w:ilvl w:val="0"/>
           <w:numId w:val="11"/>
         </w:numPr>
-        <w:spacing w:line="360" w:lineRule="auto"/>
+        <w:spacing w:after="0" w:afterAutospacing="0" w:line="360" w:lineRule="auto"/>
         <w:ind w:left="2160" w:hanging="360"/>
         <w:rPr>
           <w:u w:val="none"/>
@@ -2188,725 +2719,93 @@
           <w:bCs w:val="1"/>
           <w:rtl w:val="0"/>
         </w:rPr>
-        <w:t xml:space="preserve">Técnicas:</w:t>
-      </w:r>
-      <w:r>
-        <w:rPr>
-          <w:rtl w:val="0"/>
-        </w:rPr>
-        <w:t xml:space="preserve"> El flujo operativo dependerá de la conectividad a la red local y de la disponibilidad de dispositivos en las zonas de bodega y cocina.</w:t>
-      </w:r>
-      <w:r>
-        <w:rPr>
-          <w:rtl w:val="0"/>
-        </w:rPr>
+        <w:t xml:space="preserve">Gestión de Datos:</w:t>
+      </w:r>
+      <w:r>
+        <w:rPr>
+          <w:rtl w:val="0"/>
+        </w:rPr>
+        <w:t xml:space="preserve"> Se implementará una base de datos relacional para asegurar la integridad transaccional del inventario, permitiendo manejar las relaciones lógicas entre lotes, productos, categorías y usuarios, dando soporte sólido al cálculo de salidas bajo el algoritmo FEFO.  </w:t>
       </w:r>
     </w:p>
     <w:p>
       <w:pPr>
-        <w:pStyle w:val="Heading2"/>
         <w:numPr>
-          <w:ilvl w:val="1"/>
-          <w:numId w:val="8"/>
+          <w:ilvl w:val="0"/>
+          <w:numId w:val="11"/>
         </w:numPr>
-        <w:spacing w:line="360" w:lineRule="auto"/>
-        <w:ind w:left="1440" w:hanging="360"/>
-        <w:rPr>
-          <w:rFonts w:ascii="Calibri" w:cs="Calibri" w:eastAsia="Calibri" w:hAnsi="Calibri"/>
-        </w:rPr>
-      </w:pPr>
-      <w:bookmarkStart w:colFirst="0" w:colLast="0" w:name="_heading=h.r9d3an9l4pfs" w:id="10"/>
-      <w:bookmarkEnd w:id="10"/>
-      <w:r>
-        <w:rPr>
-          <w:rFonts w:ascii="Calibri" w:cs="Calibri" w:eastAsia="Calibri" w:hAnsi="Calibri"/>
-          <w:rtl w:val="0"/>
-        </w:rPr>
-        <w:t xml:space="preserve">Pertinencia del proyecto con el perfil de egreso</w:t>
+        <w:spacing w:after="0" w:afterAutospacing="0" w:line="360" w:lineRule="auto"/>
+        <w:ind w:left="2160" w:hanging="360"/>
+        <w:rPr>
+          <w:u w:val="none"/>
+        </w:rPr>
+      </w:pPr>
+      <w:r>
+        <w:rPr>
+          <w:b w:val="1"/>
+          <w:bCs w:val="1"/>
+          <w:rtl w:val="0"/>
+        </w:rPr>
+        <w:t xml:space="preserve">Seguridad y Operaciones:</w:t>
+      </w:r>
+      <w:r>
+        <w:rPr>
+          <w:rtl w:val="0"/>
+        </w:rPr>
+        <w:t xml:space="preserve"> Desde la arquitectura base se implementará un control de acceso basado en roles restrictivos. Esto garantizará que el personal operativo solo pueda realizar solicitudes, mientras que los permisos de escritura de stock y visualización de reportes quedarán aislados y limitados a la administración. Se incluirán registros de auditoría en cada transacción para asegurar que la trazabilidad de los datos mantenga la fiabilidad exigida para su posterior reporte al sistema SAP.</w:t>
       </w:r>
     </w:p>
     <w:p>
       <w:pPr>
-        <w:spacing w:line="360" w:lineRule="auto"/>
-        <w:ind w:left="1440" w:firstLine="0"/>
-        <w:rPr/>
-      </w:pPr>
-      <w:r>
-        <w:rPr>
-          <w:rtl w:val="0"/>
-        </w:rPr>
-        <w:t xml:space="preserve">El Proyecto APT se relaciona directamente con el perfil de egreso de Ingeniería en Informática, ya que aborda un problema real mediante el desarrollo de una solución de software y aplica competencias propias de la carrera.</w:t>
-      </w:r>
-    </w:p>
-    <w:p>
-      <w:pPr>
-        <w:spacing w:line="360" w:lineRule="auto"/>
-        <w:ind w:left="1440" w:firstLine="0"/>
-        <w:rPr/>
-      </w:pPr>
-      <w:r>
-        <w:rPr>
-          <w:rtl w:val="0"/>
-        </w:rPr>
-        <w:t xml:space="preserve">En primer lugar, la competencia de programar consultas y rutinas para manipular información en bases de datos es fundamental para gestionar productos, movimientos de stock, vencimientos y solicitudes, reemplazando los registros dispersos en papel y planillas.</w:t>
-      </w:r>
-    </w:p>
-    <w:p>
-      <w:pPr>
-        <w:spacing w:line="360" w:lineRule="auto"/>
-        <w:ind w:left="1440" w:firstLine="0"/>
-        <w:rPr/>
-      </w:pPr>
-      <w:r>
-        <w:rPr>
-          <w:rtl w:val="0"/>
-        </w:rPr>
-        <w:t xml:space="preserve">Asimismo, la competencia de transformar datos en información y conocimiento para apoyar la toma de decisiones se aplica mediante la generación de estadísticas y tendencias de consumo, permitiendo a Pauli mejorar la planificación de futuros pedidos.</w:t>
-      </w:r>
-    </w:p>
-    <w:p>
-      <w:pPr>
-        <w:spacing w:line="360" w:lineRule="auto"/>
-        <w:ind w:left="1440" w:firstLine="0"/>
-        <w:rPr/>
-      </w:pPr>
-      <w:r>
-        <w:rPr>
-          <w:rtl w:val="0"/>
-        </w:rPr>
-        <w:t xml:space="preserve">La competencia de desarrollar soluciones de software mediante procesos sistemáticos de desarrollo y mantenimiento permitirá construir un sistema mantenible y adaptable a las necesidades de la organización.</w:t>
-      </w:r>
-    </w:p>
-    <w:p>
-      <w:pPr>
-        <w:spacing w:line="360" w:lineRule="auto"/>
-        <w:ind w:left="1440" w:firstLine="0"/>
-        <w:rPr/>
-      </w:pPr>
-      <w:r>
-        <w:rPr>
-          <w:rtl w:val="0"/>
-        </w:rPr>
-        <w:t xml:space="preserve">Finalmente, la competencia de implementar soluciones integrales para automatizar y optimizar procesos de negocio se refleja en el objetivo principal del proyecto: digitalizar y ordenar la gestión de bodega, reduciendo los descuadres y facilitando tanto el reporte a SAP como la planificación de insumos.</w:t>
-      </w:r>
-      <w:r>
-        <w:rPr>
-          <w:rtl w:val="0"/>
-        </w:rPr>
-      </w:r>
-    </w:p>
-    <w:p>
-      <w:pPr>
-        <w:pStyle w:val="Heading2"/>
-        <w:numPr>
-          <w:ilvl w:val="1"/>
-          <w:numId w:val="8"/>
-        </w:numPr>
-        <w:spacing w:line="360" w:lineRule="auto"/>
-        <w:ind w:left="1440" w:hanging="360"/>
-        <w:rPr>
-          <w:rFonts w:ascii="Calibri" w:cs="Calibri" w:eastAsia="Calibri" w:hAnsi="Calibri"/>
-        </w:rPr>
-      </w:pPr>
-      <w:bookmarkStart w:colFirst="0" w:colLast="0" w:name="_heading=h.onbqefxu27nv" w:id="11"/>
-      <w:bookmarkEnd w:id="11"/>
-      <w:r>
-        <w:rPr>
-          <w:rFonts w:ascii="Calibri" w:cs="Calibri" w:eastAsia="Calibri" w:hAnsi="Calibri"/>
-          <w:rtl w:val="0"/>
-        </w:rPr>
-        <w:t xml:space="preserve">Relación con los intereses profesionales</w:t>
-      </w:r>
-    </w:p>
-    <w:p>
-      <w:pPr>
-        <w:spacing w:line="360" w:lineRule="auto"/>
-        <w:ind w:left="1440" w:firstLine="0"/>
-        <w:rPr>
-          <w:color w:val="ff0000"/>
-        </w:rPr>
-      </w:pPr>
-      <w:r>
-        <w:rPr>
-          <w:color w:val="ff0000"/>
-          <w:rtl w:val="0"/>
-        </w:rPr>
-        <w:t xml:space="preserve">Señala cómo se relaciona el Proyecto APT que propones con tus intereses profesionales.</w:t>
-      </w:r>
-    </w:p>
-    <w:p>
-      <w:pPr>
-        <w:spacing w:line="360" w:lineRule="auto"/>
-        <w:ind w:left="1440" w:firstLine="0"/>
-        <w:rPr>
-          <w:rFonts w:ascii="Calibri" w:cs="Calibri" w:eastAsia="Calibri" w:hAnsi="Calibri"/>
-        </w:rPr>
-      </w:pPr>
-      <w:r>
-        <w:rPr>
-          <w:color w:val="ff0000"/>
-          <w:rtl w:val="0"/>
-        </w:rPr>
-        <w:t xml:space="preserve">¿Cuáles son tus intereses profesionales?  ¿Qué aspectos de tus intereses profesionales se ven reflejados en tu Proyecto APT? Realizar este Proyecto APT, ¿de qué manera va a contribuir a tu desarrollo profesional?</w:t>
-      </w:r>
-      <w:r>
-        <w:br w:type="page"/>
-      </w:r>
-      <w:r>
-        <w:rPr>
-          <w:rtl w:val="0"/>
-        </w:rPr>
-      </w:r>
-    </w:p>
-    <w:p>
-      <w:pPr>
-        <w:pStyle w:val="Heading2"/>
-        <w:numPr>
-          <w:ilvl w:val="1"/>
-          <w:numId w:val="8"/>
-        </w:numPr>
-        <w:spacing w:line="360" w:lineRule="auto"/>
-        <w:ind w:left="1440" w:hanging="360"/>
-        <w:rPr>
-          <w:rFonts w:ascii="Calibri" w:cs="Calibri" w:eastAsia="Calibri" w:hAnsi="Calibri"/>
-        </w:rPr>
-      </w:pPr>
-      <w:bookmarkStart w:colFirst="0" w:colLast="0" w:name="_heading=h.5svfx3imqosf" w:id="12"/>
-      <w:bookmarkEnd w:id="12"/>
-      <w:r>
-        <w:rPr>
-          <w:rFonts w:ascii="Calibri" w:cs="Calibri" w:eastAsia="Calibri" w:hAnsi="Calibri"/>
-          <w:rtl w:val="0"/>
-        </w:rPr>
-        <w:t xml:space="preserve">Factibilidad de desarrollo del Proyecto APT</w:t>
-      </w:r>
-    </w:p>
-    <w:p>
-      <w:pPr>
-        <w:spacing w:line="360" w:lineRule="auto"/>
-        <w:ind w:left="1440" w:firstLine="0"/>
-        <w:rPr/>
-      </w:pPr>
-      <w:r>
-        <w:rPr>
-          <w:rtl w:val="0"/>
-        </w:rPr>
-      </w:r>
-    </w:p>
-    <w:p>
-      <w:pPr>
-        <w:spacing w:line="360" w:lineRule="auto"/>
-        <w:ind w:left="1440" w:firstLine="0"/>
-        <w:rPr>
-          <w:b w:val="1"/>
-          <w:bCs w:val="1"/>
-          <w:color w:val="548dd4"/>
-          <w:sz w:val="24"/>
-          <w:szCs w:val="24"/>
-        </w:rPr>
-      </w:pPr>
-      <w:r>
-        <w:rPr>
-          <w:b w:val="1"/>
-          <w:bCs w:val="1"/>
-          <w:color w:val="548dd4"/>
-          <w:sz w:val="24"/>
-          <w:szCs w:val="24"/>
-          <w:rtl w:val="0"/>
-        </w:rPr>
-        <w:t xml:space="preserve">Análisis de factibilidad del macroentorno (PESTEL).</w:t>
-      </w:r>
-    </w:p>
-    <w:p>
-      <w:pPr>
+        <w:pStyle w:val="Heading1"/>
         <w:numPr>
           <w:ilvl w:val="0"/>
           <w:numId w:val="9"/>
         </w:numPr>
-        <w:spacing w:after="0" w:afterAutospacing="0" w:line="360" w:lineRule="auto"/>
-        <w:ind w:left="2160" w:hanging="360"/>
-        <w:rPr>
-          <w:u w:val="none"/>
-        </w:rPr>
-      </w:pPr>
-      <w:r>
-        <w:rPr>
-          <w:b w:val="1"/>
-          <w:bCs w:val="1"/>
-          <w:rtl w:val="0"/>
-        </w:rPr>
-        <w:t xml:space="preserve">Político:</w:t>
-      </w:r>
-      <w:r>
-        <w:rPr>
-          <w:rtl w:val="0"/>
-        </w:rPr>
-        <w:t xml:space="preserve"> Existen normativas sanitarias estrictas respecto al almacenamiento y manipulación de alimentos. El sistema apoyará el cumplimiento de estas normas al garantizar la trazabilidad de los productos y evitar el uso de insumos caducados.</w:t>
+        <w:spacing w:before="0" w:beforeAutospacing="0" w:line="360" w:lineRule="auto"/>
+        <w:ind w:left="720" w:hanging="360"/>
+        <w:rPr>
+          <w:rFonts w:ascii="Calibri" w:cs="Calibri" w:eastAsia="Calibri" w:hAnsi="Calibri"/>
+        </w:rPr>
+      </w:pPr>
+      <w:bookmarkStart w:colFirst="0" w:colLast="0" w:name="_heading=h.jra8rcgteju2" w:id="12"/>
+      <w:bookmarkEnd w:id="12"/>
+      <w:r>
+        <w:rPr>
+          <w:rFonts w:ascii="Calibri" w:cs="Calibri" w:eastAsia="Calibri" w:hAnsi="Calibri"/>
+          <w:rtl w:val="0"/>
+        </w:rPr>
+        <w:t xml:space="preserve">Objetivos</w:t>
       </w:r>
     </w:p>
     <w:p>
       <w:pPr>
-        <w:numPr>
-          <w:ilvl w:val="0"/>
-          <w:numId w:val="9"/>
-        </w:numPr>
-        <w:spacing w:after="0" w:afterAutospacing="0" w:line="360" w:lineRule="auto"/>
-        <w:ind w:left="2160" w:hanging="360"/>
-        <w:rPr>
-          <w:u w:val="none"/>
-        </w:rPr>
-      </w:pPr>
-      <w:r>
-        <w:rPr>
-          <w:b w:val="1"/>
-          <w:bCs w:val="1"/>
-          <w:rtl w:val="0"/>
-        </w:rPr>
-        <w:t xml:space="preserve">Económico:</w:t>
-      </w:r>
-      <w:r>
-        <w:rPr>
-          <w:rtl w:val="0"/>
-        </w:rPr>
-        <w:t xml:space="preserve"> El contexto de inflación en los precios de los alimentos obliga al área de restaurante y eventos a optimizar sus costos. La reducción de mermas y el control estricto de inventario impactan positivamente en la rentabilidad del área.  </w:t>
+        <w:spacing w:line="360" w:lineRule="auto"/>
+        <w:ind w:left="720" w:firstLine="0"/>
+        <w:rPr/>
+      </w:pPr>
+      <w:r>
+        <w:rPr>
+          <w:rtl w:val="0"/>
+        </w:rPr>
+        <w:t xml:space="preserve">Desarrollar un sistema de gestión de bodega e inventario para el área de restaurante y eventos de Viña Santa Rita, con el fin de digitalizar el control de stock y apoyar la toma de decisiones de la organización.</w:t>
       </w:r>
     </w:p>
     <w:p>
       <w:pPr>
+        <w:pStyle w:val="Heading2"/>
         <w:numPr>
-          <w:ilvl w:val="0"/>
-          <w:numId w:val="9"/>
-        </w:numPr>
-        <w:spacing w:after="0" w:afterAutospacing="0" w:line="360" w:lineRule="auto"/>
-        <w:ind w:left="2160" w:hanging="360"/>
-        <w:rPr>
-          <w:u w:val="none"/>
-        </w:rPr>
-      </w:pPr>
-      <w:r>
-        <w:rPr>
-          <w:b w:val="1"/>
-          <w:bCs w:val="1"/>
-          <w:rtl w:val="0"/>
-        </w:rPr>
-        <w:t xml:space="preserve">Sociocultural:</w:t>
-      </w:r>
-      <w:r>
-        <w:rPr>
-          <w:rtl w:val="0"/>
-        </w:rPr>
-        <w:t xml:space="preserve"> Representa un desafío la resistencia al cambio por parte de los trabajadores, quienes están habituados a solicitar insumos de manera informal o mediante papel. Se requerirá capacitación y acompañamiento para la adopción digital.  </w:t>
-      </w:r>
-    </w:p>
-    <w:p>
-      <w:pPr>
-        <w:numPr>
-          <w:ilvl w:val="0"/>
-          <w:numId w:val="9"/>
-        </w:numPr>
-        <w:spacing w:after="0" w:afterAutospacing="0" w:line="360" w:lineRule="auto"/>
-        <w:ind w:left="2160" w:hanging="360"/>
-        <w:rPr>
-          <w:u w:val="none"/>
-        </w:rPr>
-      </w:pPr>
-      <w:r>
-        <w:rPr>
-          <w:b w:val="1"/>
-          <w:bCs w:val="1"/>
-          <w:rtl w:val="0"/>
-        </w:rPr>
-        <w:t xml:space="preserve">Tecnológico:</w:t>
-      </w:r>
-      <w:r>
-        <w:rPr>
-          <w:rtl w:val="0"/>
-        </w:rPr>
-        <w:t xml:space="preserve"> La viabilidad depende de la infraestructura base del restaurante. Se asume la disponibilidad de conexión a internet y dispositivos móviles o terminales en las zonas operativas para operar el sistema web.  </w:t>
-      </w:r>
-    </w:p>
-    <w:p>
-      <w:pPr>
-        <w:numPr>
-          <w:ilvl w:val="0"/>
-          <w:numId w:val="9"/>
-        </w:numPr>
-        <w:spacing w:after="0" w:afterAutospacing="0" w:line="360" w:lineRule="auto"/>
-        <w:ind w:left="2160" w:hanging="360"/>
-        <w:rPr>
-          <w:u w:val="none"/>
-        </w:rPr>
-      </w:pPr>
-      <w:r>
-        <w:rPr>
-          <w:b w:val="1"/>
-          <w:bCs w:val="1"/>
-          <w:rtl w:val="0"/>
-        </w:rPr>
-        <w:t xml:space="preserve">Ecológico:</w:t>
-      </w:r>
-      <w:r>
-        <w:rPr>
-          <w:rtl w:val="0"/>
-        </w:rPr>
-        <w:t xml:space="preserve"> La digitalización del proceso de solicitudes y control de stock eliminará el uso intensivo de papel. Además, la lógica FEFO reducirá significativamente el desperdicio de insumos perecibles.  </w:t>
-      </w:r>
-    </w:p>
-    <w:p>
-      <w:pPr>
-        <w:numPr>
-          <w:ilvl w:val="0"/>
+          <w:ilvl w:val="1"/>
           <w:numId w:val="9"/>
         </w:numPr>
         <w:spacing w:line="360" w:lineRule="auto"/>
-        <w:ind w:left="2160" w:hanging="360"/>
-        <w:rPr>
-          <w:u w:val="none"/>
-        </w:rPr>
-      </w:pPr>
-      <w:r>
-        <w:rPr>
-          <w:b w:val="1"/>
-          <w:bCs w:val="1"/>
-          <w:rtl w:val="0"/>
-        </w:rPr>
-        <w:t xml:space="preserve">Legal:</w:t>
-      </w:r>
-      <w:r>
-        <w:rPr>
-          <w:rtl w:val="0"/>
-        </w:rPr>
-        <w:t xml:space="preserve"> Se debe garantizar la privacidad e integridad de los datos internos de la organización, asegurando que la información de consumo y costos esté resguardada y solo sea accesible por personal autorizado.</w:t>
-      </w:r>
-    </w:p>
-    <w:p>
-      <w:pPr>
-        <w:spacing w:line="360" w:lineRule="auto"/>
-        <w:ind w:left="1440" w:firstLine="0"/>
-        <w:rPr>
-          <w:b w:val="1"/>
-          <w:bCs w:val="1"/>
-          <w:color w:val="548dd4"/>
-          <w:sz w:val="24"/>
-          <w:szCs w:val="24"/>
-        </w:rPr>
-      </w:pPr>
-      <w:r>
-        <w:rPr>
-          <w:b w:val="1"/>
-          <w:bCs w:val="1"/>
-          <w:color w:val="548dd4"/>
-          <w:sz w:val="24"/>
-          <w:szCs w:val="24"/>
-          <w:rtl w:val="0"/>
-        </w:rPr>
-        <w:t xml:space="preserve">Análisis del microentorno porter.</w:t>
-      </w:r>
-    </w:p>
-    <w:p>
-      <w:pPr>
-        <w:numPr>
-          <w:ilvl w:val="0"/>
-          <w:numId w:val="6"/>
-        </w:numPr>
-        <w:spacing w:after="0" w:afterAutospacing="0" w:line="360" w:lineRule="auto"/>
-        <w:ind w:left="2160" w:hanging="360"/>
-        <w:rPr>
-          <w:u w:val="none"/>
-        </w:rPr>
-      </w:pPr>
-      <w:r>
-        <w:rPr>
-          <w:b w:val="1"/>
-          <w:bCs w:val="1"/>
-          <w:rtl w:val="0"/>
-        </w:rPr>
-        <w:t xml:space="preserve">Rivalidad entre competidores (Baja):</w:t>
-      </w:r>
-      <w:r>
-        <w:rPr>
-          <w:rtl w:val="0"/>
-        </w:rPr>
-        <w:t xml:space="preserve"> Si bien existen en el mercado sistemas ERP robustos, suelen ser costosos y genéricos. Nuestra solución es un desarrollo a la medida, enfocado exclusivamente en resolver el flujo específico del restaurante, sin la fricción de un software sobredimensionado.</w:t>
-      </w:r>
-    </w:p>
-    <w:p>
-      <w:pPr>
-        <w:numPr>
-          <w:ilvl w:val="0"/>
-          <w:numId w:val="6"/>
-        </w:numPr>
-        <w:spacing w:after="0" w:afterAutospacing="0" w:line="360" w:lineRule="auto"/>
-        <w:ind w:left="2160" w:hanging="360"/>
-        <w:rPr>
-          <w:u w:val="none"/>
-        </w:rPr>
-      </w:pPr>
-      <w:r>
-        <w:rPr>
-          <w:b w:val="1"/>
-          <w:bCs w:val="1"/>
-          <w:rtl w:val="0"/>
-        </w:rPr>
-        <w:t xml:space="preserve">Amenaza de nuevos competidores (Nula):</w:t>
-      </w:r>
-      <w:r>
-        <w:rPr>
-          <w:rtl w:val="0"/>
-        </w:rPr>
-        <w:t xml:space="preserve"> Al ser un proyecto interno diseñado específicamente para la operativa de Viña Santa Rita, no existe amenaza comercial de terceros intentando vender un sistema paralelo al mismo usuario final.  </w:t>
-      </w:r>
-    </w:p>
-    <w:p>
-      <w:pPr>
-        <w:numPr>
-          <w:ilvl w:val="0"/>
-          <w:numId w:val="6"/>
-        </w:numPr>
-        <w:spacing w:after="0" w:afterAutospacing="0" w:line="360" w:lineRule="auto"/>
-        <w:ind w:left="2160" w:hanging="360"/>
-        <w:rPr>
-          <w:u w:val="none"/>
-        </w:rPr>
-      </w:pPr>
-      <w:r>
-        <w:rPr>
-          <w:b w:val="1"/>
-          <w:bCs w:val="1"/>
-          <w:rtl w:val="0"/>
-        </w:rPr>
-        <w:t xml:space="preserve">Poder de negociación de los proveedores (Bajo):</w:t>
-      </w:r>
-      <w:r>
-        <w:rPr>
-          <w:rtl w:val="0"/>
-        </w:rPr>
-        <w:t xml:space="preserve"> El desarrollo se apalanca en herramientas, librerías y lenguajes de programación de código abierto o de bajo costo, por lo que no existe dependencia crítica hacia proveedores de licencias de software privativo.</w:t>
-      </w:r>
-    </w:p>
-    <w:p>
-      <w:pPr>
-        <w:numPr>
-          <w:ilvl w:val="0"/>
-          <w:numId w:val="6"/>
-        </w:numPr>
-        <w:spacing w:after="0" w:afterAutospacing="0" w:line="360" w:lineRule="auto"/>
-        <w:ind w:left="2160" w:hanging="360"/>
-        <w:rPr>
-          <w:u w:val="none"/>
-        </w:rPr>
-      </w:pPr>
-      <w:r>
-        <w:rPr>
-          <w:b w:val="1"/>
-          <w:bCs w:val="1"/>
-          <w:rtl w:val="0"/>
-        </w:rPr>
-        <w:t xml:space="preserve">Poder de negociación de los clientes/usuarios (Alto):</w:t>
-      </w:r>
-      <w:r>
-        <w:rPr>
-          <w:rtl w:val="0"/>
-        </w:rPr>
-        <w:t xml:space="preserve"> Los usuarios finales tienen un alto poder. Si la interfaz no es intuitiva o el sistema falla, los usuarios rechazan la herramienta y volverán a los métodos manuales, afectando el éxito del proyecto.  </w:t>
-      </w:r>
-    </w:p>
-    <w:p>
-      <w:pPr>
-        <w:numPr>
-          <w:ilvl w:val="0"/>
-          <w:numId w:val="6"/>
-        </w:numPr>
-        <w:spacing w:line="360" w:lineRule="auto"/>
-        <w:ind w:left="2160" w:hanging="360"/>
-        <w:rPr>
-          <w:u w:val="none"/>
-        </w:rPr>
-      </w:pPr>
-      <w:r>
-        <w:rPr>
-          <w:b w:val="1"/>
-          <w:bCs w:val="1"/>
-          <w:rtl w:val="0"/>
-        </w:rPr>
-        <w:t xml:space="preserve">Amenaza de productos sustitutos (Alta):</w:t>
-      </w:r>
-      <w:r>
-        <w:rPr>
-          <w:rtl w:val="0"/>
-        </w:rPr>
-        <w:t xml:space="preserve"> El principal sustituto directo son las planillas Excel, los cuadernos y las notas de papel actuales. El sistema debe superar la "rapidez" aparente de anotar en un papel ofreciendo automatización real para justificar su adopción.  </w:t>
-      </w:r>
-    </w:p>
-    <w:p>
-      <w:pPr>
-        <w:spacing w:line="360" w:lineRule="auto"/>
-        <w:ind w:left="1440" w:firstLine="0"/>
-        <w:rPr>
-          <w:b w:val="1"/>
-          <w:bCs w:val="1"/>
-          <w:color w:val="548dd4"/>
-          <w:sz w:val="24"/>
-          <w:szCs w:val="24"/>
-        </w:rPr>
-      </w:pPr>
-      <w:r>
-        <w:rPr>
-          <w:b w:val="1"/>
-          <w:bCs w:val="1"/>
-          <w:color w:val="548dd4"/>
-          <w:sz w:val="24"/>
-          <w:szCs w:val="24"/>
-          <w:rtl w:val="0"/>
-        </w:rPr>
-        <w:t xml:space="preserve">Estudio técnico.</w:t>
-      </w:r>
-    </w:p>
-    <w:p>
-      <w:pPr>
-        <w:spacing w:line="360" w:lineRule="auto"/>
-        <w:ind w:left="1440" w:firstLine="0"/>
-        <w:rPr/>
-      </w:pPr>
-      <w:r>
-        <w:rPr>
-          <w:rtl w:val="0"/>
-        </w:rPr>
-        <w:t xml:space="preserve">El desarrollo y despliegue del sistema es técnicamente factible utilizando tecnologías web estándar.</w:t>
-      </w:r>
-    </w:p>
-    <w:p>
-      <w:pPr>
-        <w:numPr>
-          <w:ilvl w:val="0"/>
-          <w:numId w:val="10"/>
-        </w:numPr>
-        <w:spacing w:after="0" w:afterAutospacing="0" w:line="360" w:lineRule="auto"/>
-        <w:ind w:left="2160" w:hanging="360"/>
-        <w:rPr>
-          <w:u w:val="none"/>
-        </w:rPr>
-      </w:pPr>
-      <w:r>
-        <w:rPr>
-          <w:b w:val="1"/>
-          <w:bCs w:val="1"/>
-          <w:rtl w:val="0"/>
-        </w:rPr>
-        <w:t xml:space="preserve">Infraestructura y Arquitectura:</w:t>
-      </w:r>
-      <w:r>
-        <w:rPr>
-          <w:rtl w:val="0"/>
-        </w:rPr>
-        <w:t xml:space="preserve"> Se identificaron distintas alternativas de solución, las cuales se definirán con mayor detalle en las próximas iteraciones del proyecto. Dado que todas las alternativas consideradas parten de una misma base tecnológica, la decisión entre una solución en la nube o on-premise no afecta el desarrollo temprano del sistema. En cuanto al frontend, este será responsive, de modo que se adapte tanto a pantallas de computador como a dispositivos móviles.  </w:t>
-      </w:r>
-    </w:p>
-    <w:p>
-      <w:pPr>
-        <w:numPr>
-          <w:ilvl w:val="0"/>
-          <w:numId w:val="10"/>
-        </w:numPr>
-        <w:spacing w:after="0" w:afterAutospacing="0" w:line="360" w:lineRule="auto"/>
-        <w:ind w:left="2160" w:hanging="360"/>
-        <w:rPr>
-          <w:u w:val="none"/>
-        </w:rPr>
-      </w:pPr>
-      <w:r>
-        <w:rPr>
-          <w:b w:val="1"/>
-          <w:bCs w:val="1"/>
-          <w:rtl w:val="0"/>
-        </w:rPr>
-        <w:t xml:space="preserve">Gestión de Datos:</w:t>
-      </w:r>
-      <w:r>
-        <w:rPr>
-          <w:rtl w:val="0"/>
-        </w:rPr>
-        <w:t xml:space="preserve"> Se implementará una base de datos relacional para asegurar la integridad transaccional del inventario, permitiendo manejar las relaciones lógicas entre lotes, productos, categorías y usuarios, dando soporte sólido al cálculo de salidas bajo el algoritmo FEFO.  </w:t>
-      </w:r>
-    </w:p>
-    <w:p>
-      <w:pPr>
-        <w:numPr>
-          <w:ilvl w:val="0"/>
-          <w:numId w:val="10"/>
-        </w:numPr>
-        <w:spacing w:after="0" w:afterAutospacing="0" w:line="360" w:lineRule="auto"/>
-        <w:ind w:left="2160" w:hanging="360"/>
-        <w:rPr>
-          <w:u w:val="none"/>
-        </w:rPr>
-      </w:pPr>
-      <w:r>
-        <w:rPr>
-          <w:b w:val="1"/>
-          <w:bCs w:val="1"/>
-          <w:rtl w:val="0"/>
-        </w:rPr>
-        <w:t xml:space="preserve">Seguridad y Operaciones:</w:t>
-      </w:r>
-      <w:r>
-        <w:rPr>
-          <w:rtl w:val="0"/>
-        </w:rPr>
-        <w:t xml:space="preserve"> Desde la arquitectura base se implementará un control de acceso basado en roles restrictivos. Esto garantizará que el personal operativo solo pueda realizar solicitudes, mientras que los permisos de escritura de stock y visualización de reportes quedarán aislados y limitados a la administración. Se incluirán registros de auditoría en cada transacción para asegurar que la trazabilidad de los datos mantenga la fiabilidad exigida para su posterior reporte al sistema SAP.</w:t>
-      </w:r>
-    </w:p>
-    <w:p>
-      <w:pPr>
-        <w:pStyle w:val="Heading1"/>
-        <w:numPr>
-          <w:ilvl w:val="0"/>
-          <w:numId w:val="8"/>
-        </w:numPr>
-        <w:spacing w:before="0" w:beforeAutospacing="0" w:line="360" w:lineRule="auto"/>
-        <w:ind w:left="720" w:hanging="360"/>
+        <w:ind w:left="1440" w:hanging="360"/>
         <w:rPr>
           <w:rFonts w:ascii="Calibri" w:cs="Calibri" w:eastAsia="Calibri" w:hAnsi="Calibri"/>
         </w:rPr>
       </w:pPr>
-      <w:bookmarkStart w:colFirst="0" w:colLast="0" w:name="_heading=h.jra8rcgteju2" w:id="13"/>
+      <w:bookmarkStart w:colFirst="0" w:colLast="0" w:name="_heading=h.rmv6r4dhb0j1" w:id="13"/>
       <w:bookmarkEnd w:id="13"/>
-      <w:r>
-        <w:rPr>
-          <w:rFonts w:ascii="Calibri" w:cs="Calibri" w:eastAsia="Calibri" w:hAnsi="Calibri"/>
-          <w:rtl w:val="0"/>
-        </w:rPr>
-        <w:t xml:space="preserve">Objetivos</w:t>
-      </w:r>
-    </w:p>
-    <w:p>
-      <w:pPr>
-        <w:spacing w:line="360" w:lineRule="auto"/>
-        <w:ind w:left="720" w:firstLine="0"/>
-        <w:rPr/>
-      </w:pPr>
-      <w:r>
-        <w:rPr>
-          <w:rtl w:val="0"/>
-        </w:rPr>
-        <w:t xml:space="preserve">El objetivo principal es desarrollar un sistema de gestión de bodega e inventario para el área de restaurante y eventos de Viña Santa Rita, que digitalice el control de entradas, salidas, stock y solicitudes de insumos, aplicando el criterio FEFO para la priorización de vencimientos y generando información que apoye la toma de decisiones de la organización.</w:t>
-      </w:r>
-    </w:p>
-    <w:p>
-      <w:pPr>
-        <w:pStyle w:val="Heading2"/>
-        <w:numPr>
-          <w:ilvl w:val="1"/>
-          <w:numId w:val="8"/>
-        </w:numPr>
-        <w:spacing w:line="360" w:lineRule="auto"/>
-        <w:ind w:left="1440" w:hanging="360"/>
-        <w:rPr>
-          <w:rFonts w:ascii="Calibri" w:cs="Calibri" w:eastAsia="Calibri" w:hAnsi="Calibri"/>
-        </w:rPr>
-      </w:pPr>
-      <w:bookmarkStart w:colFirst="0" w:colLast="0" w:name="_heading=h.rmv6r4dhb0j1" w:id="14"/>
-      <w:bookmarkEnd w:id="14"/>
       <w:r>
         <w:rPr>
           <w:rFonts w:ascii="Calibri" w:cs="Calibri" w:eastAsia="Calibri" w:hAnsi="Calibri"/>
@@ -2923,13 +2822,12 @@
         </w:numPr>
         <w:spacing w:after="0" w:afterAutospacing="0" w:line="360" w:lineRule="auto"/>
         <w:ind w:left="2160" w:hanging="360"/>
-        <w:rPr/>
-      </w:pPr>
-      <w:r>
-        <w:rPr>
-          <w:rtl w:val="0"/>
-        </w:rPr>
-        <w:t xml:space="preserve">Levantar y analizar los requerimientos funcionales de la gestión de bodega mediante reuniones de trabajo con Pauli y Jorge.</w:t>
+      </w:pPr>
+      <w:r>
+        <w:rPr>
+          <w:rtl w:val="0"/>
+        </w:rPr>
+        <w:t xml:space="preserve">Levantar y priorizar, junto al cliente, las historias de usuario del sistema durante la fase de Exploración de XP.</w:t>
       </w:r>
     </w:p>
     <w:p>
@@ -2940,13 +2838,12 @@
         </w:numPr>
         <w:spacing w:after="0" w:afterAutospacing="0" w:line="360" w:lineRule="auto"/>
         <w:ind w:left="2160" w:hanging="360"/>
-        <w:rPr/>
-      </w:pPr>
-      <w:r>
-        <w:rPr>
-          <w:rtl w:val="0"/>
-        </w:rPr>
-        <w:t xml:space="preserve">Diseñar el modelo de base de datos que soporte el registro de productos, movimientos de inventario, stock y fechas de vencimiento.</w:t>
+      </w:pPr>
+      <w:r>
+        <w:rPr>
+          <w:rtl w:val="0"/>
+        </w:rPr>
+        <w:t xml:space="preserve">Planificar las entregas e iteraciones del proyecto en función de la estimación de esfuerzo de cada historia de usuario.</w:t>
       </w:r>
     </w:p>
     <w:p>
@@ -2957,13 +2854,12 @@
         </w:numPr>
         <w:spacing w:after="0" w:afterAutospacing="0" w:line="360" w:lineRule="auto"/>
         <w:ind w:left="2160" w:hanging="360"/>
-        <w:rPr/>
-      </w:pPr>
-      <w:r>
-        <w:rPr>
-          <w:rtl w:val="0"/>
-        </w:rPr>
-        <w:t xml:space="preserve">Desarrollar el módulo de registro y control de entradas y salidas de productos de bodega.</w:t>
+      </w:pPr>
+      <w:r>
+        <w:rPr>
+          <w:rtl w:val="0"/>
+        </w:rPr>
+        <w:t xml:space="preserve">Desarrollar, mediante iteraciones cortas, el módulo de Gestión de Inventario aplicando TDD.</w:t>
       </w:r>
     </w:p>
     <w:p>
@@ -2974,13 +2870,12 @@
         </w:numPr>
         <w:spacing w:after="0" w:afterAutospacing="0" w:line="360" w:lineRule="auto"/>
         <w:ind w:left="2160" w:hanging="360"/>
-        <w:rPr/>
-      </w:pPr>
-      <w:r>
-        <w:rPr>
-          <w:rtl w:val="0"/>
-        </w:rPr>
-        <w:t xml:space="preserve">Implementar un sistema de alertas de stock y de vencimientos próximos, aplicando el criterio FEFO.</w:t>
+      </w:pPr>
+      <w:r>
+        <w:rPr>
+          <w:rtl w:val="0"/>
+        </w:rPr>
+        <w:t xml:space="preserve">Validar, junto al cliente, las historias de usuario del módulo de Gestión de Inventario mediante pruebas de aceptación.</w:t>
       </w:r>
     </w:p>
     <w:p>
@@ -2991,30 +2886,12 @@
         </w:numPr>
         <w:spacing w:after="0" w:afterAutospacing="0" w:line="360" w:lineRule="auto"/>
         <w:ind w:left="2160" w:hanging="360"/>
-        <w:rPr/>
-      </w:pPr>
-      <w:r>
-        <w:rPr>
-          <w:rtl w:val="0"/>
-        </w:rPr>
-        <w:t xml:space="preserve">Digitalizar el proceso de solicitud de insumos de los trabajadores, incorporando estados de seguimiento.</w:t>
-      </w:r>
-    </w:p>
-    <w:p>
-      <w:pPr>
-        <w:numPr>
-          <w:ilvl w:val="0"/>
-          <w:numId w:val="2"/>
-        </w:numPr>
-        <w:spacing w:after="0" w:afterAutospacing="0" w:line="360" w:lineRule="auto"/>
-        <w:ind w:left="2160" w:hanging="360"/>
-        <w:rPr/>
-      </w:pPr>
-      <w:r>
-        <w:rPr>
-          <w:rtl w:val="0"/>
-        </w:rPr>
-        <w:t xml:space="preserve">Generar reportes y estadísticas de consumo que sirvan de base confiable para el resumen semanal que se reporta al sistema SAP.</w:t>
+      </w:pPr>
+      <w:r>
+        <w:rPr>
+          <w:rtl w:val="0"/>
+        </w:rPr>
+        <w:t xml:space="preserve">Desarrollar, mediante iteraciones cortas, el módulo de Analítica.</w:t>
       </w:r>
     </w:p>
     <w:p>
@@ -3025,13 +2902,15 @@
         </w:numPr>
         <w:spacing w:line="360" w:lineRule="auto"/>
         <w:ind w:left="2160" w:hanging="360"/>
-        <w:rPr/>
-      </w:pPr>
-      <w:r>
-        <w:rPr>
-          <w:rtl w:val="0"/>
-        </w:rPr>
-        <w:t xml:space="preserve">Validar el sistema desarrollado con Jorge y Pauli para asegurar su usabilidad y ajuste a los procesos reales de la organización.</w:t>
+      </w:pPr>
+      <w:r>
+        <w:rPr>
+          <w:rtl w:val="0"/>
+        </w:rPr>
+        <w:t xml:space="preserve">Validar, junto al cliente, las historias de usuario del módulo de Analítica mediante pruebas de aceptación.</w:t>
+      </w:r>
+      <w:r>
+        <w:br w:type="page"/>
       </w:r>
       <w:r>
         <w:rPr>
@@ -3044,7 +2923,7 @@
         <w:pStyle w:val="Heading1"/>
         <w:numPr>
           <w:ilvl w:val="0"/>
-          <w:numId w:val="8"/>
+          <w:numId w:val="9"/>
         </w:numPr>
         <w:spacing w:line="360" w:lineRule="auto"/>
         <w:ind w:left="720" w:hanging="360"/>
@@ -3052,8 +2931,8 @@
           <w:rFonts w:ascii="Calibri" w:cs="Calibri" w:eastAsia="Calibri" w:hAnsi="Calibri"/>
         </w:rPr>
       </w:pPr>
-      <w:bookmarkStart w:colFirst="0" w:colLast="0" w:name="_heading=h.ka8qebs2ewrl" w:id="15"/>
-      <w:bookmarkEnd w:id="15"/>
+      <w:bookmarkStart w:colFirst="0" w:colLast="0" w:name="_heading=h.ka8qebs2ewrl" w:id="14"/>
+      <w:bookmarkEnd w:id="14"/>
       <w:r>
         <w:rPr>
           <w:rFonts w:ascii="Calibri" w:cs="Calibri" w:eastAsia="Calibri" w:hAnsi="Calibri"/>
@@ -3065,16 +2944,16 @@
     <w:sdt>
       <w:sdtPr>
         <w:lock w:val="contentLocked"/>
-        <w:id w:val="1215855044"/>
+        <w:id w:val="-959741568"/>
         <w:tag w:val="goog_rdk_2"/>
       </w:sdtPr>
       <w:sdtContent>
         <w:tbl>
           <w:tblPr>
             <w:tblStyle w:val="Table4"/>
-            <w:tblW w:w="8205.0" w:type="dxa"/>
+            <w:tblW w:w="10575.0" w:type="dxa"/>
             <w:jc w:val="left"/>
-            <w:tblInd w:w="720.0" w:type="dxa"/>
+            <w:tblInd w:w="-630.0" w:type="dxa"/>
             <w:tblBorders>
               <w:top w:color="000000" w:space="0" w:sz="8" w:val="single"/>
               <w:left w:color="000000" w:space="0" w:sz="8" w:val="single"/>
@@ -3087,16 +2966,16 @@
             <w:tblLook w:val="0600"/>
           </w:tblPr>
           <w:tblGrid>
-            <w:gridCol w:w="2051.25"/>
-            <w:gridCol w:w="2051.25"/>
-            <w:gridCol w:w="2051.25"/>
-            <w:gridCol w:w="2051.25"/>
+            <w:gridCol w:w="2295"/>
+            <w:gridCol w:w="2295"/>
+            <w:gridCol w:w="3150"/>
+            <w:gridCol w:w="2835"/>
             <w:tblGridChange w:id="0">
               <w:tblGrid>
-                <w:gridCol w:w="2051.25"/>
-                <w:gridCol w:w="2051.25"/>
-                <w:gridCol w:w="2051.25"/>
-                <w:gridCol w:w="2051.25"/>
+                <w:gridCol w:w="2295"/>
+                <w:gridCol w:w="2295"/>
+                <w:gridCol w:w="3150"/>
+                <w:gridCol w:w="2835"/>
               </w:tblGrid>
             </w:tblGridChange>
           </w:tblGrid>
@@ -3125,7 +3004,7 @@
               <w:p>
                 <w:pPr>
                   <w:widowControl w:val="0"/>
-                  <w:spacing w:after="0" w:line="360" w:lineRule="auto"/>
+                  <w:spacing w:after="0" w:line="240" w:lineRule="auto"/>
                   <w:jc w:val="center"/>
                   <w:rPr>
                     <w:sz w:val="24"/>
@@ -3169,7 +3048,7 @@
               <w:p>
                 <w:pPr>
                   <w:widowControl w:val="0"/>
-                  <w:spacing w:after="0" w:line="360" w:lineRule="auto"/>
+                  <w:spacing w:after="0" w:line="240" w:lineRule="auto"/>
                   <w:jc w:val="center"/>
                   <w:rPr>
                     <w:sz w:val="24"/>
@@ -3184,7 +3063,7 @@
                     <w:szCs w:val="24"/>
                     <w:rtl w:val="0"/>
                   </w:rPr>
-                  <w:t xml:space="preserve">Kanban</w:t>
+                  <w:t xml:space="preserve">SCRUM</w:t>
                 </w:r>
                 <w:r>
                   <w:rPr>
@@ -3213,7 +3092,7 @@
               <w:p>
                 <w:pPr>
                   <w:widowControl w:val="0"/>
-                  <w:spacing w:after="0" w:line="360" w:lineRule="auto"/>
+                  <w:spacing w:after="0" w:line="240" w:lineRule="auto"/>
                   <w:jc w:val="center"/>
                   <w:rPr>
                     <w:sz w:val="24"/>
@@ -3228,7 +3107,7 @@
                     <w:szCs w:val="24"/>
                     <w:rtl w:val="0"/>
                   </w:rPr>
-                  <w:t xml:space="preserve">Cascada</w:t>
+                  <w:t xml:space="preserve">XP</w:t>
                 </w:r>
                 <w:r>
                   <w:rPr>
@@ -3257,7 +3136,7 @@
               <w:p>
                 <w:pPr>
                   <w:widowControl w:val="0"/>
-                  <w:spacing w:after="0" w:line="360" w:lineRule="auto"/>
+                  <w:spacing w:after="0" w:line="240" w:lineRule="auto"/>
                   <w:jc w:val="center"/>
                   <w:rPr>
                     <w:sz w:val="24"/>
@@ -3272,7 +3151,7 @@
                     <w:szCs w:val="24"/>
                     <w:rtl w:val="0"/>
                   </w:rPr>
-                  <w:t xml:space="preserve">RUP</w:t>
+                  <w:t xml:space="preserve">DSDM</w:t>
                 </w:r>
                 <w:r>
                   <w:rPr>
@@ -3306,7 +3185,7 @@
               <w:p>
                 <w:pPr>
                   <w:widowControl w:val="0"/>
-                  <w:spacing w:after="0" w:line="360" w:lineRule="auto"/>
+                  <w:spacing w:after="0" w:line="240" w:lineRule="auto"/>
                   <w:rPr>
                     <w:sz w:val="24"/>
                     <w:szCs w:val="24"/>
@@ -3318,7 +3197,7 @@
                     <w:szCs w:val="24"/>
                     <w:rtl w:val="0"/>
                   </w:rPr>
-                  <w:t xml:space="preserve">Enfoque general</w:t>
+                  <w:t xml:space="preserve">1. Enfoque general</w:t>
                 </w:r>
               </w:p>
             </w:tc>
@@ -3341,7 +3220,7 @@
               <w:p>
                 <w:pPr>
                   <w:widowControl w:val="0"/>
-                  <w:spacing w:after="0" w:line="360" w:lineRule="auto"/>
+                  <w:spacing w:after="0" w:line="240" w:lineRule="auto"/>
                   <w:rPr>
                     <w:sz w:val="24"/>
                     <w:szCs w:val="24"/>
@@ -3353,7 +3232,7 @@
                     <w:szCs w:val="24"/>
                     <w:rtl w:val="0"/>
                   </w:rPr>
-                  <w:t xml:space="preserve">Iterativo y continuo, basado en flujo de trabajo</w:t>
+                  <w:t xml:space="preserve">Framework de gestión ágil (roles, eventos, artefactos)</w:t>
                 </w:r>
               </w:p>
             </w:tc>
@@ -3376,7 +3255,7 @@
               <w:p>
                 <w:pPr>
                   <w:widowControl w:val="0"/>
-                  <w:spacing w:after="0" w:line="360" w:lineRule="auto"/>
+                  <w:spacing w:after="0" w:line="240" w:lineRule="auto"/>
                   <w:rPr>
                     <w:sz w:val="24"/>
                     <w:szCs w:val="24"/>
@@ -3388,7 +3267,7 @@
                     <w:szCs w:val="24"/>
                     <w:rtl w:val="0"/>
                   </w:rPr>
-                  <w:t xml:space="preserve">Secuencial, fase por fase</w:t>
+                  <w:t xml:space="preserve">Colección de prácticas de ingeniería interdependientes para producir software de calidad</w:t>
                 </w:r>
               </w:p>
             </w:tc>
@@ -3411,7 +3290,7 @@
               <w:p>
                 <w:pPr>
                   <w:widowControl w:val="0"/>
-                  <w:spacing w:after="0" w:line="360" w:lineRule="auto"/>
+                  <w:spacing w:after="0" w:line="240" w:lineRule="auto"/>
                   <w:rPr>
                     <w:sz w:val="24"/>
                     <w:szCs w:val="24"/>
@@ -3423,7 +3302,7 @@
                     <w:szCs w:val="24"/>
                     <w:rtl w:val="0"/>
                   </w:rPr>
-                  <w:t xml:space="preserve">Iterativo, dividido en 4 fases formales (inicio, elaboración, construcción, transición)</w:t>
+                  <w:t xml:space="preserve">Framework ágil corporativo, con más disciplina y estructura que otros métodos ágiles</w:t>
                 </w:r>
               </w:p>
             </w:tc>
@@ -3452,7 +3331,7 @@
               <w:p>
                 <w:pPr>
                   <w:widowControl w:val="0"/>
-                  <w:spacing w:after="0" w:line="360" w:lineRule="auto"/>
+                  <w:spacing w:after="0" w:line="240" w:lineRule="auto"/>
                   <w:rPr>
                     <w:sz w:val="24"/>
                     <w:szCs w:val="24"/>
@@ -3464,7 +3343,7 @@
                     <w:szCs w:val="24"/>
                     <w:rtl w:val="0"/>
                   </w:rPr>
-                  <w:t xml:space="preserve">Flexibilidad ante cambios de requerimientos</w:t>
+                  <w:t xml:space="preserve">2. Flexibilidad ante cambios de requerimientos</w:t>
                 </w:r>
               </w:p>
             </w:tc>
@@ -3487,7 +3366,7 @@
               <w:p>
                 <w:pPr>
                   <w:widowControl w:val="0"/>
-                  <w:spacing w:after="0" w:line="360" w:lineRule="auto"/>
+                  <w:spacing w:after="0" w:line="240" w:lineRule="auto"/>
                   <w:rPr>
                     <w:sz w:val="24"/>
                     <w:szCs w:val="24"/>
@@ -3499,7 +3378,7 @@
                     <w:szCs w:val="24"/>
                     <w:rtl w:val="0"/>
                   </w:rPr>
-                  <w:t xml:space="preserve">Alta, los cambios se incorporan en cualquier momento</w:t>
+                  <w:t xml:space="preserve">Alta, el backlog se prioriza y refina continuamente</w:t>
                 </w:r>
               </w:p>
             </w:tc>
@@ -3522,7 +3401,7 @@
               <w:p>
                 <w:pPr>
                   <w:widowControl w:val="0"/>
-                  <w:spacing w:after="0" w:line="360" w:lineRule="auto"/>
+                  <w:spacing w:after="0" w:line="240" w:lineRule="auto"/>
                   <w:rPr>
                     <w:sz w:val="24"/>
                     <w:szCs w:val="24"/>
@@ -3534,7 +3413,7 @@
                     <w:szCs w:val="24"/>
                     <w:rtl w:val="0"/>
                   </w:rPr>
-                  <w:t xml:space="preserve">Baja, los requerimientos se cierran al inicio</w:t>
+                  <w:t xml:space="preserve">Alta, el diseño simple va emergiendo a medida que se construye la solución</w:t>
                 </w:r>
               </w:p>
             </w:tc>
@@ -3557,7 +3436,7 @@
               <w:p>
                 <w:pPr>
                   <w:widowControl w:val="0"/>
-                  <w:spacing w:after="0" w:line="360" w:lineRule="auto"/>
+                  <w:spacing w:after="0" w:line="240" w:lineRule="auto"/>
                   <w:rPr>
                     <w:sz w:val="24"/>
                     <w:szCs w:val="24"/>
@@ -3569,7 +3448,7 @@
                     <w:szCs w:val="24"/>
                     <w:rtl w:val="0"/>
                   </w:rPr>
-                  <w:t xml:space="preserve">Media, permite cambios pero dentro de fases estructuradas</w:t>
+                  <w:t xml:space="preserve">Media, los cambios se gestionan mediante priorización MoSCoW dentro de tiempo/costo/calidad fijos</w:t>
                 </w:r>
               </w:p>
             </w:tc>
@@ -3598,7 +3477,7 @@
               <w:p>
                 <w:pPr>
                   <w:widowControl w:val="0"/>
-                  <w:spacing w:after="0" w:line="360" w:lineRule="auto"/>
+                  <w:spacing w:after="0" w:line="240" w:lineRule="auto"/>
                   <w:rPr>
                     <w:sz w:val="24"/>
                     <w:szCs w:val="24"/>
@@ -3610,7 +3489,7 @@
                     <w:szCs w:val="24"/>
                     <w:rtl w:val="0"/>
                   </w:rPr>
-                  <w:t xml:space="preserve">Documentación requerida</w:t>
+                  <w:t xml:space="preserve">3. Documentación requerida</w:t>
                 </w:r>
               </w:p>
             </w:tc>
@@ -3633,7 +3512,7 @@
               <w:p>
                 <w:pPr>
                   <w:widowControl w:val="0"/>
-                  <w:spacing w:after="0" w:line="360" w:lineRule="auto"/>
+                  <w:spacing w:after="0" w:line="240" w:lineRule="auto"/>
                   <w:rPr>
                     <w:sz w:val="24"/>
                     <w:szCs w:val="24"/>
@@ -3645,7 +3524,7 @@
                     <w:szCs w:val="24"/>
                     <w:rtl w:val="0"/>
                   </w:rPr>
-                  <w:t xml:space="preserve">Mínima, se prioriza el trabajo visible sobre el papeleo</w:t>
+                  <w:t xml:space="preserve">Mínima (backlog, historias de usuario)</w:t>
                 </w:r>
               </w:p>
             </w:tc>
@@ -3668,7 +3547,7 @@
               <w:p>
                 <w:pPr>
                   <w:widowControl w:val="0"/>
-                  <w:spacing w:after="0" w:line="360" w:lineRule="auto"/>
+                  <w:spacing w:after="0" w:line="240" w:lineRule="auto"/>
                   <w:rPr>
                     <w:sz w:val="24"/>
                     <w:szCs w:val="24"/>
@@ -3680,7 +3559,7 @@
                     <w:szCs w:val="24"/>
                     <w:rtl w:val="0"/>
                   </w:rPr>
-                  <w:t xml:space="preserve">Extensa, cada fase exige documentación formal</w:t>
+                  <w:t xml:space="preserve">Mínima; las pruebas automatizadas funcionan como forma de documentación viva</w:t>
                 </w:r>
               </w:p>
             </w:tc>
@@ -3703,7 +3582,7 @@
               <w:p>
                 <w:pPr>
                   <w:widowControl w:val="0"/>
-                  <w:spacing w:after="0" w:line="360" w:lineRule="auto"/>
+                  <w:spacing w:after="0" w:line="240" w:lineRule="auto"/>
                   <w:rPr>
                     <w:sz w:val="24"/>
                     <w:szCs w:val="24"/>
@@ -3715,7 +3594,7 @@
                     <w:szCs w:val="24"/>
                     <w:rtl w:val="0"/>
                   </w:rPr>
-                  <w:t xml:space="preserve">Extensa, con artefactos y plantillas específicas por fase</w:t>
+                  <w:t xml:space="preserve">Documentación "lean y oportuna", exige un caso de negocio formal como base del proyecto</w:t>
                 </w:r>
               </w:p>
             </w:tc>
@@ -3744,7 +3623,7 @@
               <w:p>
                 <w:pPr>
                   <w:widowControl w:val="0"/>
-                  <w:spacing w:after="0" w:line="360" w:lineRule="auto"/>
+                  <w:spacing w:after="0" w:line="240" w:lineRule="auto"/>
                   <w:rPr>
                     <w:sz w:val="24"/>
                     <w:szCs w:val="24"/>
@@ -3756,7 +3635,7 @@
                     <w:szCs w:val="24"/>
                     <w:rtl w:val="0"/>
                   </w:rPr>
-                  <w:t xml:space="preserve">Roles definidos</w:t>
+                  <w:t xml:space="preserve">4. Roles definidos</w:t>
                 </w:r>
               </w:p>
             </w:tc>
@@ -3779,7 +3658,7 @@
               <w:p>
                 <w:pPr>
                   <w:widowControl w:val="0"/>
-                  <w:spacing w:after="0" w:line="360" w:lineRule="auto"/>
+                  <w:spacing w:after="0" w:line="240" w:lineRule="auto"/>
                   <w:rPr>
                     <w:sz w:val="24"/>
                     <w:szCs w:val="24"/>
@@ -3791,7 +3670,7 @@
                     <w:szCs w:val="24"/>
                     <w:rtl w:val="0"/>
                   </w:rPr>
-                  <w:t xml:space="preserve">Flexibles, no exige roles formales obligatorios</w:t>
+                  <w:t xml:space="preserve">Product Owner, Scrum Master, equipo de desarrollo</w:t>
                 </w:r>
               </w:p>
             </w:tc>
@@ -3814,7 +3693,7 @@
               <w:p>
                 <w:pPr>
                   <w:widowControl w:val="0"/>
-                  <w:spacing w:after="0" w:line="360" w:lineRule="auto"/>
+                  <w:spacing w:after="0" w:line="240" w:lineRule="auto"/>
                   <w:rPr>
                     <w:sz w:val="24"/>
                     <w:szCs w:val="24"/>
@@ -3826,7 +3705,7 @@
                     <w:szCs w:val="24"/>
                     <w:rtl w:val="0"/>
                   </w:rPr>
-                  <w:t xml:space="preserve">Roles jerárquicos y bien definidos</w:t>
+                  <w:t xml:space="preserve">Simples: cliente, programador, tracker, coach</w:t>
                 </w:r>
               </w:p>
             </w:tc>
@@ -3849,7 +3728,7 @@
               <w:p>
                 <w:pPr>
                   <w:widowControl w:val="0"/>
-                  <w:spacing w:after="0" w:line="360" w:lineRule="auto"/>
+                  <w:spacing w:after="0" w:line="240" w:lineRule="auto"/>
                   <w:rPr>
                     <w:sz w:val="24"/>
                     <w:szCs w:val="24"/>
@@ -3861,7 +3740,7 @@
                     <w:szCs w:val="24"/>
                     <w:rtl w:val="0"/>
                   </w:rPr>
-                  <w:t xml:space="preserve">Roles formales (analista, arquitecto, desarrollador, etc.)</w:t>
+                  <w:t xml:space="preserve">Roles más formales, con foco en stakeholders empoderados para decidir</w:t>
                 </w:r>
               </w:p>
             </w:tc>
@@ -3890,7 +3769,7 @@
               <w:p>
                 <w:pPr>
                   <w:widowControl w:val="0"/>
-                  <w:spacing w:after="0" w:line="360" w:lineRule="auto"/>
+                  <w:spacing w:after="0" w:line="240" w:lineRule="auto"/>
                   <w:rPr>
                     <w:sz w:val="24"/>
                     <w:szCs w:val="24"/>
@@ -3902,7 +3781,7 @@
                     <w:szCs w:val="24"/>
                     <w:rtl w:val="0"/>
                   </w:rPr>
-                  <w:t xml:space="preserve">Duración de ciclos/iteraciones</w:t>
+                  <w:t xml:space="preserve">5. Duración de ciclos/iteraciones</w:t>
                 </w:r>
               </w:p>
             </w:tc>
@@ -3925,7 +3804,7 @@
               <w:p>
                 <w:pPr>
                   <w:widowControl w:val="0"/>
-                  <w:spacing w:after="0" w:line="360" w:lineRule="auto"/>
+                  <w:spacing w:after="0" w:line="240" w:lineRule="auto"/>
                   <w:rPr>
                     <w:sz w:val="24"/>
                     <w:szCs w:val="24"/>
@@ -3937,7 +3816,7 @@
                     <w:szCs w:val="24"/>
                     <w:rtl w:val="0"/>
                   </w:rPr>
-                  <w:t xml:space="preserve">Sin iteraciones fijas, flujo continuo</w:t>
+                  <w:t xml:space="preserve">Sprints de 2 a 4 semanas</w:t>
                 </w:r>
               </w:p>
             </w:tc>
@@ -3960,7 +3839,7 @@
               <w:p>
                 <w:pPr>
                   <w:widowControl w:val="0"/>
-                  <w:spacing w:after="0" w:line="360" w:lineRule="auto"/>
+                  <w:spacing w:after="0" w:line="240" w:lineRule="auto"/>
                   <w:rPr>
                     <w:sz w:val="24"/>
                     <w:szCs w:val="24"/>
@@ -3972,7 +3851,7 @@
                     <w:szCs w:val="24"/>
                     <w:rtl w:val="0"/>
                   </w:rPr>
-                  <w:t xml:space="preserve">Sin iteraciones, una sola pasada lineal</w:t>
+                  <w:t xml:space="preserve">Iteraciones cortas, 1 a 3 semanas</w:t>
                 </w:r>
               </w:p>
             </w:tc>
@@ -3995,7 +3874,7 @@
               <w:p>
                 <w:pPr>
                   <w:widowControl w:val="0"/>
-                  <w:spacing w:after="0" w:line="360" w:lineRule="auto"/>
+                  <w:spacing w:after="0" w:line="240" w:lineRule="auto"/>
                   <w:rPr>
                     <w:sz w:val="24"/>
                     <w:szCs w:val="24"/>
@@ -4007,7 +3886,7 @@
                     <w:szCs w:val="24"/>
                     <w:rtl w:val="0"/>
                   </w:rPr>
-                  <w:t xml:space="preserve">Iteraciones largas y planificadas por fase</w:t>
+                  <w:t xml:space="preserve">Iterativo e incremental, con timeboxing y fase de Foundations inicial</w:t>
                 </w:r>
               </w:p>
             </w:tc>
@@ -4036,7 +3915,7 @@
               <w:p>
                 <w:pPr>
                   <w:widowControl w:val="0"/>
-                  <w:spacing w:after="0" w:line="360" w:lineRule="auto"/>
+                  <w:spacing w:after="0" w:line="240" w:lineRule="auto"/>
                   <w:rPr>
                     <w:sz w:val="24"/>
                     <w:szCs w:val="24"/>
@@ -4048,7 +3927,7 @@
                     <w:szCs w:val="24"/>
                     <w:rtl w:val="0"/>
                   </w:rPr>
-                  <w:t xml:space="preserve">Entrega de valor</w:t>
+                  <w:t xml:space="preserve">6. Entrega de valor</w:t>
                 </w:r>
               </w:p>
             </w:tc>
@@ -4071,7 +3950,7 @@
               <w:p>
                 <w:pPr>
                   <w:widowControl w:val="0"/>
-                  <w:spacing w:after="0" w:line="360" w:lineRule="auto"/>
+                  <w:spacing w:after="0" w:line="240" w:lineRule="auto"/>
                   <w:rPr>
                     <w:sz w:val="24"/>
                     <w:szCs w:val="24"/>
@@ -4083,7 +3962,7 @@
                     <w:szCs w:val="24"/>
                     <w:rtl w:val="0"/>
                   </w:rPr>
-                  <w:t xml:space="preserve">Continua, tareas se completan y entregan de forma constante</w:t>
+                  <w:t xml:space="preserve">Incremento funcional al final de cada sprint</w:t>
                 </w:r>
               </w:p>
             </w:tc>
@@ -4106,7 +3985,7 @@
               <w:p>
                 <w:pPr>
                   <w:widowControl w:val="0"/>
-                  <w:spacing w:after="0" w:line="360" w:lineRule="auto"/>
+                  <w:spacing w:after="0" w:line="240" w:lineRule="auto"/>
                   <w:rPr>
                     <w:sz w:val="24"/>
                     <w:szCs w:val="24"/>
@@ -4118,7 +3997,7 @@
                     <w:szCs w:val="24"/>
                     <w:rtl w:val="0"/>
                   </w:rPr>
-                  <w:t xml:space="preserve">Al final del proyecto, tras completar todas las fases</w:t>
+                  <w:t xml:space="preserve">Entrega continua de código funcionando, refactorizado sin parar</w:t>
                 </w:r>
               </w:p>
             </w:tc>
@@ -4141,7 +4020,7 @@
               <w:p>
                 <w:pPr>
                   <w:widowControl w:val="0"/>
-                  <w:spacing w:after="0" w:line="360" w:lineRule="auto"/>
+                  <w:spacing w:after="0" w:line="240" w:lineRule="auto"/>
                   <w:rPr>
                     <w:sz w:val="24"/>
                     <w:szCs w:val="24"/>
@@ -4153,7 +4032,7 @@
                     <w:szCs w:val="24"/>
                     <w:rtl w:val="0"/>
                   </w:rPr>
-                  <w:t xml:space="preserve">Al final de cada fase mayor</w:t>
+                  <w:t xml:space="preserve">Entrega frecuente alineada a objetivos de negocio</w:t>
                 </w:r>
               </w:p>
             </w:tc>
@@ -4182,7 +4061,7 @@
               <w:p>
                 <w:pPr>
                   <w:widowControl w:val="0"/>
-                  <w:spacing w:after="0" w:line="360" w:lineRule="auto"/>
+                  <w:spacing w:after="0" w:line="240" w:lineRule="auto"/>
                   <w:rPr>
                     <w:sz w:val="24"/>
                     <w:szCs w:val="24"/>
@@ -4194,7 +4073,7 @@
                     <w:szCs w:val="24"/>
                     <w:rtl w:val="0"/>
                   </w:rPr>
-                  <w:t xml:space="preserve">Adaptabilidad a equipos pequeños</w:t>
+                  <w:t xml:space="preserve">7. Adaptabilidad a equipos pequeños</w:t>
                 </w:r>
               </w:p>
             </w:tc>
@@ -4217,7 +4096,7 @@
               <w:p>
                 <w:pPr>
                   <w:widowControl w:val="0"/>
-                  <w:spacing w:after="0" w:line="360" w:lineRule="auto"/>
+                  <w:spacing w:after="0" w:line="240" w:lineRule="auto"/>
                   <w:rPr>
                     <w:sz w:val="24"/>
                     <w:szCs w:val="24"/>
@@ -4229,7 +4108,7 @@
                     <w:szCs w:val="24"/>
                     <w:rtl w:val="0"/>
                   </w:rPr>
-                  <w:t xml:space="preserve">Alta, pensada para equipos ágiles y reducidos</w:t>
+                  <w:t xml:space="preserve">Alta</w:t>
                 </w:r>
               </w:p>
             </w:tc>
@@ -4252,7 +4131,7 @@
               <w:p>
                 <w:pPr>
                   <w:widowControl w:val="0"/>
-                  <w:spacing w:after="0" w:line="360" w:lineRule="auto"/>
+                  <w:spacing w:after="0" w:line="240" w:lineRule="auto"/>
                   <w:rPr>
                     <w:sz w:val="24"/>
                     <w:szCs w:val="24"/>
@@ -4264,7 +4143,7 @@
                     <w:szCs w:val="24"/>
                     <w:rtl w:val="0"/>
                   </w:rPr>
-                  <w:t xml:space="preserve">Baja, orientada a proyectos grandes y formales</w:t>
+                  <w:t xml:space="preserve">Alta, originalmente pensado para equipos pequeños</w:t>
                 </w:r>
               </w:p>
             </w:tc>
@@ -4287,7 +4166,7 @@
               <w:p>
                 <w:pPr>
                   <w:widowControl w:val="0"/>
-                  <w:spacing w:after="0" w:line="360" w:lineRule="auto"/>
+                  <w:spacing w:after="0" w:line="240" w:lineRule="auto"/>
                   <w:rPr>
                     <w:sz w:val="24"/>
                     <w:szCs w:val="24"/>
@@ -4299,7 +4178,7 @@
                     <w:szCs w:val="24"/>
                     <w:rtl w:val="0"/>
                   </w:rPr>
-                  <w:t xml:space="preserve">Baja, requiere estructura y roles que un equipo pequeño no siempre cubre</w:t>
+                  <w:t xml:space="preserve">Baja/media, nació para proyectos corporativos más grandes</w:t>
                 </w:r>
               </w:p>
             </w:tc>
@@ -4328,7 +4207,7 @@
               <w:p>
                 <w:pPr>
                   <w:widowControl w:val="0"/>
-                  <w:spacing w:after="0" w:line="360" w:lineRule="auto"/>
+                  <w:spacing w:after="0" w:line="240" w:lineRule="auto"/>
                   <w:rPr>
                     <w:sz w:val="24"/>
                     <w:szCs w:val="24"/>
@@ -4340,7 +4219,7 @@
                     <w:szCs w:val="24"/>
                     <w:rtl w:val="0"/>
                   </w:rPr>
-                  <w:t xml:space="preserve">Nivel de planificación inicial</w:t>
+                  <w:t xml:space="preserve">8. Nivel de planificación inicial</w:t>
                 </w:r>
               </w:p>
             </w:tc>
@@ -4363,7 +4242,7 @@
               <w:p>
                 <w:pPr>
                   <w:widowControl w:val="0"/>
-                  <w:spacing w:after="0" w:line="360" w:lineRule="auto"/>
+                  <w:spacing w:after="0" w:line="240" w:lineRule="auto"/>
                   <w:rPr>
                     <w:sz w:val="24"/>
                     <w:szCs w:val="24"/>
@@ -4375,7 +4254,7 @@
                     <w:szCs w:val="24"/>
                     <w:rtl w:val="0"/>
                   </w:rPr>
-                  <w:t xml:space="preserve">Baja/media, se planifica sobre la marcha</w:t>
+                  <w:t xml:space="preserve">Baja/media, sprint a sprint</w:t>
                 </w:r>
               </w:p>
             </w:tc>
@@ -4398,7 +4277,7 @@
               <w:p>
                 <w:pPr>
                   <w:widowControl w:val="0"/>
-                  <w:spacing w:after="0" w:line="360" w:lineRule="auto"/>
+                  <w:spacing w:after="0" w:line="240" w:lineRule="auto"/>
                   <w:rPr>
                     <w:sz w:val="24"/>
                     <w:szCs w:val="24"/>
@@ -4410,7 +4289,7 @@
                     <w:szCs w:val="24"/>
                     <w:rtl w:val="0"/>
                   </w:rPr>
-                  <w:t xml:space="preserve">Alta, todo se planifica antes de comenzar</w:t>
+                  <w:t xml:space="preserve">Baja, el diseño se decide en el "último momento responsable"</w:t>
                 </w:r>
               </w:p>
             </w:tc>
@@ -4433,7 +4312,7 @@
               <w:p>
                 <w:pPr>
                   <w:widowControl w:val="0"/>
-                  <w:spacing w:after="0" w:line="360" w:lineRule="auto"/>
+                  <w:spacing w:after="0" w:line="240" w:lineRule="auto"/>
                   <w:rPr>
                     <w:sz w:val="24"/>
                     <w:szCs w:val="24"/>
@@ -4445,7 +4324,7 @@
                     <w:szCs w:val="24"/>
                     <w:rtl w:val="0"/>
                   </w:rPr>
-                  <w:t xml:space="preserve">Alta, con planificación detallada por fase</w:t>
+                  <w:t xml:space="preserve">Alta, tiempo/costo/calidad fijos desde el cierre de Foundations</w:t>
                 </w:r>
               </w:p>
             </w:tc>
@@ -4474,7 +4353,7 @@
               <w:p>
                 <w:pPr>
                   <w:widowControl w:val="0"/>
-                  <w:spacing w:after="0" w:line="360" w:lineRule="auto"/>
+                  <w:spacing w:after="0" w:line="240" w:lineRule="auto"/>
                   <w:rPr>
                     <w:sz w:val="24"/>
                     <w:szCs w:val="24"/>
@@ -4486,7 +4365,7 @@
                     <w:szCs w:val="24"/>
                     <w:rtl w:val="0"/>
                   </w:rPr>
-                  <w:t xml:space="preserve">Visualización del flujo de trabajo</w:t>
+                  <w:t xml:space="preserve">9. Prácticas de ingeniería prescritas</w:t>
                 </w:r>
               </w:p>
             </w:tc>
@@ -4509,7 +4388,7 @@
               <w:p>
                 <w:pPr>
                   <w:widowControl w:val="0"/>
-                  <w:spacing w:after="0" w:line="360" w:lineRule="auto"/>
+                  <w:spacing w:after="0" w:line="240" w:lineRule="auto"/>
                   <w:rPr>
                     <w:sz w:val="24"/>
                     <w:szCs w:val="24"/>
@@ -4521,7 +4400,7 @@
                     <w:szCs w:val="24"/>
                     <w:rtl w:val="0"/>
                   </w:rPr>
-                  <w:t xml:space="preserve">Tablero visual (columnas: pendiente, en progreso, hecho)</w:t>
+                  <w:t xml:space="preserve">No prescribe prácticas técnicas</w:t>
                 </w:r>
               </w:p>
             </w:tc>
@@ -4544,7 +4423,7 @@
               <w:p>
                 <w:pPr>
                   <w:widowControl w:val="0"/>
-                  <w:spacing w:after="0" w:line="360" w:lineRule="auto"/>
+                  <w:spacing w:after="0" w:line="240" w:lineRule="auto"/>
                   <w:rPr>
                     <w:sz w:val="24"/>
                     <w:szCs w:val="24"/>
@@ -4556,7 +4435,7 @@
                     <w:szCs w:val="24"/>
                     <w:rtl w:val="0"/>
                   </w:rPr>
-                  <w:t xml:space="preserve">No contempla visualización de flujo, sólo cronograma</w:t>
+                  <w:t xml:space="preserve">Prescribe fuertemente: TDD, refactoring, pair programming, diseño simple</w:t>
                 </w:r>
               </w:p>
             </w:tc>
@@ -4579,7 +4458,7 @@
               <w:p>
                 <w:pPr>
                   <w:widowControl w:val="0"/>
-                  <w:spacing w:after="0" w:line="360" w:lineRule="auto"/>
+                  <w:spacing w:after="0" w:line="240" w:lineRule="auto"/>
                   <w:rPr>
                     <w:sz w:val="24"/>
                     <w:szCs w:val="24"/>
@@ -4591,7 +4470,7 @@
                     <w:szCs w:val="24"/>
                     <w:rtl w:val="0"/>
                   </w:rPr>
-                  <w:t xml:space="preserve">Diagramas de fases y artefactos, no un tablero de flujo</w:t>
+                  <w:t xml:space="preserve">No prescribe prácticas técnicas de código</w:t>
                 </w:r>
               </w:p>
             </w:tc>
@@ -4620,7 +4499,7 @@
               <w:p>
                 <w:pPr>
                   <w:widowControl w:val="0"/>
-                  <w:spacing w:after="0" w:line="360" w:lineRule="auto"/>
+                  <w:spacing w:after="0" w:line="240" w:lineRule="auto"/>
                   <w:rPr>
                     <w:sz w:val="24"/>
                     <w:szCs w:val="24"/>
@@ -4632,7 +4511,7 @@
                     <w:szCs w:val="24"/>
                     <w:rtl w:val="0"/>
                   </w:rPr>
-                  <w:t xml:space="preserve">Curva de aprendizaje / facilidad de adopción</w:t>
+                  <w:t xml:space="preserve">10. Curva de aprendizaje</w:t>
                 </w:r>
               </w:p>
             </w:tc>
@@ -4655,7 +4534,7 @@
               <w:p>
                 <w:pPr>
                   <w:widowControl w:val="0"/>
-                  <w:spacing w:after="0" w:line="360" w:lineRule="auto"/>
+                  <w:spacing w:after="0" w:line="240" w:lineRule="auto"/>
                   <w:rPr>
                     <w:sz w:val="24"/>
                     <w:szCs w:val="24"/>
@@ -4667,7 +4546,7 @@
                     <w:szCs w:val="24"/>
                     <w:rtl w:val="0"/>
                   </w:rPr>
-                  <w:t xml:space="preserve">Baja, simple de entender y aplicar</w:t>
+                  <w:t xml:space="preserve">Baja/media</w:t>
                 </w:r>
               </w:p>
             </w:tc>
@@ -4690,7 +4569,7 @@
               <w:p>
                 <w:pPr>
                   <w:widowControl w:val="0"/>
-                  <w:spacing w:after="0" w:line="360" w:lineRule="auto"/>
+                  <w:spacing w:after="0" w:line="240" w:lineRule="auto"/>
                   <w:rPr>
                     <w:sz w:val="24"/>
                     <w:szCs w:val="24"/>
@@ -4702,7 +4581,7 @@
                     <w:szCs w:val="24"/>
                     <w:rtl w:val="0"/>
                   </w:rPr>
-                  <w:t xml:space="preserve">Media, conceptualmente simple pero rígida en ejecución</w:t>
+                  <w:t xml:space="preserve">Media/alta, requiere disciplina técnica constante</w:t>
                 </w:r>
               </w:p>
             </w:tc>
@@ -4725,7 +4604,7 @@
               <w:p>
                 <w:pPr>
                   <w:widowControl w:val="0"/>
-                  <w:spacing w:after="0" w:line="360" w:lineRule="auto"/>
+                  <w:spacing w:after="0" w:line="240" w:lineRule="auto"/>
                   <w:rPr>
                     <w:sz w:val="24"/>
                     <w:szCs w:val="24"/>
@@ -4737,7 +4616,7 @@
                     <w:szCs w:val="24"/>
                     <w:rtl w:val="0"/>
                   </w:rPr>
-                  <w:t xml:space="preserve">Alta, requiere conocimiento profundo de la metodología</w:t>
+                  <w:t xml:space="preserve">Alta, 8-9 principios formales a internalizar</w:t>
                 </w:r>
               </w:p>
             </w:tc>
@@ -4748,14 +4627,61 @@
     <w:p>
       <w:pPr>
         <w:pStyle w:val="Heading2"/>
+        <w:numPr>
+          <w:ilvl w:val="1"/>
+          <w:numId w:val="9"/>
+        </w:numPr>
         <w:spacing w:line="360" w:lineRule="auto"/>
-        <w:ind w:left="0" w:firstLine="0"/>
+        <w:ind w:left="1440" w:hanging="360"/>
         <w:rPr>
           <w:rFonts w:ascii="Calibri" w:cs="Calibri" w:eastAsia="Calibri" w:hAnsi="Calibri"/>
-        </w:rPr>
-      </w:pPr>
-      <w:bookmarkStart w:colFirst="0" w:colLast="0" w:name="_heading=h.l8z1kt7jooxl" w:id="16"/>
-      <w:bookmarkEnd w:id="16"/>
+          <w:u w:val="none"/>
+        </w:rPr>
+      </w:pPr>
+      <w:bookmarkStart w:colFirst="0" w:colLast="0" w:name="_heading=h.wiuzfs6m5jst" w:id="15"/>
+      <w:bookmarkEnd w:id="15"/>
+      <w:r>
+        <w:rPr>
+          <w:rFonts w:ascii="Calibri" w:cs="Calibri" w:eastAsia="Calibri" w:hAnsi="Calibri"/>
+          <w:rtl w:val="0"/>
+        </w:rPr>
+        <w:t xml:space="preserve">Elección de metodología</w:t>
+      </w:r>
+    </w:p>
+    <w:p>
+      <w:pPr>
+        <w:spacing w:line="360" w:lineRule="auto"/>
+        <w:ind w:left="1440" w:firstLine="0"/>
+        <w:rPr>
+          <w:sz w:val="24"/>
+          <w:szCs w:val="24"/>
+        </w:rPr>
+      </w:pPr>
+      <w:r>
+        <w:rPr>
+          <w:sz w:val="24"/>
+          <w:szCs w:val="24"/>
+          <w:rtl w:val="0"/>
+        </w:rPr>
+        <w:t xml:space="preserve">Se eligió XP por sobre Scrum y DSDM. Aunque Scrum ofrece entregas clara, no prescribe ninguna práctica de calidad técnica, dejando ese aspecto completamente a criterio del equipo. DSDM, por su parte, exige una disciplina de gestión y documentación (caso de negocio, fases formales) que excede lo razonable para un equipo de 3 personas en un contexto académico. XP, en cambio, además de encajar en el mismo perfil ágil aporta un conjunto concreto de prácticas de ingeniería TDD, refactorización, diseño simple, integración continua que refuerzan la calidad del código en un proyecto donde la trazabilidad de datos es importante.</w:t>
+      </w:r>
+    </w:p>
+    <w:p>
+      <w:pPr>
+        <w:spacing w:line="360" w:lineRule="auto"/>
+        <w:ind w:left="1440" w:firstLine="0"/>
+        <w:rPr>
+          <w:rFonts w:ascii="Calibri" w:cs="Calibri" w:eastAsia="Calibri" w:hAnsi="Calibri"/>
+        </w:rPr>
+      </w:pPr>
+      <w:r>
+        <w:rPr>
+          <w:sz w:val="24"/>
+          <w:szCs w:val="24"/>
+          <w:rtl w:val="0"/>
+        </w:rPr>
+        <w:t xml:space="preserve">Dada la disponibilidad asimétrica del equipo de desarrollo (Ezequiel disponible los 7 días de la semana, Lucas solo 4 días), no es posible garantizar sesiones de pair programming estrictas durante todo el proyecto. Por esta razón, se adapta la práctica: se prioriza Test-Driven Development y refactorización continua como prácticas individuales obligatorias, complementadas con revisión de código cruzada entre ambos programadores antes de integrar cualquier cambio al repositorio principal, sustituyendo el pareo simultáneo estricto que propone XP en su forma original.</w:t>
+      </w:r>
       <w:r>
         <w:br w:type="page"/>
       </w:r>
@@ -4770,7 +4696,7 @@
         <w:pStyle w:val="Heading2"/>
         <w:numPr>
           <w:ilvl w:val="1"/>
-          <w:numId w:val="8"/>
+          <w:numId w:val="9"/>
         </w:numPr>
         <w:spacing w:line="360" w:lineRule="auto"/>
         <w:ind w:left="1440" w:hanging="360"/>
@@ -4778,49 +4704,8 @@
           <w:rFonts w:ascii="Calibri" w:cs="Calibri" w:eastAsia="Calibri" w:hAnsi="Calibri"/>
         </w:rPr>
       </w:pPr>
-      <w:bookmarkStart w:colFirst="0" w:colLast="0" w:name="_heading=h.wiuzfs6m5jst" w:id="17"/>
-      <w:bookmarkEnd w:id="17"/>
-      <w:r>
-        <w:rPr>
-          <w:rFonts w:ascii="Calibri" w:cs="Calibri" w:eastAsia="Calibri" w:hAnsi="Calibri"/>
-          <w:rtl w:val="0"/>
-        </w:rPr>
-        <w:t xml:space="preserve">Elección de metodología</w:t>
-      </w:r>
-    </w:p>
-    <w:p>
-      <w:pPr>
-        <w:spacing w:line="360" w:lineRule="auto"/>
-        <w:ind w:left="1440" w:firstLine="0"/>
-        <w:rPr>
-          <w:sz w:val="24"/>
-          <w:szCs w:val="24"/>
-        </w:rPr>
-      </w:pPr>
-      <w:r>
-        <w:rPr>
-          <w:sz w:val="24"/>
-          <w:szCs w:val="24"/>
-          <w:rtl w:val="0"/>
-        </w:rPr>
-        <w:t xml:space="preserve">Para el desarrollo de este Proyecto APT se eligió la metodología Kanban por sobre Cascada y RUP, principalmente porque el proyecto se enfrenta a requerimientos que aún no están completamente definidos por parte de la organización, lo que hace poco viable una metodología rígida como Cascada, donde los requerimientos deben cerrarse antes de comenzar el desarrollo. Asimismo, RUP exige una estructura de roles y documentación formal que excede las capacidades y el tamaño de un equipo pequeño trabajando en un proyecto académico. Kanban, en cambio, permite visualizar el flujo de trabajo de forma simple mediante un tablero, adaptarse a los cambios y ajustes que surjan de las reuniones con Pauli y Jorge, y entregar valor de forma continua durante el semestre, lo que se ajusta bien a la dedicación diaria estimada por el equipo y a la naturaleza evolutiva de los requerimientos del proyecto.</w:t>
-      </w:r>
-    </w:p>
-    <w:p>
-      <w:pPr>
-        <w:pStyle w:val="Heading2"/>
-        <w:numPr>
-          <w:ilvl w:val="1"/>
-          <w:numId w:val="8"/>
-        </w:numPr>
-        <w:spacing w:line="360" w:lineRule="auto"/>
-        <w:ind w:left="1440" w:hanging="360"/>
-        <w:rPr>
-          <w:rFonts w:ascii="Calibri" w:cs="Calibri" w:eastAsia="Calibri" w:hAnsi="Calibri"/>
-        </w:rPr>
-      </w:pPr>
-      <w:bookmarkStart w:colFirst="0" w:colLast="0" w:name="_heading=h.dnytnzwumsxe" w:id="18"/>
-      <w:bookmarkEnd w:id="18"/>
+      <w:bookmarkStart w:colFirst="0" w:colLast="0" w:name="_heading=h.dnytnzwumsxe" w:id="16"/>
+      <w:bookmarkEnd w:id="16"/>
       <w:r>
         <w:rPr>
           <w:rFonts w:ascii="Calibri" w:cs="Calibri" w:eastAsia="Calibri" w:hAnsi="Calibri"/>
@@ -4837,7 +4722,7 @@
     <w:sdt>
       <w:sdtPr>
         <w:lock w:val="contentLocked"/>
-        <w:id w:val="102058953"/>
+        <w:id w:val="-1883918979"/>
         <w:tag w:val="goog_rdk_3"/>
       </w:sdtPr>
       <w:sdtContent>
@@ -4910,7 +4795,7 @@
                     <w:szCs w:val="24"/>
                     <w:rtl w:val="0"/>
                   </w:rPr>
-                  <w:t xml:space="preserve">Integrante</w:t>
+                  <w:t xml:space="preserve">Rol</w:t>
                 </w:r>
                 <w:r>
                   <w:rPr>
@@ -4954,7 +4839,7 @@
                     <w:szCs w:val="24"/>
                     <w:rtl w:val="0"/>
                   </w:rPr>
-                  <w:t xml:space="preserve">Rol</w:t>
+                  <w:t xml:space="preserve">Integrante</w:t>
                 </w:r>
                 <w:r>
                   <w:rPr>
@@ -5044,7 +4929,7 @@
                     <w:szCs w:val="24"/>
                     <w:rtl w:val="0"/>
                   </w:rPr>
-                  <w:t xml:space="preserve">Ezequiel Suárez</w:t>
+                  <w:t xml:space="preserve">Cliente</w:t>
                 </w:r>
               </w:p>
             </w:tc>
@@ -5079,7 +4964,7 @@
                     <w:szCs w:val="24"/>
                     <w:rtl w:val="0"/>
                   </w:rPr>
-                  <w:t xml:space="preserve">Encargado de programación</w:t>
+                  <w:t xml:space="preserve">Pauli y Jorge (stakeholders de Viña Santa Rita)</w:t>
                 </w:r>
               </w:p>
             </w:tc>
@@ -5114,7 +4999,7 @@
                     <w:szCs w:val="24"/>
                     <w:rtl w:val="0"/>
                   </w:rPr>
-                  <w:t xml:space="preserve">Diseño y desarrollo del sistema, además de apoyo transversal en las tareas de documentación del proyecto.</w:t>
+                  <w:t xml:space="preserve">Escriben y priorizan historias de usuario, validan pruebas de aceptación, deciden qué se incluye en cada entrega</w:t>
                 </w:r>
               </w:p>
             </w:tc>
@@ -5155,7 +5040,7 @@
                     <w:szCs w:val="24"/>
                     <w:rtl w:val="0"/>
                   </w:rPr>
-                  <w:t xml:space="preserve">Carolina Pandorfa</w:t>
+                  <w:t xml:space="preserve">Programador</w:t>
                 </w:r>
               </w:p>
             </w:tc>
@@ -5190,7 +5075,7 @@
                     <w:szCs w:val="24"/>
                     <w:rtl w:val="0"/>
                   </w:rPr>
-                  <w:t xml:space="preserve">Encargado de documentación</w:t>
+                  <w:t xml:space="preserve">Ezequiel Suárez Quevedo, Lucas Villanueva</w:t>
                 </w:r>
               </w:p>
             </w:tc>
@@ -5225,7 +5110,7 @@
                     <w:szCs w:val="24"/>
                     <w:rtl w:val="0"/>
                   </w:rPr>
-                  <w:t xml:space="preserve">Redacción y elaboración de la documentación del proyecto.</w:t>
+                  <w:t xml:space="preserve">Estima historias, diseña y desarrolla el sistema, aplica TDD/refactoring</w:t>
                 </w:r>
               </w:p>
             </w:tc>
@@ -5266,6 +5151,41 @@
                     <w:szCs w:val="24"/>
                     <w:rtl w:val="0"/>
                   </w:rPr>
+                  <w:t xml:space="preserve">Tracker</w:t>
+                </w:r>
+              </w:p>
+            </w:tc>
+            <w:tc>
+              <w:tcPr>
+                <w:tcBorders>
+                  <w:top w:color="000000" w:space="0" w:sz="8" w:val="single"/>
+                  <w:left w:color="000000" w:space="0" w:sz="8" w:val="single"/>
+                  <w:bottom w:color="000000" w:space="0" w:sz="8" w:val="single"/>
+                  <w:right w:color="000000" w:space="0" w:sz="8" w:val="single"/>
+                </w:tcBorders>
+                <w:tcMar>
+                  <w:top w:w="100.0" w:type="dxa"/>
+                  <w:left w:w="100.0" w:type="dxa"/>
+                  <w:bottom w:w="100.0" w:type="dxa"/>
+                  <w:right w:w="100.0" w:type="dxa"/>
+                </w:tcMar>
+                <w:vAlign w:val="top"/>
+              </w:tcPr>
+              <w:p>
+                <w:pPr>
+                  <w:widowControl w:val="0"/>
+                  <w:spacing w:after="0" w:line="360" w:lineRule="auto"/>
+                  <w:rPr>
+                    <w:sz w:val="24"/>
+                    <w:szCs w:val="24"/>
+                  </w:rPr>
+                </w:pPr>
+                <w:r>
+                  <w:rPr>
+                    <w:sz w:val="24"/>
+                    <w:szCs w:val="24"/>
+                    <w:rtl w:val="0"/>
+                  </w:rPr>
                   <w:t xml:space="preserve">Lucas Villanueva</w:t>
                 </w:r>
               </w:p>
@@ -5301,7 +5221,82 @@
                     <w:szCs w:val="24"/>
                     <w:rtl w:val="0"/>
                   </w:rPr>
-                  <w:t xml:space="preserve">Encargado de documentación</w:t>
+                  <w:t xml:space="preserve">Da seguimiento a la velocidad del proyecto, compara estimado vs. real, alimenta la Carta Gantt</w:t>
+                </w:r>
+              </w:p>
+            </w:tc>
+          </w:tr>
+          <w:tr>
+            <w:trPr>
+              <w:cantSplit w:val="0"/>
+              <w:tblHeader w:val="0"/>
+            </w:trPr>
+            <w:tc>
+              <w:tcPr>
+                <w:tcBorders>
+                  <w:top w:color="000000" w:space="0" w:sz="8" w:val="single"/>
+                  <w:left w:color="000000" w:space="0" w:sz="8" w:val="single"/>
+                  <w:bottom w:color="000000" w:space="0" w:sz="8" w:val="single"/>
+                  <w:right w:color="000000" w:space="0" w:sz="8" w:val="single"/>
+                </w:tcBorders>
+                <w:tcMar>
+                  <w:top w:w="100.0" w:type="dxa"/>
+                  <w:left w:w="100.0" w:type="dxa"/>
+                  <w:bottom w:w="100.0" w:type="dxa"/>
+                  <w:right w:w="100.0" w:type="dxa"/>
+                </w:tcMar>
+                <w:vAlign w:val="top"/>
+              </w:tcPr>
+              <w:p>
+                <w:pPr>
+                  <w:widowControl w:val="0"/>
+                  <w:spacing w:after="0" w:line="360" w:lineRule="auto"/>
+                  <w:rPr>
+                    <w:sz w:val="24"/>
+                    <w:szCs w:val="24"/>
+                  </w:rPr>
+                </w:pPr>
+                <w:r>
+                  <w:rPr>
+                    <w:sz w:val="24"/>
+                    <w:szCs w:val="24"/>
+                    <w:rtl w:val="0"/>
+                  </w:rPr>
+                  <w:t xml:space="preserve">Coach</w:t>
+                </w:r>
+              </w:p>
+            </w:tc>
+            <w:tc>
+              <w:tcPr>
+                <w:tcBorders>
+                  <w:top w:color="000000" w:space="0" w:sz="8" w:val="single"/>
+                  <w:left w:color="000000" w:space="0" w:sz="8" w:val="single"/>
+                  <w:bottom w:color="000000" w:space="0" w:sz="8" w:val="single"/>
+                  <w:right w:color="000000" w:space="0" w:sz="8" w:val="single"/>
+                </w:tcBorders>
+                <w:tcMar>
+                  <w:top w:w="100.0" w:type="dxa"/>
+                  <w:left w:w="100.0" w:type="dxa"/>
+                  <w:bottom w:w="100.0" w:type="dxa"/>
+                  <w:right w:w="100.0" w:type="dxa"/>
+                </w:tcMar>
+                <w:vAlign w:val="top"/>
+              </w:tcPr>
+              <w:p>
+                <w:pPr>
+                  <w:spacing w:after="160" w:line="360" w:lineRule="auto"/>
+                  <w:rPr>
+                    <w:sz w:val="24"/>
+                    <w:szCs w:val="24"/>
+                  </w:rPr>
+                </w:pPr>
+                <w:r>
+                  <w:rPr>
+                    <w:sz w:val="24"/>
+                    <w:szCs w:val="24"/>
+                    <w:rtl w:val="0"/>
+                  </w:rPr>
+                  <w:t xml:space="preserve">Carolina Pandorfa</w:t>
                 </w:r>
               </w:p>
             </w:tc>
@@ -5336,7 +5331,7 @@
                     <w:szCs w:val="24"/>
                     <w:rtl w:val="0"/>
                   </w:rPr>
-                  <w:t xml:space="preserve">Redacción y elaboración de la documentación del proyecto.</w:t>
+                  <w:t xml:space="preserve">Agenda y facilita las reuniones de planificación e iteración, registra resultados</w:t>
                 </w:r>
               </w:p>
             </w:tc>
@@ -5347,14 +5342,46 @@
     <w:p>
       <w:pPr>
         <w:pStyle w:val="Heading1"/>
+        <w:numPr>
+          <w:ilvl w:val="0"/>
+          <w:numId w:val="9"/>
+        </w:numPr>
         <w:spacing w:line="360" w:lineRule="auto"/>
-        <w:ind w:left="0" w:firstLine="0"/>
+        <w:ind w:left="720" w:hanging="360"/>
         <w:rPr>
           <w:rFonts w:ascii="Calibri" w:cs="Calibri" w:eastAsia="Calibri" w:hAnsi="Calibri"/>
-        </w:rPr>
-      </w:pPr>
-      <w:bookmarkStart w:colFirst="0" w:colLast="0" w:name="_heading=h.dkn1vdiwwr4z" w:id="19"/>
-      <w:bookmarkEnd w:id="19"/>
+          <w:u w:val="none"/>
+        </w:rPr>
+      </w:pPr>
+      <w:bookmarkStart w:colFirst="0" w:colLast="0" w:name="_heading=h.55wgu2518mg3" w:id="17"/>
+      <w:bookmarkEnd w:id="17"/>
+      <w:r>
+        <w:rPr>
+          <w:rFonts w:ascii="Calibri" w:cs="Calibri" w:eastAsia="Calibri" w:hAnsi="Calibri"/>
+          <w:rtl w:val="0"/>
+        </w:rPr>
+        <w:t xml:space="preserve">E</w:t>
+      </w:r>
+      <w:r>
+        <w:rPr>
+          <w:rFonts w:ascii="Calibri" w:cs="Calibri" w:eastAsia="Calibri" w:hAnsi="Calibri"/>
+          <w:rtl w:val="0"/>
+        </w:rPr>
+        <w:t xml:space="preserve">videncias</w:t>
+      </w:r>
+    </w:p>
+    <w:p>
+      <w:pPr>
+        <w:spacing w:line="360" w:lineRule="auto"/>
+        <w:ind w:left="720" w:firstLine="0"/>
+        <w:rPr/>
+      </w:pPr>
+      <w:r>
+        <w:rPr>
+          <w:rtl w:val="0"/>
+        </w:rPr>
+        <w:t xml:space="preserve">N/A</w:t>
+      </w:r>
       <w:r>
         <w:br w:type="page"/>
       </w:r>
@@ -5369,41 +5396,49 @@
         <w:pStyle w:val="Heading1"/>
         <w:numPr>
           <w:ilvl w:val="0"/>
-          <w:numId w:val="8"/>
+          <w:numId w:val="9"/>
         </w:numPr>
         <w:spacing w:line="360" w:lineRule="auto"/>
         <w:ind w:left="720" w:hanging="360"/>
         <w:rPr>
           <w:rFonts w:ascii="Calibri" w:cs="Calibri" w:eastAsia="Calibri" w:hAnsi="Calibri"/>
-          <w:u w:val="none"/>
-        </w:rPr>
-      </w:pPr>
-      <w:bookmarkStart w:colFirst="0" w:colLast="0" w:name="_heading=h.55wgu2518mg3" w:id="20"/>
-      <w:bookmarkEnd w:id="20"/>
+        </w:rPr>
+      </w:pPr>
+      <w:bookmarkStart w:colFirst="0" w:colLast="0" w:name="_heading=h.fcndawblmveu" w:id="18"/>
+      <w:bookmarkEnd w:id="18"/>
       <w:r>
         <w:rPr>
           <w:rFonts w:ascii="Calibri" w:cs="Calibri" w:eastAsia="Calibri" w:hAnsi="Calibri"/>
           <w:rtl w:val="0"/>
         </w:rPr>
-        <w:t xml:space="preserve">Evidencias</w:t>
+        <w:t xml:space="preserve">EDT</w:t>
       </w:r>
     </w:p>
     <w:p>
       <w:pPr>
-        <w:spacing w:line="360" w:lineRule="auto"/>
         <w:ind w:left="720" w:firstLine="0"/>
-        <w:rPr>
-          <w:sz w:val="24"/>
-          <w:szCs w:val="24"/>
-        </w:rPr>
-      </w:pPr>
-      <w:r>
-        <w:rPr>
-          <w:sz w:val="24"/>
-          <w:szCs w:val="24"/>
-          <w:rtl w:val="0"/>
-        </w:rPr>
-        <w:t xml:space="preserve">N/A</w:t>
+        <w:rPr/>
+      </w:pPr>
+      <w:r>
+        <w:rPr>
+          <w:rtl w:val="0"/>
+        </w:rPr>
+        <w:t xml:space="preserve">Para una revisión detallada del EDT consultar el documento adjunto </w:t>
+      </w:r>
+      <w:hyperlink r:id="rId10">
+        <w:r>
+          <w:rPr>
+            <w:color w:val="0000ee"/>
+            <w:u w:val="single"/>
+            <w:rtl w:val="0"/>
+          </w:rPr>
+          <w:t xml:space="preserve">EDT.png</w:t>
+        </w:r>
+      </w:hyperlink>
+      <w:r>
+        <w:rPr>
+          <w:rtl w:val="0"/>
+        </w:rPr>
       </w:r>
     </w:p>
     <w:p>
@@ -5411,7 +5446,7 @@
         <w:pStyle w:val="Heading1"/>
         <w:numPr>
           <w:ilvl w:val="0"/>
-          <w:numId w:val="8"/>
+          <w:numId w:val="9"/>
         </w:numPr>
         <w:spacing w:line="360" w:lineRule="auto"/>
         <w:ind w:left="720" w:hanging="360"/>
@@ -5419,18 +5454,70 @@
           <w:rFonts w:ascii="Calibri" w:cs="Calibri" w:eastAsia="Calibri" w:hAnsi="Calibri"/>
         </w:rPr>
       </w:pPr>
-      <w:bookmarkStart w:colFirst="0" w:colLast="0" w:name="_heading=h.sek607olkzyw" w:id="21"/>
-      <w:bookmarkEnd w:id="21"/>
+      <w:bookmarkStart w:colFirst="0" w:colLast="0" w:name="_heading=h.bhkk27fcenri" w:id="19"/>
+      <w:bookmarkEnd w:id="19"/>
       <w:r>
         <w:rPr>
           <w:rFonts w:ascii="Calibri" w:cs="Calibri" w:eastAsia="Calibri" w:hAnsi="Calibri"/>
           <w:rtl w:val="0"/>
         </w:rPr>
-        <w:t xml:space="preserve">Plan de Trabajo</w:t>
+        <w:t xml:space="preserve">Historias de usuario</w:t>
       </w:r>
     </w:p>
     <w:p>
       <w:pPr>
+        <w:ind w:left="720" w:firstLine="0"/>
+        <w:rPr/>
+      </w:pPr>
+      <w:r>
+        <w:rPr>
+          <w:rtl w:val="0"/>
+        </w:rPr>
+        <w:t xml:space="preserve">Para una revisión detallada de las historias de usuario consultar el documento adjunto </w:t>
+      </w:r>
+      <w:hyperlink r:id="rId11">
+        <w:r>
+          <w:rPr>
+            <w:color w:val="0000ee"/>
+            <w:sz w:val="24"/>
+            <w:szCs w:val="24"/>
+            <w:u w:val="single"/>
+            <w:rtl w:val="0"/>
+          </w:rPr>
+          <w:t xml:space="preserve">Historias de usuario</w:t>
+        </w:r>
+      </w:hyperlink>
+      <w:r>
+        <w:rPr>
+          <w:rtl w:val="0"/>
+        </w:rPr>
+      </w:r>
+    </w:p>
+    <w:p>
+      <w:pPr>
+        <w:pStyle w:val="Heading1"/>
+        <w:numPr>
+          <w:ilvl w:val="0"/>
+          <w:numId w:val="9"/>
+        </w:numPr>
+        <w:spacing w:line="360" w:lineRule="auto"/>
+        <w:ind w:left="720" w:hanging="360"/>
+        <w:rPr>
+          <w:rFonts w:ascii="Calibri" w:cs="Calibri" w:eastAsia="Calibri" w:hAnsi="Calibri"/>
+        </w:rPr>
+      </w:pPr>
+      <w:bookmarkStart w:colFirst="0" w:colLast="0" w:name="_heading=h.sek607olkzyw" w:id="20"/>
+      <w:bookmarkEnd w:id="20"/>
+      <w:r>
+        <w:rPr>
+          <w:rFonts w:ascii="Calibri" w:cs="Calibri" w:eastAsia="Calibri" w:hAnsi="Calibri"/>
+          <w:rtl w:val="0"/>
+        </w:rPr>
+        <w:t xml:space="preserve">Plan de Trabajo</w:t>
+      </w:r>
+    </w:p>
+    <w:p>
+      <w:pPr>
         <w:spacing w:line="360" w:lineRule="auto"/>
         <w:ind w:left="720" w:firstLine="0"/>
         <w:rPr>
@@ -5446,7 +5533,7 @@
         </w:rPr>
         <w:t xml:space="preserve">Para una revisión detallada del plan de trabajo consultar el documento adjunto</w:t>
       </w:r>
-      <w:hyperlink r:id="rId10">
+      <w:hyperlink r:id="rId12">
         <w:r>
           <w:rPr>
             <w:color w:val="0000ee"/>
@@ -5469,7 +5556,7 @@
         <w:pStyle w:val="Heading1"/>
         <w:numPr>
           <w:ilvl w:val="0"/>
-          <w:numId w:val="8"/>
+          <w:numId w:val="9"/>
         </w:numPr>
         <w:spacing w:line="360" w:lineRule="auto"/>
         <w:ind w:left="720" w:hanging="360"/>
@@ -5477,8 +5564,8 @@
           <w:rFonts w:ascii="Calibri" w:cs="Calibri" w:eastAsia="Calibri" w:hAnsi="Calibri"/>
         </w:rPr>
       </w:pPr>
-      <w:bookmarkStart w:colFirst="0" w:colLast="0" w:name="_heading=h.rgo04bv72an3" w:id="22"/>
-      <w:bookmarkEnd w:id="22"/>
+      <w:bookmarkStart w:colFirst="0" w:colLast="0" w:name="_heading=h.rgo04bv72an3" w:id="21"/>
+      <w:bookmarkEnd w:id="21"/>
       <w:r>
         <w:rPr>
           <w:rFonts w:ascii="Calibri" w:cs="Calibri" w:eastAsia="Calibri" w:hAnsi="Calibri"/>
@@ -5504,7 +5591,7 @@
         </w:rPr>
         <w:t xml:space="preserve">Para una revisión detallada de la calendarización consultar el documento adjunto </w:t>
       </w:r>
-      <w:hyperlink r:id="rId11">
+      <w:hyperlink r:id="rId13">
         <w:r>
           <w:rPr>
             <w:color w:val="0000ee"/>
@@ -5524,13 +5611,143 @@
     </w:p>
     <w:p>
       <w:pPr>
+        <w:pStyle w:val="Heading1"/>
+        <w:numPr>
+          <w:ilvl w:val="0"/>
+          <w:numId w:val="9"/>
+        </w:numPr>
+        <w:spacing w:line="360" w:lineRule="auto"/>
+        <w:ind w:left="720" w:hanging="360"/>
+        <w:rPr/>
+      </w:pPr>
+      <w:bookmarkStart w:colFirst="0" w:colLast="0" w:name="_heading=h.gm2rzzl1yc2m" w:id="22"/>
+      <w:bookmarkEnd w:id="22"/>
+      <w:r>
+        <w:rPr>
+          <w:rtl w:val="0"/>
+        </w:rPr>
+        <w:t xml:space="preserve">Anexos</w:t>
+      </w:r>
+    </w:p>
+    <w:p>
+      <w:pPr>
         <w:spacing w:line="360" w:lineRule="auto"/>
         <w:ind w:left="720" w:firstLine="0"/>
-        <w:rPr>
-          <w:sz w:val="24"/>
-          <w:szCs w:val="24"/>
-        </w:rPr>
-      </w:pPr>
+        <w:rPr/>
+      </w:pPr>
+      <w:r>
+        <w:rPr>
+          <w:rtl w:val="0"/>
+        </w:rPr>
+        <w:t xml:space="preserve">Como evidencia del trabajo realizado en esta Fase 1, se generaron los siguientes artefactos, disponibles como archivos adjuntos:</w:t>
+      </w:r>
+    </w:p>
+    <w:p>
+      <w:pPr>
+        <w:numPr>
+          <w:ilvl w:val="0"/>
+          <w:numId w:val="4"/>
+        </w:numPr>
+        <w:spacing w:after="0" w:afterAutospacing="0" w:line="360" w:lineRule="auto"/>
+        <w:ind w:left="1440" w:hanging="360"/>
+      </w:pPr>
+      <w:hyperlink r:id="rId14">
+        <w:r>
+          <w:rPr>
+            <w:color w:val="0000ee"/>
+            <w:u w:val="single"/>
+            <w:rtl w:val="0"/>
+          </w:rPr>
+          <w:t xml:space="preserve">Historias de usuario</w:t>
+        </w:r>
+      </w:hyperlink>
+      <w:r>
+        <w:rPr>
+          <w:rtl w:val="0"/>
+        </w:rPr>
+        <w:t xml:space="preserve">: 14 historias de usuario de ambos módulos (Gestión de Inventario y Analítica), con sus criterios de aceptación en formato Given-When-Then, estimación en horas de ingeniería ideal, responsable asignado e iteración correspondiente.</w:t>
+      </w:r>
+    </w:p>
+    <w:p>
+      <w:pPr>
+        <w:numPr>
+          <w:ilvl w:val="0"/>
+          <w:numId w:val="4"/>
+        </w:numPr>
+        <w:spacing w:after="0" w:afterAutospacing="0" w:line="360" w:lineRule="auto"/>
+        <w:ind w:left="1440" w:hanging="360"/>
+      </w:pPr>
+      <w:hyperlink r:id="rId15">
+        <w:r>
+          <w:rPr>
+            <w:color w:val="0000ee"/>
+            <w:u w:val="single"/>
+            <w:rtl w:val="0"/>
+          </w:rPr>
+          <w:t xml:space="preserve">Plan de Trabajo</w:t>
+        </w:r>
+      </w:hyperlink>
+      <w:r>
+        <w:rPr>
+          <w:rtl w:val="0"/>
+        </w:rPr>
+        <w:t xml:space="preserve">: detalle de actividades, competencias asociadas, recursos, duración y responsables, alineado a las historias de usuario y a los releases del proyecto.</w:t>
+      </w:r>
+    </w:p>
+    <w:p>
+      <w:pPr>
+        <w:numPr>
+          <w:ilvl w:val="0"/>
+          <w:numId w:val="4"/>
+        </w:numPr>
+        <w:spacing w:after="0" w:afterAutospacing="0" w:line="360" w:lineRule="auto"/>
+        <w:ind w:left="1440" w:hanging="360"/>
+      </w:pPr>
+      <w:hyperlink r:id="rId16">
+        <w:r>
+          <w:rPr>
+            <w:color w:val="0000ee"/>
+            <w:u w:val="single"/>
+            <w:rtl w:val="0"/>
+          </w:rPr>
+          <w:t xml:space="preserve">Carta Gantt</w:t>
+        </w:r>
+      </w:hyperlink>
+      <w:r>
+        <w:rPr>
+          <w:rtl w:val="0"/>
+        </w:rPr>
+        <w:t xml:space="preserve">: calendarización semanal del semestre (agosto-diciembre 2026), con los hitos de cada módulo y las actividades iterativas transversales.</w:t>
+      </w:r>
+    </w:p>
+    <w:p>
+      <w:pPr>
+        <w:numPr>
+          <w:ilvl w:val="0"/>
+          <w:numId w:val="4"/>
+        </w:numPr>
+        <w:spacing w:line="360" w:lineRule="auto"/>
+        <w:ind w:left="1440" w:hanging="360"/>
+        <w:rPr>
+          <w:u w:val="none"/>
+        </w:rPr>
+      </w:pPr>
+      <w:hyperlink r:id="rId17">
+        <w:r>
+          <w:rPr>
+            <w:color w:val="0000ee"/>
+            <w:u w:val="single"/>
+            <w:rtl w:val="0"/>
+          </w:rPr>
+          <w:t xml:space="preserve">EDT.png</w:t>
+        </w:r>
+      </w:hyperlink>
+      <w:r>
+        <w:rPr>
+          <w:rtl w:val="0"/>
+        </w:rPr>
+        <w:t xml:space="preserve">: descripción detallada del trabajo por hito.</w:t>
+      </w:r>
       <w:r>
         <w:rPr>
           <w:rtl w:val="0"/>
@@ -5648,12 +5865,12 @@
           <wp:extent cx="932815" cy="231775"/>
           <wp:effectExtent b="0" l="0" r="0" t="0"/>
           <wp:wrapSquare wrapText="bothSides" distB="0" distT="0" distL="114300" distR="114300"/>
-          <wp:docPr id="87" name="image2.png"/>
+          <wp:docPr id="87" name="image1.png"/>
           <a:graphic>
             <a:graphicData uri="http://schemas.openxmlformats.org/drawingml/2006/picture">
               <pic:pic>
                 <pic:nvPicPr>
-                  <pic:cNvPr id="0" name="image2.png"/>
+                  <pic:cNvPr id="0" name="image1.png"/>
                   <pic:cNvPicPr preferRelativeResize="0"/>
                 </pic:nvPicPr>
                 <pic:blipFill>
@@ -5740,12 +5957,12 @@
           <wp:extent cx="2490788" cy="412112"/>
           <wp:effectExtent b="0" l="0" r="0" t="0"/>
           <wp:wrapNone/>
-          <wp:docPr id="86" name="image1.jpg"/>
+          <wp:docPr id="86" name="image2.jpg"/>
           <a:graphic>
             <a:graphicData uri="http://schemas.openxmlformats.org/drawingml/2006/picture">
               <pic:pic>
                 <pic:nvPicPr>
-                  <pic:cNvPr id="0" name="image1.jpg"/>
+                  <pic:cNvPr id="0" name="image2.jpg"/>
                   <pic:cNvPicPr preferRelativeResize="0"/>
                 </pic:nvPicPr>
                 <pic:blipFill>
@@ -6117,7 +6334,7 @@
       <w:lvlText w:val="●"/>
       <w:lvlJc w:val="left"/>
       <w:pPr>
-        <w:ind w:left="2160" w:hanging="360"/>
+        <w:ind w:left="1440" w:hanging="360"/>
       </w:pPr>
       <w:rPr>
         <w:u w:val="none"/>
@@ -6129,7 +6346,7 @@
       <w:lvlText w:val="○"/>
       <w:lvlJc w:val="left"/>
       <w:pPr>
-        <w:ind w:left="2880" w:hanging="360"/>
+        <w:ind w:left="2160" w:hanging="360"/>
       </w:pPr>
       <w:rPr>
         <w:u w:val="none"/>
@@ -6141,7 +6358,7 @@
       <w:lvlText w:val="■"/>
       <w:lvlJc w:val="left"/>
       <w:pPr>
-        <w:ind w:left="3600" w:hanging="360"/>
+        <w:ind w:left="2880" w:hanging="360"/>
       </w:pPr>
       <w:rPr>
         <w:u w:val="none"/>
@@ -6153,7 +6370,7 @@
       <w:lvlText w:val="●"/>
       <w:lvlJc w:val="left"/>
       <w:pPr>
-        <w:ind w:left="4320" w:hanging="360"/>
+        <w:ind w:left="3600" w:hanging="360"/>
       </w:pPr>
       <w:rPr>
         <w:u w:val="none"/>
@@ -6165,7 +6382,7 @@
       <w:lvlText w:val="○"/>
       <w:lvlJc w:val="left"/>
       <w:pPr>
-        <w:ind w:left="5040" w:hanging="360"/>
+        <w:ind w:left="4320" w:hanging="360"/>
       </w:pPr>
       <w:rPr>
         <w:u w:val="none"/>
@@ -6177,7 +6394,7 @@
       <w:lvlText w:val="■"/>
       <w:lvlJc w:val="left"/>
       <w:pPr>
-        <w:ind w:left="5760" w:hanging="360"/>
+        <w:ind w:left="5040" w:hanging="360"/>
       </w:pPr>
       <w:rPr>
         <w:u w:val="none"/>
@@ -6189,7 +6406,7 @@
       <w:lvlText w:val="●"/>
       <w:lvlJc w:val="left"/>
       <w:pPr>
-        <w:ind w:left="6480" w:hanging="360"/>
+        <w:ind w:left="5760" w:hanging="360"/>
       </w:pPr>
       <w:rPr>
         <w:u w:val="none"/>
@@ -6201,7 +6418,7 @@
       <w:lvlText w:val="○"/>
       <w:lvlJc w:val="left"/>
       <w:pPr>
-        <w:ind w:left="7200" w:hanging="360"/>
+        <w:ind w:left="6480" w:hanging="360"/>
       </w:pPr>
       <w:rPr>
         <w:u w:val="none"/>
@@ -6213,7 +6430,7 @@
       <w:lvlText w:val="■"/>
       <w:lvlJc w:val="left"/>
       <w:pPr>
-        <w:ind w:left="7920" w:hanging="360"/>
+        <w:ind w:left="7200" w:hanging="360"/>
       </w:pPr>
       <w:rPr>
         <w:u w:val="none"/>
@@ -6447,7 +6664,7 @@
       <w:lvlText w:val="●"/>
       <w:lvlJc w:val="left"/>
       <w:pPr>
-        <w:ind w:left="720" w:hanging="360"/>
+        <w:ind w:left="2160" w:hanging="360"/>
       </w:pPr>
       <w:rPr>
         <w:u w:val="none"/>
@@ -6459,7 +6676,7 @@
       <w:lvlText w:val="○"/>
       <w:lvlJc w:val="left"/>
       <w:pPr>
-        <w:ind w:left="1440" w:hanging="360"/>
+        <w:ind w:left="2880" w:hanging="360"/>
       </w:pPr>
       <w:rPr>
         <w:u w:val="none"/>
@@ -6471,7 +6688,7 @@
       <w:lvlText w:val="■"/>
       <w:lvlJc w:val="left"/>
       <w:pPr>
-        <w:ind w:left="2160" w:hanging="360"/>
+        <w:ind w:left="3600" w:hanging="360"/>
       </w:pPr>
       <w:rPr>
         <w:u w:val="none"/>
@@ -6483,7 +6700,7 @@
       <w:lvlText w:val="●"/>
       <w:lvlJc w:val="left"/>
       <w:pPr>
-        <w:ind w:left="2880" w:hanging="360"/>
+        <w:ind w:left="4320" w:hanging="360"/>
       </w:pPr>
       <w:rPr>
         <w:u w:val="none"/>
@@ -6495,7 +6712,7 @@
       <w:lvlText w:val="○"/>
       <w:lvlJc w:val="left"/>
       <w:pPr>
-        <w:ind w:left="3600" w:hanging="360"/>
+        <w:ind w:left="5040" w:hanging="360"/>
       </w:pPr>
       <w:rPr>
         <w:u w:val="none"/>
@@ -6507,7 +6724,7 @@
       <w:lvlText w:val="■"/>
       <w:lvlJc w:val="left"/>
       <w:pPr>
-        <w:ind w:left="4320" w:hanging="360"/>
+        <w:ind w:left="5760" w:hanging="360"/>
       </w:pPr>
       <w:rPr>
         <w:u w:val="none"/>
@@ -6519,7 +6736,7 @@
       <w:lvlText w:val="●"/>
       <w:lvlJc w:val="left"/>
       <w:pPr>
-        <w:ind w:left="5040" w:hanging="360"/>
+        <w:ind w:left="6480" w:hanging="360"/>
       </w:pPr>
       <w:rPr>
         <w:u w:val="none"/>
@@ -6531,7 +6748,7 @@
       <w:lvlText w:val="○"/>
       <w:lvlJc w:val="left"/>
       <w:pPr>
-        <w:ind w:left="5760" w:hanging="360"/>
+        <w:ind w:left="7200" w:hanging="360"/>
       </w:pPr>
       <w:rPr>
         <w:u w:val="none"/>
@@ -6543,7 +6760,7 @@
       <w:lvlText w:val="■"/>
       <w:lvlJc w:val="left"/>
       <w:pPr>
-        <w:ind w:left="6480" w:hanging="360"/>
+        <w:ind w:left="7920" w:hanging="360"/>
       </w:pPr>
       <w:rPr>
         <w:u w:val="none"/>
@@ -6551,6 +6768,116 @@
     </w:lvl>
   </w:abstractNum>
   <w:abstractNum w:abstractNumId="8">
+    <w:lvl w:ilvl="0">
+      <w:start w:val="1"/>
+      <w:numFmt w:val="bullet"/>
+      <w:lvlText w:val="●"/>
+      <w:lvlJc w:val="left"/>
+      <w:pPr>
+        <w:ind w:left="720" w:hanging="360"/>
+      </w:pPr>
+      <w:rPr>
+        <w:u w:val="none"/>
+      </w:rPr>
+    </w:lvl>
+    <w:lvl w:ilvl="1">
+      <w:start w:val="1"/>
+      <w:numFmt w:val="bullet"/>
+      <w:lvlText w:val="○"/>
+      <w:lvlJc w:val="left"/>
+      <w:pPr>
+        <w:ind w:left="1440" w:hanging="360"/>
+      </w:pPr>
+      <w:rPr>
+        <w:u w:val="none"/>
+      </w:rPr>
+    </w:lvl>
+    <w:lvl w:ilvl="2">
+      <w:start w:val="1"/>
+      <w:numFmt w:val="bullet"/>
+      <w:lvlText w:val="■"/>
+      <w:lvlJc w:val="left"/>
+      <w:pPr>
+        <w:ind w:left="2160" w:hanging="360"/>
+      </w:pPr>
+      <w:rPr>
+        <w:u w:val="none"/>
+      </w:rPr>
+    </w:lvl>
+    <w:lvl w:ilvl="3">
+      <w:start w:val="1"/>
+      <w:numFmt w:val="bullet"/>
+      <w:lvlText w:val="●"/>
+      <w:lvlJc w:val="left"/>
+      <w:pPr>
+        <w:ind w:left="2880" w:hanging="360"/>
+      </w:pPr>
+      <w:rPr>
+        <w:u w:val="none"/>
+      </w:rPr>
+    </w:lvl>
+    <w:lvl w:ilvl="4">
+      <w:start w:val="1"/>
+      <w:numFmt w:val="bullet"/>
+      <w:lvlText w:val="○"/>
+      <w:lvlJc w:val="left"/>
+      <w:pPr>
+        <w:ind w:left="3600" w:hanging="360"/>
+      </w:pPr>
+      <w:rPr>
+        <w:u w:val="none"/>
+      </w:rPr>
+    </w:lvl>
+    <w:lvl w:ilvl="5">
+      <w:start w:val="1"/>
+      <w:numFmt w:val="bullet"/>
+      <w:lvlText w:val="■"/>
+      <w:lvlJc w:val="left"/>
+      <w:pPr>
+        <w:ind w:left="4320" w:hanging="360"/>
+      </w:pPr>
+      <w:rPr>
+        <w:u w:val="none"/>
+      </w:rPr>
+    </w:lvl>
+    <w:lvl w:ilvl="6">
+      <w:start w:val="1"/>
+      <w:numFmt w:val="bullet"/>
+      <w:lvlText w:val="●"/>
+      <w:lvlJc w:val="left"/>
+      <w:pPr>
+        <w:ind w:left="5040" w:hanging="360"/>
+      </w:pPr>
+      <w:rPr>
+        <w:u w:val="none"/>
+      </w:rPr>
+    </w:lvl>
+    <w:lvl w:ilvl="7">
+      <w:start w:val="1"/>
+      <w:numFmt w:val="bullet"/>
+      <w:lvlText w:val="○"/>
+      <w:lvlJc w:val="left"/>
+      <w:pPr>
+        <w:ind w:left="5760" w:hanging="360"/>
+      </w:pPr>
+      <w:rPr>
+        <w:u w:val="none"/>
+      </w:rPr>
+    </w:lvl>
+    <w:lvl w:ilvl="8">
+      <w:start w:val="1"/>
+      <w:numFmt w:val="bullet"/>
+      <w:lvlText w:val="■"/>
+      <w:lvlJc w:val="left"/>
+      <w:pPr>
+        <w:ind w:left="6480" w:hanging="360"/>
+      </w:pPr>
+      <w:rPr>
+        <w:u w:val="none"/>
+      </w:rPr>
+    </w:lvl>
+  </w:abstractNum>
+  <w:abstractNum w:abstractNumId="9">
     <w:lvl w:ilvl="0">
       <w:start w:val="1"/>
       <w:numFmt w:val="decimal"/>
@@ -6654,116 +6981,6 @@
       <w:lvlJc w:val="right"/>
       <w:pPr>
         <w:ind w:left="6480" w:hanging="360"/>
-      </w:pPr>
-      <w:rPr>
-        <w:u w:val="none"/>
-      </w:rPr>
-    </w:lvl>
-  </w:abstractNum>
-  <w:abstractNum w:abstractNumId="9">
-    <w:lvl w:ilvl="0">
-      <w:start w:val="1"/>
-      <w:numFmt w:val="bullet"/>
-      <w:lvlText w:val="●"/>
-      <w:lvlJc w:val="left"/>
-      <w:pPr>
-        <w:ind w:left="2160" w:hanging="360"/>
-      </w:pPr>
-      <w:rPr>
-        <w:u w:val="none"/>
-      </w:rPr>
-    </w:lvl>
-    <w:lvl w:ilvl="1">
-      <w:start w:val="1"/>
-      <w:numFmt w:val="bullet"/>
-      <w:lvlText w:val="○"/>
-      <w:lvlJc w:val="left"/>
-      <w:pPr>
-        <w:ind w:left="2880" w:hanging="360"/>
-      </w:pPr>
-      <w:rPr>
-        <w:u w:val="none"/>
-      </w:rPr>
-    </w:lvl>
-    <w:lvl w:ilvl="2">
-      <w:start w:val="1"/>
-      <w:numFmt w:val="bullet"/>
-      <w:lvlText w:val="■"/>
-      <w:lvlJc w:val="left"/>
-      <w:pPr>
-        <w:ind w:left="3600" w:hanging="360"/>
-      </w:pPr>
-      <w:rPr>
-        <w:u w:val="none"/>
-      </w:rPr>
-    </w:lvl>
-    <w:lvl w:ilvl="3">
-      <w:start w:val="1"/>
-      <w:numFmt w:val="bullet"/>
-      <w:lvlText w:val="●"/>
-      <w:lvlJc w:val="left"/>
-      <w:pPr>
-        <w:ind w:left="4320" w:hanging="360"/>
-      </w:pPr>
-      <w:rPr>
-        <w:u w:val="none"/>
-      </w:rPr>
-    </w:lvl>
-    <w:lvl w:ilvl="4">
-      <w:start w:val="1"/>
-      <w:numFmt w:val="bullet"/>
-      <w:lvlText w:val="○"/>
-      <w:lvlJc w:val="left"/>
-      <w:pPr>
-        <w:ind w:left="5040" w:hanging="360"/>
-      </w:pPr>
-      <w:rPr>
-        <w:u w:val="none"/>
-      </w:rPr>
-    </w:lvl>
-    <w:lvl w:ilvl="5">
-      <w:start w:val="1"/>
-      <w:numFmt w:val="bullet"/>
-      <w:lvlText w:val="■"/>
-      <w:lvlJc w:val="left"/>
-      <w:pPr>
-        <w:ind w:left="5760" w:hanging="360"/>
-      </w:pPr>
-      <w:rPr>
-        <w:u w:val="none"/>
-      </w:rPr>
-    </w:lvl>
-    <w:lvl w:ilvl="6">
-      <w:start w:val="1"/>
-      <w:numFmt w:val="bullet"/>
-      <w:lvlText w:val="●"/>
-      <w:lvlJc w:val="left"/>
-      <w:pPr>
-        <w:ind w:left="6480" w:hanging="360"/>
-      </w:pPr>
-      <w:rPr>
-        <w:u w:val="none"/>
-      </w:rPr>
-    </w:lvl>
-    <w:lvl w:ilvl="7">
-      <w:start w:val="1"/>
-      <w:numFmt w:val="bullet"/>
-      <w:lvlText w:val="○"/>
-      <w:lvlJc w:val="left"/>
-      <w:pPr>
-        <w:ind w:left="7200" w:hanging="360"/>
-      </w:pPr>
-      <w:rPr>
-        <w:u w:val="none"/>
-      </w:rPr>
-    </w:lvl>
-    <w:lvl w:ilvl="8">
-      <w:start w:val="1"/>
-      <w:numFmt w:val="bullet"/>
-      <w:lvlText w:val="■"/>
-      <w:lvlJc w:val="left"/>
-      <w:pPr>
-        <w:ind w:left="7920" w:hanging="360"/>
       </w:pPr>
       <w:rPr>
         <w:u w:val="none"/>
@@ -6881,6 +7098,116 @@
     </w:lvl>
   </w:abstractNum>
   <w:abstractNum w:abstractNumId="11">
+    <w:lvl w:ilvl="0">
+      <w:start w:val="1"/>
+      <w:numFmt w:val="bullet"/>
+      <w:lvlText w:val="●"/>
+      <w:lvlJc w:val="left"/>
+      <w:pPr>
+        <w:ind w:left="2160" w:hanging="360"/>
+      </w:pPr>
+      <w:rPr>
+        <w:u w:val="none"/>
+      </w:rPr>
+    </w:lvl>
+    <w:lvl w:ilvl="1">
+      <w:start w:val="1"/>
+      <w:numFmt w:val="bullet"/>
+      <w:lvlText w:val="○"/>
+      <w:lvlJc w:val="left"/>
+      <w:pPr>
+        <w:ind w:left="2880" w:hanging="360"/>
+      </w:pPr>
+      <w:rPr>
+        <w:u w:val="none"/>
+      </w:rPr>
+    </w:lvl>
+    <w:lvl w:ilvl="2">
+      <w:start w:val="1"/>
+      <w:numFmt w:val="bullet"/>
+      <w:lvlText w:val="■"/>
+      <w:lvlJc w:val="left"/>
+      <w:pPr>
+        <w:ind w:left="3600" w:hanging="360"/>
+      </w:pPr>
+      <w:rPr>
+        <w:u w:val="none"/>
+      </w:rPr>
+    </w:lvl>
+    <w:lvl w:ilvl="3">
+      <w:start w:val="1"/>
+      <w:numFmt w:val="bullet"/>
+      <w:lvlText w:val="●"/>
+      <w:lvlJc w:val="left"/>
+      <w:pPr>
+        <w:ind w:left="4320" w:hanging="360"/>
+      </w:pPr>
+      <w:rPr>
+        <w:u w:val="none"/>
+      </w:rPr>
+    </w:lvl>
+    <w:lvl w:ilvl="4">
+      <w:start w:val="1"/>
+      <w:numFmt w:val="bullet"/>
+      <w:lvlText w:val="○"/>
+      <w:lvlJc w:val="left"/>
+      <w:pPr>
+        <w:ind w:left="5040" w:hanging="360"/>
+      </w:pPr>
+      <w:rPr>
+        <w:u w:val="none"/>
+      </w:rPr>
+    </w:lvl>
+    <w:lvl w:ilvl="5">
+      <w:start w:val="1"/>
+      <w:numFmt w:val="bullet"/>
+      <w:lvlText w:val="■"/>
+      <w:lvlJc w:val="left"/>
+      <w:pPr>
+        <w:ind w:left="5760" w:hanging="360"/>
+      </w:pPr>
+      <w:rPr>
+        <w:u w:val="none"/>
+      </w:rPr>
+    </w:lvl>
+    <w:lvl w:ilvl="6">
+      <w:start w:val="1"/>
+      <w:numFmt w:val="bullet"/>
+      <w:lvlText w:val="●"/>
+      <w:lvlJc w:val="left"/>
+      <w:pPr>
+        <w:ind w:left="6480" w:hanging="360"/>
+      </w:pPr>
+      <w:rPr>
+        <w:u w:val="none"/>
+      </w:rPr>
+    </w:lvl>
+    <w:lvl w:ilvl="7">
+      <w:start w:val="1"/>
+      <w:numFmt w:val="bullet"/>
+      <w:lvlText w:val="○"/>
+      <w:lvlJc w:val="left"/>
+      <w:pPr>
+        <w:ind w:left="7200" w:hanging="360"/>
+      </w:pPr>
+      <w:rPr>
+        <w:u w:val="none"/>
+      </w:rPr>
+    </w:lvl>
+    <w:lvl w:ilvl="8">
+      <w:start w:val="1"/>
+      <w:numFmt w:val="bullet"/>
+      <w:lvlText w:val="■"/>
+      <w:lvlJc w:val="left"/>
+      <w:pPr>
+        <w:ind w:left="7920" w:hanging="360"/>
+      </w:pPr>
+      <w:rPr>
+        <w:u w:val="none"/>
+      </w:rPr>
+    </w:lvl>
+  </w:abstractNum>
+  <w:abstractNum w:abstractNumId="12">
     <w:lvl w:ilvl="0">
       <w:start w:val="1"/>
       <w:numFmt w:val="bullet"/>
@@ -7022,6 +7349,9 @@
   </w:num>
   <w:num w:numId="11">
     <w:abstractNumId w:val="11"/>
+  </w:num>
+  <w:num w:numId="12">
+    <w:abstractNumId w:val="12"/>
   </w:num>
 </w:numbering>
 </file>
@@ -11206,7 +11536,7 @@
 
 <file path=customXML/item1.xml><?xml version="1.0" encoding="utf-8"?>
 <go:gDocsCustomXmlDataStorage xmlns:go="http://customooxmlschemas.google.com/" xmlns:r="http://schemas.openxmlformats.org/officeDocument/2006/relationships" uri="GoogleDocsCustomDataVersion2">
-  <go:docsCustomData xmlns:go="http://customooxmlschemas.google.com/" roundtripDataSignature="AMtx7mi3z3w/isTWYVueo1GjeA23+83qeA==">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</go:docsCustomData>
+  <go:docsCustomData xmlns:go="http://customooxmlschemas.google.com/" roundtripDataSignature="AMtx7miz6yxR3qaLmVMXCjFYfgBgK3wvLg==">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</go:docsCustomData>
 </go:gDocsCustomXmlDataStorage>
 </file>
 
